--- a/docs/project-documentation/Chapter_5_Coding_and_Testing.docx
+++ b/docs/project-documentation/Chapter_5_Coding_and_Testing.docx
@@ -102,7 +102,7 @@
           <w:sz w:val="24"/>
           <w:szCs w:val="24"/>
         </w:rPr>
-        <w:t xml:space="preserve">An Enterprise Cybersecurity Awareness and Incident Response Platform</w:t>
+        <w:t xml:space="preserve">A Cybersecurity Awareness and Incident Response Platform</w:t>
       </w:r>
     </w:p>
     <w:p>
@@ -166,7 +166,7 @@
         <w:t xml:space="preserve">Academic session: </w:t>
       </w:r>
       <w:r>
-        <w:t xml:space="preserve">ND3 IT, January 2023 intake</w:t>
+        <w:t xml:space="preserve">ND3 IT, January 2023</w:t>
       </w:r>
     </w:p>
     <w:p>
@@ -187,7 +187,7 @@
         <w:spacing w:after="120" w:line="300"/>
       </w:pPr>
       <w:r>
-        <w:t xml:space="preserve">This chapter describes how the design was turned into working code, the programming practices followed, the quality and robustness of the programs, and how the system was tested. The guidelines list VB.NET, PHP and Java as example languages; the project uses </w:t>
+        <w:t xml:space="preserve">This chapter explains how the design was turned into working code. It describes the programming practice, the quality and strength of the programs, and how the system was tested. The guidelines give VB.NET, PHP and Java as examples of languages. This project uses </w:t>
       </w:r>
       <w:r>
         <w:rPr>
@@ -207,7 +207,7 @@
         <w:t xml:space="preserve">JavaScript (React)</w:t>
       </w:r>
       <w:r>
-        <w:t xml:space="preserve"> for the web client and </w:t>
+        <w:t xml:space="preserve"> for the web app and </w:t>
       </w:r>
       <w:r>
         <w:rPr>
@@ -217,7 +217,7 @@
         <w:t xml:space="preserve">Dart (Flutter)</w:t>
       </w:r>
       <w:r>
-        <w:t xml:space="preserve"> for the mobile client. The same principles of structure, commenting, usability and robustness apply.</w:t>
+        <w:t xml:space="preserve"> for the mobile app. The same rules apply: clear structure, good comments, easy to use, and no crashes.</w:t>
       </w:r>
     </w:p>
     <w:p>
@@ -226,6 +226,22 @@
       </w:pPr>
       <w:r>
         <w:t xml:space="preserve">5.2 Development Environment and Code Structure</w:t>
+      </w:r>
+    </w:p>
+    <w:p>
+      <w:pPr>
+        <w:keepNext/>
+        <w:spacing w:after="60" w:before="120"/>
+      </w:pPr>
+      <w:r>
+        <w:rPr>
+          <w:b/>
+          <w:bCs/>
+          <w:color w:val="555555"/>
+          <w:sz w:val="19"/>
+          <w:szCs w:val="19"/>
+        </w:rPr>
+        <w:t xml:space="preserve">Table 5.1: Development environment</w:t>
       </w:r>
     </w:p>
     <w:tbl>
@@ -335,7 +351,7 @@
                 <w:sz w:val="19"/>
                 <w:szCs w:val="19"/>
               </w:rPr>
-              <w:t xml:space="preserve">Location</w:t>
+              <w:t xml:space="preserve">Folder</w:t>
             </w:r>
           </w:p>
         </w:tc>
@@ -454,7 +470,7 @@
                 <w:sz w:val="19"/>
                 <w:szCs w:val="19"/>
               </w:rPr>
-              <w:t xml:space="preserve">Web client</w:t>
+              <w:t xml:space="preserve">Web app</w:t>
             </w:r>
           </w:p>
         </w:tc>
@@ -541,7 +557,7 @@
                 <w:sz w:val="19"/>
                 <w:szCs w:val="19"/>
               </w:rPr>
-              <w:t xml:space="preserve">Mobile client</w:t>
+              <w:t xml:space="preserve">Mobile app</w:t>
             </w:r>
           </w:p>
         </w:tc>
@@ -568,7 +584,7 @@
                 <w:sz w:val="19"/>
                 <w:szCs w:val="19"/>
               </w:rPr>
-              <w:t xml:space="preserve">Flutter / Dart, provider, http, flutter_secure_storage, intl</w:t>
+              <w:t xml:space="preserve">Flutter and Dart, provider, http, flutter_secure_storage, intl</w:t>
             </w:r>
           </w:p>
         </w:tc>
@@ -655,7 +671,7 @@
                 <w:sz w:val="19"/>
                 <w:szCs w:val="19"/>
               </w:rPr>
-              <w:t xml:space="preserve">SQLite (development), MySQL 8 (production)</w:t>
+              <w:t xml:space="preserve">SQLite (development), MySQL 8 (real use)</w:t>
             </w:r>
           </w:p>
         </w:tc>
@@ -682,7 +698,7 @@
                 <w:sz w:val="19"/>
                 <w:szCs w:val="19"/>
               </w:rPr>
-              <w:t xml:space="preserve">configured by </w:t>
+              <w:t xml:space="preserve">chosen in </w:t>
             </w:r>
             <w:r>
               <w:rPr>
@@ -749,7 +765,7 @@
                 <w:sz w:val="19"/>
                 <w:szCs w:val="19"/>
               </w:rPr>
-              <w:t xml:space="preserve">Git and GitHub, GitHub Actions CI, pytest, VS Code</w:t>
+              <w:t xml:space="preserve">Git and GitHub, GitHub Actions, pytest, VS Code</w:t>
             </w:r>
           </w:p>
         </w:tc>
@@ -792,7 +808,7 @@
         <w:spacing w:after="120" w:line="300"/>
       </w:pPr>
       <w:r>
-        <w:t xml:space="preserve">The back end is divided into Django apps, one per domain: </w:t>
+        <w:t xml:space="preserve">The server is divided into Django apps, one for each area: </w:t>
       </w:r>
       <w:r>
         <w:rPr>
@@ -891,7 +907,7 @@
         <w:t xml:space="preserve">common</w:t>
       </w:r>
       <w:r>
-        <w:t xml:space="preserve"> app. Each app contains </w:t>
+        <w:t xml:space="preserve"> app. Each app has </w:t>
       </w:r>
       <w:r>
         <w:rPr>
@@ -946,7 +962,7 @@
         <w:t xml:space="preserve">tests/</w:t>
       </w:r>
       <w:r>
-        <w:t xml:space="preserve"> folder; business logic that is more than simple CRUD sits in </w:t>
+        <w:t xml:space="preserve"> folder. Rules that are more than simple create, read, update and delete work are kept in </w:t>
       </w:r>
       <w:r>
         <w:rPr>
@@ -957,7 +973,7 @@
         <w:t xml:space="preserve">services.py</w:t>
       </w:r>
       <w:r>
-        <w:t xml:space="preserve">. The web client is organised into </w:t>
+        <w:t xml:space="preserve">. The web app is divided into </w:t>
       </w:r>
       <w:r>
         <w:rPr>
@@ -1023,7 +1039,7 @@
         <w:t xml:space="preserve">api</w:t>
       </w:r>
       <w:r>
-        <w:t xml:space="preserve">; the mobile client into </w:t>
+        <w:t xml:space="preserve">. The mobile app is divided into </w:t>
       </w:r>
       <w:r>
         <w:rPr>
@@ -1102,7 +1118,7 @@
         <w:spacing w:after="120" w:line="300"/>
       </w:pPr>
       <w:r>
-        <w:t xml:space="preserve">Python code uses four-space indentation as required by the language and PEP 8 naming (</w:t>
+        <w:t xml:space="preserve">Python code uses four spaces for each level, as Python requires and as PEP 8 advises. Names follow Python style: </w:t>
       </w:r>
       <w:r>
         <w:rPr>
@@ -1113,7 +1129,7 @@
         <w:t xml:space="preserve">snake_case</w:t>
       </w:r>
       <w:r>
-        <w:t xml:space="preserve"> functions, </w:t>
+        <w:t xml:space="preserve"> for functions, </w:t>
       </w:r>
       <w:r>
         <w:rPr>
@@ -1124,7 +1140,7 @@
         <w:t xml:space="preserve">CamelCase</w:t>
       </w:r>
       <w:r>
-        <w:t xml:space="preserve"> classes, upper-case constants). JavaScript and Dart code use two-space indentation, consistent formatting and one component or class per file. Related imports are grouped and unused imports are removed.</w:t>
+        <w:t xml:space="preserve"> for classes and capitals for constants. JavaScript and Dart code use two spaces, the same formatting everywhere, and one component or class in each file. Imports are grouped and unused imports are removed.</w:t>
       </w:r>
     </w:p>
     <w:p>
@@ -1132,7 +1148,7 @@
         <w:pStyle w:val="Heading2"/>
       </w:pPr>
       <w:r>
-        <w:t xml:space="preserve">5.3.2 Commenting</w:t>
+        <w:t xml:space="preserve">5.3.2 Comments</w:t>
       </w:r>
     </w:p>
     <w:p>
@@ -1150,7 +1166,7 @@
         <w:t xml:space="preserve">why</w:t>
       </w:r>
       <w:r>
-        <w:t xml:space="preserve">, not what. Docstrings are used where behaviour is not obvious, for example the attempt-limit helper:</w:t>
+        <w:t xml:space="preserve"> the code does something, not what it does. A short docstring is used where the behaviour is not obvious. For example:</w:t>
       </w:r>
     </w:p>
     <w:p>
@@ -1298,7 +1314,7 @@
         <w:pStyle w:val="Heading2"/>
       </w:pPr>
       <w:r>
-        <w:t xml:space="preserve">5.3.3 Naming and modularity</w:t>
+        <w:t xml:space="preserve">5.3.3 Names and modules</w:t>
       </w:r>
     </w:p>
     <w:p>
@@ -1311,7 +1327,7 @@
         <w:spacing w:after="60" w:line="288"/>
       </w:pPr>
       <w:r>
-        <w:t xml:space="preserve">Names describe purpose: </w:t>
+        <w:t xml:space="preserve">Names show purpose: </w:t>
       </w:r>
       <w:r>
         <w:rPr>
@@ -1368,7 +1384,7 @@
         <w:spacing w:after="60" w:line="288"/>
       </w:pPr>
       <w:r>
-        <w:t xml:space="preserve">Small functions with a single responsibility; shared rules live in one place (</w:t>
+        <w:t xml:space="preserve">Functions are small and do one job. Shared rules live in one place (</w:t>
       </w:r>
       <w:r>
         <w:rPr>
@@ -1403,7 +1419,7 @@
         <w:spacing w:after="60" w:line="288"/>
       </w:pPr>
       <w:r>
-        <w:t xml:space="preserve">Constants instead of magic numbers: </w:t>
+        <w:t xml:space="preserve">Constants replace magic numbers: </w:t>
       </w:r>
       <w:r>
         <w:rPr>
@@ -1438,7 +1454,7 @@
         <w:spacing w:after="60" w:line="288"/>
       </w:pPr>
       <w:r>
-        <w:t xml:space="preserve">Configuration comes from environment variables (</w:t>
+        <w:t xml:space="preserve">Settings come from environment variables in </w:t>
       </w:r>
       <w:r>
         <w:rPr>
@@ -1449,7 +1465,7 @@
         <w:t xml:space="preserve">.env</w:t>
       </w:r>
       <w:r>
-        <w:t xml:space="preserve">), not from the code.</w:t>
+        <w:t xml:space="preserve">, not from the code.</w:t>
       </w:r>
     </w:p>
     <w:p>
@@ -1457,7 +1473,7 @@
         <w:pStyle w:val="Heading2"/>
       </w:pPr>
       <w:r>
-        <w:t xml:space="preserve">5.3.4 Representative code</w:t>
+        <w:t xml:space="preserve">5.3.4 Sample code</w:t>
       </w:r>
     </w:p>
     <w:p>
@@ -1465,7 +1481,7 @@
         <w:pStyle w:val="Heading3"/>
       </w:pPr>
       <w:r>
-        <w:t xml:space="preserve">Evidence validation (common/validators.py)</w:t>
+        <w:t xml:space="preserve">Evidence check (common/validators.py)</w:t>
       </w:r>
     </w:p>
     <w:p>
@@ -1660,7 +1676,7 @@
           <w:sz w:val="17"/>
           <w:szCs w:val="17"/>
         </w:rPr>
-        <w:t xml:space="preserve">    safe_name = f"{uuid.uuid4().hex}{ext}"   # user-supplied name is never used</w:t>
+        <w:t xml:space="preserve">    safe_name = f"{uuid.uuid4().hex}{ext}"   # the user's file name is never used</w:t>
       </w:r>
     </w:p>
     <w:p>
@@ -1688,7 +1704,155 @@
         <w:pStyle w:val="Heading3"/>
       </w:pPr>
       <w:r>
-        <w:t xml:space="preserve">Priority calculation (incidents/models.py)</w:t>
+        <w:t xml:space="preserve">Applying the check when an incident is reported (incidents/serializers.py)</w:t>
+      </w:r>
+    </w:p>
+    <w:p>
+      <w:pPr>
+        <w:shd w:fill="F3F5F8" w:val="clear"/>
+        <w:spacing w:after="0"/>
+        <w:ind w:left="120"/>
+      </w:pPr>
+      <w:r>
+        <w:rPr>
+          <w:rFonts w:ascii="Consolas" w:cs="Consolas" w:eastAsia="Consolas" w:hAnsi="Consolas"/>
+          <w:sz w:val="17"/>
+          <w:szCs w:val="17"/>
+        </w:rPr>
+        <w:t xml:space="preserve">def validate_attachments(self, files):</w:t>
+      </w:r>
+    </w:p>
+    <w:p>
+      <w:pPr>
+        <w:shd w:fill="F3F5F8" w:val="clear"/>
+        <w:spacing w:after="0"/>
+        <w:ind w:left="120"/>
+      </w:pPr>
+      <w:r>
+        <w:rPr>
+          <w:rFonts w:ascii="Consolas" w:cs="Consolas" w:eastAsia="Consolas" w:hAnsi="Consolas"/>
+          <w:sz w:val="17"/>
+          <w:szCs w:val="17"/>
+        </w:rPr>
+        <w:t xml:space="preserve">    # Model validators only run on full_clean(), which objects.create() skips,</w:t>
+      </w:r>
+    </w:p>
+    <w:p>
+      <w:pPr>
+        <w:shd w:fill="F3F5F8" w:val="clear"/>
+        <w:spacing w:after="0"/>
+        <w:ind w:left="120"/>
+      </w:pPr>
+      <w:r>
+        <w:rPr>
+          <w:rFonts w:ascii="Consolas" w:cs="Consolas" w:eastAsia="Consolas" w:hAnsi="Consolas"/>
+          <w:sz w:val="17"/>
+          <w:szCs w:val="17"/>
+        </w:rPr>
+        <w:t xml:space="preserve">    # so the type and size rules must be applied here.</w:t>
+      </w:r>
+    </w:p>
+    <w:p>
+      <w:pPr>
+        <w:shd w:fill="F3F5F8" w:val="clear"/>
+        <w:spacing w:after="0"/>
+        <w:ind w:left="120"/>
+      </w:pPr>
+      <w:r>
+        <w:rPr>
+          <w:rFonts w:ascii="Consolas" w:cs="Consolas" w:eastAsia="Consolas" w:hAnsi="Consolas"/>
+          <w:sz w:val="17"/>
+          <w:szCs w:val="17"/>
+        </w:rPr>
+        <w:t xml:space="preserve">    for file_obj in files:</w:t>
+      </w:r>
+    </w:p>
+    <w:p>
+      <w:pPr>
+        <w:shd w:fill="F3F5F8" w:val="clear"/>
+        <w:spacing w:after="0"/>
+        <w:ind w:left="120"/>
+      </w:pPr>
+      <w:r>
+        <w:rPr>
+          <w:rFonts w:ascii="Consolas" w:cs="Consolas" w:eastAsia="Consolas" w:hAnsi="Consolas"/>
+          <w:sz w:val="17"/>
+          <w:szCs w:val="17"/>
+        </w:rPr>
+        <w:t xml:space="preserve">        try:</w:t>
+      </w:r>
+    </w:p>
+    <w:p>
+      <w:pPr>
+        <w:shd w:fill="F3F5F8" w:val="clear"/>
+        <w:spacing w:after="0"/>
+        <w:ind w:left="120"/>
+      </w:pPr>
+      <w:r>
+        <w:rPr>
+          <w:rFonts w:ascii="Consolas" w:cs="Consolas" w:eastAsia="Consolas" w:hAnsi="Consolas"/>
+          <w:sz w:val="17"/>
+          <w:szCs w:val="17"/>
+        </w:rPr>
+        <w:t xml:space="preserve">            validate_evidence_upload(file_obj)</w:t>
+      </w:r>
+    </w:p>
+    <w:p>
+      <w:pPr>
+        <w:shd w:fill="F3F5F8" w:val="clear"/>
+        <w:spacing w:after="0"/>
+        <w:ind w:left="120"/>
+      </w:pPr>
+      <w:r>
+        <w:rPr>
+          <w:rFonts w:ascii="Consolas" w:cs="Consolas" w:eastAsia="Consolas" w:hAnsi="Consolas"/>
+          <w:sz w:val="17"/>
+          <w:szCs w:val="17"/>
+        </w:rPr>
+        <w:t xml:space="preserve">        except DjangoValidationError as exc:</w:t>
+      </w:r>
+    </w:p>
+    <w:p>
+      <w:pPr>
+        <w:shd w:fill="F3F5F8" w:val="clear"/>
+        <w:spacing w:after="0"/>
+        <w:ind w:left="120"/>
+      </w:pPr>
+      <w:r>
+        <w:rPr>
+          <w:rFonts w:ascii="Consolas" w:cs="Consolas" w:eastAsia="Consolas" w:hAnsi="Consolas"/>
+          <w:sz w:val="17"/>
+          <w:szCs w:val="17"/>
+        </w:rPr>
+        <w:t xml:space="preserve">            raise serializers.ValidationError(f"{file_obj.name}: {' '.join(exc.messages)}")</w:t>
+      </w:r>
+    </w:p>
+    <w:p>
+      <w:pPr>
+        <w:shd w:fill="F3F5F8" w:val="clear"/>
+        <w:spacing w:after="0"/>
+        <w:ind w:left="120"/>
+      </w:pPr>
+      <w:r>
+        <w:rPr>
+          <w:rFonts w:ascii="Consolas" w:cs="Consolas" w:eastAsia="Consolas" w:hAnsi="Consolas"/>
+          <w:sz w:val="17"/>
+          <w:szCs w:val="17"/>
+        </w:rPr>
+        <w:t xml:space="preserve">    return files</w:t>
+      </w:r>
+    </w:p>
+    <w:p>
+      <w:pPr>
+        <w:spacing w:after="120"/>
+      </w:pPr>
+    </w:p>
+    <w:p>
+      <w:pPr>
+        <w:pStyle w:val="Heading3"/>
+      </w:pPr>
+      <w:r>
+        <w:t xml:space="preserve">Priority score (incidents/models.py)</w:t>
       </w:r>
     </w:p>
     <w:p>
@@ -1791,7 +1955,7 @@
         <w:pStyle w:val="Heading3"/>
       </w:pPr>
       <w:r>
-        <w:t xml:space="preserve">Quiz grading (quizzes/services.py)</w:t>
+        <w:t xml:space="preserve">Quiz marking (quizzes/services.py)</w:t>
       </w:r>
     </w:p>
     <w:p>
@@ -1972,7 +2136,7 @@
         <w:t xml:space="preserve">@transaction.atomic</w:t>
       </w:r>
       <w:r>
-        <w:t xml:space="preserve"> ensures a grading failure cannot leave a half-saved attempt, and the answer lookup is restricted to the question so a user cannot score points with an answer from a different question.</w:t>
+        <w:t xml:space="preserve"> makes sure a failure cannot leave a half-saved attempt. The answer is looked up only inside its own question, so a user cannot gain points with an answer from another question.</w:t>
       </w:r>
     </w:p>
     <w:p>
@@ -1981,6 +2145,22 @@
       </w:pPr>
       <w:r>
         <w:t xml:space="preserve">5.4 Program Quality (User Friendliness)</w:t>
+      </w:r>
+    </w:p>
+    <w:p>
+      <w:pPr>
+        <w:keepNext/>
+        <w:spacing w:after="60" w:before="120"/>
+      </w:pPr>
+      <w:r>
+        <w:rPr>
+          <w:b/>
+          <w:bCs/>
+          <w:color w:val="555555"/>
+          <w:sz w:val="19"/>
+          <w:szCs w:val="19"/>
+        </w:rPr>
+        <w:t xml:space="preserve">Table 5.2: Program quality</w:t>
       </w:r>
     </w:p>
     <w:tbl>
@@ -2118,7 +2298,7 @@
                 <w:sz w:val="19"/>
                 <w:szCs w:val="19"/>
               </w:rPr>
-              <w:t xml:space="preserve">Sidebar grouped Learn / Respond / Administer on the web; five-item bottom navigation (Home, Learn, Incidents, Alerts, Account) on mobile.</w:t>
+              <w:t xml:space="preserve">A grouped menu (Learn, Respond, Administer) on the web; a five-item bottom bar on mobile.</w:t>
             </w:r>
           </w:p>
         </w:tc>
@@ -2177,7 +2357,7 @@
                 <w:sz w:val="19"/>
                 <w:szCs w:val="19"/>
               </w:rPr>
-              <w:t xml:space="preserve">Field-level validation text, toasts for success, error panels with a retry option, empty-state messages that say what to do next.</w:t>
+              <w:t xml:space="preserve">Messages beside fields, toast messages for success, error panels with a retry button, and empty-state hints that say what to do next.</w:t>
             </w:r>
           </w:p>
         </w:tc>
@@ -2236,7 +2416,7 @@
                 <w:sz w:val="19"/>
                 <w:szCs w:val="19"/>
               </w:rPr>
-              <w:t xml:space="preserve">Password strength meter, hint text on forms (for example the example affected systems), file-type and size hints on upload, timer on quizzes.</w:t>
+              <w:t xml:space="preserve">A password strength meter, hint text on forms, file type and size hints on upload, and a timer on quizzes.</w:t>
             </w:r>
           </w:p>
         </w:tc>
@@ -2295,7 +2475,7 @@
                 <w:sz w:val="19"/>
                 <w:szCs w:val="19"/>
               </w:rPr>
-              <w:t xml:space="preserve">Drafts for incident reports, bookmarks and progress for lessons, search and filters, paginated lists, loading skeletons instead of blank screens.</w:t>
+              <w:t xml:space="preserve">Drafts for incident reports, bookmarks and progress for lessons, search and filters, paged lists, and loading skeletons instead of blank screens.</w:t>
             </w:r>
           </w:p>
         </w:tc>
@@ -2327,7 +2507,7 @@
                 <w:sz w:val="19"/>
                 <w:szCs w:val="19"/>
               </w:rPr>
-              <w:t xml:space="preserve">Protection against mistakes</w:t>
+              <w:t xml:space="preserve">Protection from mistakes</w:t>
             </w:r>
           </w:p>
         </w:tc>
@@ -2354,7 +2534,7 @@
                 <w:sz w:val="19"/>
                 <w:szCs w:val="19"/>
               </w:rPr>
-              <w:t xml:space="preserve">Confirmation dialogs for deletion; warning when leaving a form with unsaved changes; dates cannot be set in the future on incident reports.</w:t>
+              <w:t xml:space="preserve">Confirmation boxes before deleting; a warning when leaving a form with unsaved changes; incident dates cannot be in the future.</w:t>
             </w:r>
           </w:p>
         </w:tc>
@@ -2413,7 +2593,7 @@
                 <w:sz w:val="19"/>
                 <w:szCs w:val="19"/>
               </w:rPr>
-              <w:t xml:space="preserve">Reusable components (Card, Button, Dialog, StatusBadge, Toast) ensure the same behaviour everywhere.</w:t>
+              <w:t xml:space="preserve">Shared components (Card, Button, Dialog, StatusBadge, Toast) behave the same everywhere.</w:t>
             </w:r>
           </w:p>
         </w:tc>
@@ -2445,7 +2625,7 @@
                 <w:sz w:val="19"/>
                 <w:szCs w:val="19"/>
               </w:rPr>
-              <w:t xml:space="preserve">Responsiveness</w:t>
+              <w:t xml:space="preserve">Fit for the device</w:t>
             </w:r>
           </w:p>
         </w:tc>
@@ -2472,7 +2652,7 @@
                 <w:sz w:val="19"/>
                 <w:szCs w:val="19"/>
               </w:rPr>
-              <w:t xml:space="preserve">Layouts adapt from desktop to tablet and phone; the Flutter app gives a native mobile experience.</w:t>
+              <w:t xml:space="preserve">Layouts adapt from computer to tablet and phone; the Flutter app gives a native phone experience.</w:t>
             </w:r>
           </w:p>
         </w:tc>
@@ -2531,7 +2711,7 @@
                 <w:sz w:val="19"/>
                 <w:szCs w:val="19"/>
               </w:rPr>
-              <w:t xml:space="preserve">Quiz results explain each answer and recommend lessons; phishing results show which red flags were missed.</w:t>
+              <w:t xml:space="preserve">Quiz results explain each answer and suggest lessons; phishing results show which red flags were missed.</w:t>
             </w:r>
           </w:p>
         </w:tc>
@@ -2555,7 +2735,23 @@
         <w:spacing w:after="120" w:line="300"/>
       </w:pPr>
       <w:r>
-        <w:t xml:space="preserve">A robust program does not crash or corrupt data when given bad input or when something fails. The following measures are used.</w:t>
+        <w:t xml:space="preserve">A strong program does not crash or damage data when it gets bad input or when something fails. These measures are used.</w:t>
+      </w:r>
+    </w:p>
+    <w:p>
+      <w:pPr>
+        <w:keepNext/>
+        <w:spacing w:after="60" w:before="120"/>
+      </w:pPr>
+      <w:r>
+        <w:rPr>
+          <w:b/>
+          <w:bCs/>
+          <w:color w:val="555555"/>
+          <w:sz w:val="19"/>
+          <w:szCs w:val="19"/>
+        </w:rPr>
+        <w:t xml:space="preserve">Table 5.3: Program resilience</w:t>
       </w:r>
     </w:p>
     <w:tbl>
@@ -2666,7 +2862,7 @@
                 <w:sz w:val="19"/>
                 <w:szCs w:val="19"/>
               </w:rPr>
-              <w:t xml:space="preserve">Invalid or missing input</w:t>
+              <w:t xml:space="preserve">Wrong or missing input</w:t>
             </w:r>
           </w:p>
         </w:tc>
@@ -2693,7 +2889,7 @@
                 <w:sz w:val="19"/>
                 <w:szCs w:val="19"/>
               </w:rPr>
-              <w:t xml:space="preserve">Serializer validation on every endpoint; uniform JSON errors from </w:t>
+              <w:t xml:space="preserve">Checks on every endpoint; one JSON error format from </w:t>
             </w:r>
             <w:r>
               <w:rPr>
@@ -2708,7 +2904,7 @@
                 <w:sz w:val="19"/>
                 <w:szCs w:val="19"/>
               </w:rPr>
-              <w:t xml:space="preserve"> (success flag, error code, message, details) instead of stack traces.</w:t>
+              <w:t xml:space="preserve"> (success flag, code, message, details) instead of a stack trace.</w:t>
             </w:r>
           </w:p>
         </w:tc>
@@ -2740,7 +2936,7 @@
                 <w:sz w:val="19"/>
                 <w:szCs w:val="19"/>
               </w:rPr>
-              <w:t xml:space="preserve">Malicious files</w:t>
+              <w:t xml:space="preserve">Harmful files</w:t>
             </w:r>
           </w:p>
         </w:tc>
@@ -2767,7 +2963,7 @@
                 <w:sz w:val="19"/>
                 <w:szCs w:val="19"/>
               </w:rPr>
-              <w:t xml:space="preserve">Extension allow-list, 10 MB limit, randomised stored file name, files are never executed.</w:t>
+              <w:t xml:space="preserve">Type allow-list, 10 MB limit, random stored name; files are never run. The check runs before the incident is created.</w:t>
             </w:r>
           </w:p>
         </w:tc>
@@ -2826,7 +3022,7 @@
                 <w:sz w:val="19"/>
                 <w:szCs w:val="19"/>
               </w:rPr>
-              <w:t xml:space="preserve">Authentication and role checks on every view; owner-or-officer object permissions; tests confirm 401/403 responses.</w:t>
+              <w:t xml:space="preserve">Sign-in and role checks on every view; owner-or-officer checks on single items; tests prove the 401 and 403 answers.</w:t>
             </w:r>
           </w:p>
         </w:tc>
@@ -2858,7 +3054,7 @@
                 <w:sz w:val="19"/>
                 <w:szCs w:val="19"/>
               </w:rPr>
-              <w:t xml:space="preserve">Brute-force and flooding</w:t>
+              <w:t xml:space="preserve">Password guessing and flooding</w:t>
             </w:r>
           </w:p>
         </w:tc>
@@ -2885,7 +3081,7 @@
                 <w:sz w:val="19"/>
                 <w:szCs w:val="19"/>
               </w:rPr>
-              <w:t xml:space="preserve">Failed-login counter, throttling (anonymous 60/min, user 600/min, authentication 10/min).</w:t>
+              <w:t xml:space="preserve">Failed-login counter; request limits (anonymous 60 a minute, users 600 a minute, login and reset 10 a minute).</w:t>
             </w:r>
           </w:p>
         </w:tc>
@@ -2944,7 +3140,7 @@
                 <w:sz w:val="19"/>
                 <w:szCs w:val="19"/>
               </w:rPr>
-              <w:t xml:space="preserve">Short-lived access tokens; refresh rotation with blacklist; logout revokes the session.</w:t>
+              <w:t xml:space="preserve">Short-lived access tokens; refresh rotation with a blacklist; logout ends the session.</w:t>
             </w:r>
           </w:p>
         </w:tc>
@@ -2976,7 +3172,7 @@
                 <w:sz w:val="19"/>
                 <w:szCs w:val="19"/>
               </w:rPr>
-              <w:t xml:space="preserve">Partial updates</w:t>
+              <w:t xml:space="preserve">Half-finished updates</w:t>
             </w:r>
           </w:p>
         </w:tc>
@@ -3003,7 +3199,7 @@
                 <w:sz w:val="19"/>
                 <w:szCs w:val="19"/>
               </w:rPr>
-              <w:t xml:space="preserve">Database transactions around grading and multi-step writes.</w:t>
+              <w:t xml:space="preserve">Database transactions around marking and other multi-step writes.</w:t>
             </w:r>
           </w:p>
         </w:tc>
@@ -3062,7 +3258,7 @@
                 <w:sz w:val="19"/>
                 <w:szCs w:val="19"/>
               </w:rPr>
-              <w:t xml:space="preserve">Attempt limits enforced at both start and submit; abandoned attempts do not use up an attempt; counts only completed attempts.</w:t>
+              <w:t xml:space="preserve">Attempt limits enforced at start and at submit; abandoned attempts do not use up an attempt; only completed attempts are counted.</w:t>
             </w:r>
           </w:p>
         </w:tc>
@@ -3094,7 +3290,7 @@
                 <w:sz w:val="19"/>
                 <w:szCs w:val="19"/>
               </w:rPr>
-              <w:t xml:space="preserve">Network failure on clients</w:t>
+              <w:t xml:space="preserve">Network failure in the apps</w:t>
             </w:r>
           </w:p>
         </w:tc>
@@ -3121,7 +3317,7 @@
                 <w:sz w:val="19"/>
                 <w:szCs w:val="19"/>
               </w:rPr>
-              <w:t xml:space="preserve">Axios interceptors refresh tokens or return to login; error and retry states on pages; development-only fallback data is not used in production.</w:t>
+              <w:t xml:space="preserve">The web client refreshes tokens or returns to the login page; pages show error and retry states.</w:t>
             </w:r>
           </w:p>
         </w:tc>
@@ -3153,7 +3349,7 @@
                 <w:sz w:val="19"/>
                 <w:szCs w:val="19"/>
               </w:rPr>
-              <w:t xml:space="preserve">Data inconsistency</w:t>
+              <w:t xml:space="preserve">Inconsistent data</w:t>
             </w:r>
           </w:p>
         </w:tc>
@@ -3180,7 +3376,7 @@
                 <w:sz w:val="19"/>
                 <w:szCs w:val="19"/>
               </w:rPr>
-              <w:t xml:space="preserve">Foreign keys, unique constraints (reference numbers, notification per user and alert) and protected deletes for categories that are in use.</w:t>
+              <w:t xml:space="preserve">Foreign keys, unique constraints (reference numbers, one notification for each user and alert) and protected deletes for categories in use.</w:t>
             </w:r>
           </w:p>
         </w:tc>
@@ -3239,7 +3435,7 @@
                 <w:sz w:val="19"/>
                 <w:szCs w:val="19"/>
               </w:rPr>
-              <w:t xml:space="preserve">Audit log records who changed what; delete confirmations.</w:t>
+              <w:t xml:space="preserve">The audit log records who changed what; delete confirmations.</w:t>
             </w:r>
           </w:p>
         </w:tc>
@@ -3264,6 +3460,22 @@
       </w:pPr>
       <w:r>
         <w:t xml:space="preserve">5.6.1 Test strategy</w:t>
+      </w:r>
+    </w:p>
+    <w:p>
+      <w:pPr>
+        <w:keepNext/>
+        <w:spacing w:after="60" w:before="120"/>
+      </w:pPr>
+      <w:r>
+        <w:rPr>
+          <w:b/>
+          <w:bCs/>
+          <w:color w:val="555555"/>
+          <w:sz w:val="19"/>
+          <w:szCs w:val="19"/>
+        </w:rPr>
+        <w:t xml:space="preserve">Table 5.4: Test levels</w:t>
       </w:r>
     </w:p>
     <w:tbl>
@@ -3432,7 +3644,7 @@
                 <w:sz w:val="19"/>
                 <w:szCs w:val="19"/>
               </w:rPr>
-              <w:t xml:space="preserve">Verify single functions and model methods (priority score, reference number, grading, validators)</w:t>
+              <w:t xml:space="preserve">Check single functions and model methods (priority score, reference number, marking, validators)</w:t>
             </w:r>
           </w:p>
         </w:tc>
@@ -3491,7 +3703,7 @@
                 <w:sz w:val="19"/>
                 <w:szCs w:val="19"/>
               </w:rPr>
-              <w:t xml:space="preserve">Integration / API testing</w:t>
+              <w:t xml:space="preserve">Integration and API testing</w:t>
             </w:r>
           </w:p>
         </w:tc>
@@ -3518,7 +3730,7 @@
                 <w:sz w:val="19"/>
                 <w:szCs w:val="19"/>
               </w:rPr>
-              <w:t xml:space="preserve">Verify complete request flows through authentication, permissions, serializers, services and database</w:t>
+              <w:t xml:space="preserve">Check whole request flows through login, permissions, serializers, services and database</w:t>
             </w:r>
           </w:p>
         </w:tc>
@@ -3545,7 +3757,7 @@
                 <w:sz w:val="19"/>
                 <w:szCs w:val="19"/>
               </w:rPr>
-              <w:t xml:space="preserve">pytest with DRF API client</w:t>
+              <w:t xml:space="preserve">pytest with the DRF test client</w:t>
             </w:r>
           </w:p>
         </w:tc>
@@ -3577,7 +3789,7 @@
                 <w:sz w:val="19"/>
                 <w:szCs w:val="19"/>
               </w:rPr>
-              <w:t xml:space="preserve">Security / role testing</w:t>
+              <w:t xml:space="preserve">Security and role testing</w:t>
             </w:r>
           </w:p>
         </w:tc>
@@ -3604,7 +3816,7 @@
                 <w:sz w:val="19"/>
                 <w:szCs w:val="19"/>
               </w:rPr>
-              <w:t xml:space="preserve">Verify that each role can only do what it should</w:t>
+              <w:t xml:space="preserve">Check that each role can do only what it should</w:t>
             </w:r>
           </w:p>
         </w:tc>
@@ -3663,7 +3875,7 @@
                 <w:sz w:val="19"/>
                 <w:szCs w:val="19"/>
               </w:rPr>
-              <w:t xml:space="preserve">Static and build checks</w:t>
+              <w:t xml:space="preserve">Live flow testing</w:t>
             </w:r>
           </w:p>
         </w:tc>
@@ -3690,7 +3902,7 @@
                 <w:sz w:val="19"/>
                 <w:szCs w:val="19"/>
               </w:rPr>
-              <w:t xml:space="preserve">Check migrations are in step with models; Django deployment checks; production build of the web client; mobile analysis and tests</w:t>
+              <w:t xml:space="preserve">Run the main user flows against a running server</w:t>
             </w:r>
           </w:p>
         </w:tc>
@@ -3714,55 +3926,18 @@
           <w:p>
             <w:r>
               <w:rPr>
-                <w:sz w:val="19"/>
-                <w:szCs w:val="19"/>
-              </w:rPr>
-              <w:t xml:space="preserve">GitHub Actions CI (</w:t>
-            </w:r>
-            <w:r>
-              <w:rPr>
                 <w:rFonts w:ascii="Consolas" w:cs="Consolas" w:eastAsia="Consolas" w:hAnsi="Consolas"/>
                 <w:sz w:val="19"/>
                 <w:szCs w:val="19"/>
               </w:rPr>
-              <w:t xml:space="preserve">makemigrations --check</w:t>
-            </w:r>
-            <w:r>
-              <w:rPr>
-                <w:sz w:val="19"/>
-                <w:szCs w:val="19"/>
-              </w:rPr>
-              <w:t xml:space="preserve">, </w:t>
-            </w:r>
-            <w:r>
-              <w:rPr>
-                <w:rFonts w:ascii="Consolas" w:cs="Consolas" w:eastAsia="Consolas" w:hAnsi="Consolas"/>
-                <w:sz w:val="19"/>
-                <w:szCs w:val="19"/>
-              </w:rPr>
-              <w:t xml:space="preserve">check --deploy</w:t>
-            </w:r>
-            <w:r>
-              <w:rPr>
-                <w:sz w:val="19"/>
-                <w:szCs w:val="19"/>
-              </w:rPr>
-              <w:t xml:space="preserve">, </w:t>
-            </w:r>
-            <w:r>
-              <w:rPr>
-                <w:rFonts w:ascii="Consolas" w:cs="Consolas" w:eastAsia="Consolas" w:hAnsi="Consolas"/>
-                <w:sz w:val="19"/>
-                <w:szCs w:val="19"/>
-              </w:rPr>
-              <w:t xml:space="preserve">npm run build</w:t>
-            </w:r>
-            <w:r>
-              <w:rPr>
-                <w:sz w:val="19"/>
-                <w:szCs w:val="19"/>
-              </w:rPr>
-              <w:t xml:space="preserve">, Flutter job)</w:t>
+              <w:t xml:space="preserve">build/verify_live.js</w:t>
+            </w:r>
+            <w:r>
+              <w:rPr>
+                <w:sz w:val="19"/>
+                <w:szCs w:val="19"/>
+              </w:rPr>
+              <w:t xml:space="preserve"> (Node.js); Flutter live smoke test</w:t>
             </w:r>
           </w:p>
         </w:tc>
@@ -3794,6 +3969,223 @@
                 <w:sz w:val="19"/>
                 <w:szCs w:val="19"/>
               </w:rPr>
+              <w:t xml:space="preserve">Mobile screen testing</w:t>
+            </w:r>
+          </w:p>
+        </w:tc>
+        <w:tc>
+          <w:tcPr>
+            <w:tcW w:type="dxa" w:w="4526"/>
+            <w:tcBorders>
+              <w:top w:val="single" w:color="B8C2D0" w:sz="4"/>
+              <w:left w:val="single" w:color="B8C2D0" w:sz="4"/>
+              <w:bottom w:val="single" w:color="B8C2D0" w:sz="4"/>
+              <w:right w:val="single" w:color="B8C2D0" w:sz="4"/>
+            </w:tcBorders>
+            <w:shd w:fill="FFFFFF" w:color="auto" w:val="clear"/>
+            <w:tcMar>
+              <w:top w:type="dxa" w:w="60"/>
+              <w:left w:type="dxa" w:w="100"/>
+              <w:bottom w:type="dxa" w:w="60"/>
+              <w:right w:type="dxa" w:w="100"/>
+            </w:tcMar>
+          </w:tcPr>
+          <w:p>
+            <w:r>
+              <w:rPr>
+                <w:sz w:val="19"/>
+                <w:szCs w:val="19"/>
+              </w:rPr>
+              <w:t xml:space="preserve">Run the app screens in a test window</w:t>
+            </w:r>
+          </w:p>
+        </w:tc>
+        <w:tc>
+          <w:tcPr>
+            <w:tcW w:type="dxa" w:w="2300"/>
+            <w:tcBorders>
+              <w:top w:val="single" w:color="B8C2D0" w:sz="4"/>
+              <w:left w:val="single" w:color="B8C2D0" w:sz="4"/>
+              <w:bottom w:val="single" w:color="B8C2D0" w:sz="4"/>
+              <w:right w:val="single" w:color="B8C2D0" w:sz="4"/>
+            </w:tcBorders>
+            <w:shd w:fill="FFFFFF" w:color="auto" w:val="clear"/>
+            <w:tcMar>
+              <w:top w:type="dxa" w:w="60"/>
+              <w:left w:type="dxa" w:w="100"/>
+              <w:bottom w:type="dxa" w:w="60"/>
+              <w:right w:type="dxa" w:w="100"/>
+            </w:tcMar>
+          </w:tcPr>
+          <w:p>
+            <w:r>
+              <w:rPr>
+                <w:sz w:val="19"/>
+                <w:szCs w:val="19"/>
+              </w:rPr>
+              <w:t xml:space="preserve">Flutter test</w:t>
+            </w:r>
+          </w:p>
+        </w:tc>
+      </w:tr>
+      <w:tr>
+        <w:trPr>
+          <w:cantSplit/>
+        </w:trPr>
+        <w:tc>
+          <w:tcPr>
+            <w:tcW w:type="dxa" w:w="2200"/>
+            <w:tcBorders>
+              <w:top w:val="single" w:color="B8C2D0" w:sz="4"/>
+              <w:left w:val="single" w:color="B8C2D0" w:sz="4"/>
+              <w:bottom w:val="single" w:color="B8C2D0" w:sz="4"/>
+              <w:right w:val="single" w:color="B8C2D0" w:sz="4"/>
+            </w:tcBorders>
+            <w:shd w:fill="FFFFFF" w:color="auto" w:val="clear"/>
+            <w:tcMar>
+              <w:top w:type="dxa" w:w="60"/>
+              <w:left w:type="dxa" w:w="100"/>
+              <w:bottom w:type="dxa" w:w="60"/>
+              <w:right w:type="dxa" w:w="100"/>
+            </w:tcMar>
+          </w:tcPr>
+          <w:p>
+            <w:r>
+              <w:rPr>
+                <w:sz w:val="19"/>
+                <w:szCs w:val="19"/>
+              </w:rPr>
+              <w:t xml:space="preserve">Build checks</w:t>
+            </w:r>
+          </w:p>
+        </w:tc>
+        <w:tc>
+          <w:tcPr>
+            <w:tcW w:type="dxa" w:w="4526"/>
+            <w:tcBorders>
+              <w:top w:val="single" w:color="B8C2D0" w:sz="4"/>
+              <w:left w:val="single" w:color="B8C2D0" w:sz="4"/>
+              <w:bottom w:val="single" w:color="B8C2D0" w:sz="4"/>
+              <w:right w:val="single" w:color="B8C2D0" w:sz="4"/>
+            </w:tcBorders>
+            <w:shd w:fill="FFFFFF" w:color="auto" w:val="clear"/>
+            <w:tcMar>
+              <w:top w:type="dxa" w:w="60"/>
+              <w:left w:type="dxa" w:w="100"/>
+              <w:bottom w:type="dxa" w:w="60"/>
+              <w:right w:type="dxa" w:w="100"/>
+            </w:tcMar>
+          </w:tcPr>
+          <w:p>
+            <w:r>
+              <w:rPr>
+                <w:sz w:val="19"/>
+                <w:szCs w:val="19"/>
+              </w:rPr>
+              <w:t xml:space="preserve">Check that migrations match the models, Django deployment checks, web build and mobile checks</w:t>
+            </w:r>
+          </w:p>
+        </w:tc>
+        <w:tc>
+          <w:tcPr>
+            <w:tcW w:type="dxa" w:w="2300"/>
+            <w:tcBorders>
+              <w:top w:val="single" w:color="B8C2D0" w:sz="4"/>
+              <w:left w:val="single" w:color="B8C2D0" w:sz="4"/>
+              <w:bottom w:val="single" w:color="B8C2D0" w:sz="4"/>
+              <w:right w:val="single" w:color="B8C2D0" w:sz="4"/>
+            </w:tcBorders>
+            <w:shd w:fill="FFFFFF" w:color="auto" w:val="clear"/>
+            <w:tcMar>
+              <w:top w:type="dxa" w:w="60"/>
+              <w:left w:type="dxa" w:w="100"/>
+              <w:bottom w:type="dxa" w:w="60"/>
+              <w:right w:type="dxa" w:w="100"/>
+            </w:tcMar>
+          </w:tcPr>
+          <w:p>
+            <w:r>
+              <w:rPr>
+                <w:sz w:val="19"/>
+                <w:szCs w:val="19"/>
+              </w:rPr>
+              <w:t xml:space="preserve">GitHub Actions (</w:t>
+            </w:r>
+            <w:r>
+              <w:rPr>
+                <w:rFonts w:ascii="Consolas" w:cs="Consolas" w:eastAsia="Consolas" w:hAnsi="Consolas"/>
+                <w:sz w:val="19"/>
+                <w:szCs w:val="19"/>
+              </w:rPr>
+              <w:t xml:space="preserve">makemigrations --check</w:t>
+            </w:r>
+            <w:r>
+              <w:rPr>
+                <w:sz w:val="19"/>
+                <w:szCs w:val="19"/>
+              </w:rPr>
+              <w:t xml:space="preserve">, </w:t>
+            </w:r>
+            <w:r>
+              <w:rPr>
+                <w:rFonts w:ascii="Consolas" w:cs="Consolas" w:eastAsia="Consolas" w:hAnsi="Consolas"/>
+                <w:sz w:val="19"/>
+                <w:szCs w:val="19"/>
+              </w:rPr>
+              <w:t xml:space="preserve">check --deploy</w:t>
+            </w:r>
+            <w:r>
+              <w:rPr>
+                <w:sz w:val="19"/>
+                <w:szCs w:val="19"/>
+              </w:rPr>
+              <w:t xml:space="preserve">, </w:t>
+            </w:r>
+            <w:r>
+              <w:rPr>
+                <w:rFonts w:ascii="Consolas" w:cs="Consolas" w:eastAsia="Consolas" w:hAnsi="Consolas"/>
+                <w:sz w:val="19"/>
+                <w:szCs w:val="19"/>
+              </w:rPr>
+              <w:t xml:space="preserve">npm run build</w:t>
+            </w:r>
+            <w:r>
+              <w:rPr>
+                <w:sz w:val="19"/>
+                <w:szCs w:val="19"/>
+              </w:rPr>
+              <w:t xml:space="preserve">, Flutter job)</w:t>
+            </w:r>
+          </w:p>
+        </w:tc>
+      </w:tr>
+      <w:tr>
+        <w:trPr>
+          <w:cantSplit/>
+        </w:trPr>
+        <w:tc>
+          <w:tcPr>
+            <w:tcW w:type="dxa" w:w="2200"/>
+            <w:tcBorders>
+              <w:top w:val="single" w:color="B8C2D0" w:sz="4"/>
+              <w:left w:val="single" w:color="B8C2D0" w:sz="4"/>
+              <w:bottom w:val="single" w:color="B8C2D0" w:sz="4"/>
+              <w:right w:val="single" w:color="B8C2D0" w:sz="4"/>
+            </w:tcBorders>
+            <w:shd w:fill="FFFFFF" w:color="auto" w:val="clear"/>
+            <w:tcMar>
+              <w:top w:type="dxa" w:w="60"/>
+              <w:left w:type="dxa" w:w="100"/>
+              <w:bottom w:type="dxa" w:w="60"/>
+              <w:right w:type="dxa" w:w="100"/>
+            </w:tcMar>
+          </w:tcPr>
+          <w:p>
+            <w:r>
+              <w:rPr>
+                <w:sz w:val="19"/>
+                <w:szCs w:val="19"/>
+              </w:rPr>
               <w:t xml:space="preserve">User acceptance testing</w:t>
             </w:r>
           </w:p>
@@ -3821,7 +4213,7 @@
                 <w:sz w:val="19"/>
                 <w:szCs w:val="19"/>
               </w:rPr>
-              <w:t xml:space="preserve">Confirm the system meets the requirements with real users</w:t>
+              <w:t xml:space="preserve">Confirm the system meets the needs of real users</w:t>
             </w:r>
           </w:p>
         </w:tc>
@@ -3848,7 +4240,7 @@
                 <w:sz w:val="19"/>
                 <w:szCs w:val="19"/>
               </w:rPr>
-              <w:t xml:space="preserve">Manual test script (section 5.6.4)</w:t>
+              <w:t xml:space="preserve">Manual script in section 5.6.6</w:t>
             </w:r>
           </w:p>
         </w:tc>
@@ -3864,7 +4256,7 @@
         <w:pStyle w:val="Heading2"/>
       </w:pPr>
       <w:r>
-        <w:t xml:space="preserve">5.6.2 Automated test suite</w:t>
+        <w:t xml:space="preserve">5.6.2 Automatic test suite</w:t>
       </w:r>
     </w:p>
     <w:p>
@@ -3872,17 +4264,33 @@
         <w:spacing w:after="120" w:line="300"/>
       </w:pPr>
       <w:r>
-        <w:t xml:space="preserve">The automated suite was executed on the back end. </w:t>
+        <w:t xml:space="preserve">The full back-end suite was run at the end of the project. </w:t>
       </w:r>
       <w:r>
         <w:rPr>
           <w:b/>
           <w:bCs/>
         </w:rPr>
-        <w:t xml:space="preserve">Result: 345 tests passed, 0 failed</w:t>
-      </w:r>
-      <w:r>
-        <w:t xml:space="preserve"> (run time about 2 minutes on a development PC, SQLite test database). The distribution is:</w:t>
+        <w:t xml:space="preserve">Result: 348 tests passed and 0 failed</w:t>
+      </w:r>
+      <w:r>
+        <w:t xml:space="preserve"> (SQLite test database on a development PC; about 2 minutes when the PC is not busy).</w:t>
+      </w:r>
+    </w:p>
+    <w:p>
+      <w:pPr>
+        <w:keepNext/>
+        <w:spacing w:after="60" w:before="120"/>
+      </w:pPr>
+      <w:r>
+        <w:rPr>
+          <w:b/>
+          <w:bCs/>
+          <w:color w:val="555555"/>
+          <w:sz w:val="19"/>
+          <w:szCs w:val="19"/>
+        </w:rPr>
+        <w:t xml:space="preserve">Table 5.5: Automatic tests by module</w:t>
       </w:r>
     </w:p>
     <w:tbl>
@@ -4078,7 +4486,7 @@
                 <w:sz w:val="19"/>
                 <w:szCs w:val="19"/>
               </w:rPr>
-              <w:t xml:space="preserve">Registration, login, refresh rotation, logout, password reset/change, e-mail verification, RBAC, deactivation</w:t>
+              <w:t xml:space="preserve">Registration, login, token refresh and rotation, logout, password reset and change, e-mail verification, roles, deactivation</w:t>
             </w:r>
           </w:p>
         </w:tc>
@@ -4164,7 +4572,7 @@
                 <w:sz w:val="19"/>
                 <w:szCs w:val="19"/>
               </w:rPr>
-              <w:t xml:space="preserve">Lesson and category authoring, content library integrity, progress, bookmarks, recommendations</w:t>
+              <w:t xml:space="preserve">Lesson and category editing, content library checks, progress, bookmarks, recommendations</w:t>
             </w:r>
           </w:p>
         </w:tc>
@@ -4250,7 +4658,7 @@
                 <w:sz w:val="19"/>
                 <w:szCs w:val="19"/>
               </w:rPr>
-              <w:t xml:space="preserve">Attempt lifecycle, scoring, results, attempt limits, quiz settings and authoring</w:t>
+              <w:t xml:space="preserve">Attempt life cycle, marking, results, attempt limits, quiz settings and editing</w:t>
             </w:r>
           </w:p>
         </w:tc>
@@ -4336,7 +4744,7 @@
                 <w:sz w:val="19"/>
                 <w:szCs w:val="19"/>
               </w:rPr>
-              <w:t xml:space="preserve">Scoring, partial credit, feedback, visibility, authoring</w:t>
+              <w:t xml:space="preserve">Scoring, partial credit, feedback, visibility, editing</w:t>
             </w:r>
           </w:p>
         </w:tc>
@@ -4395,7 +4803,7 @@
                 <w:sz w:val="19"/>
                 <w:szCs w:val="19"/>
               </w:rPr>
-              <w:t xml:space="preserve">23</w:t>
+              <w:t xml:space="preserve">26</w:t>
             </w:r>
           </w:p>
         </w:tc>
@@ -4422,7 +4830,7 @@
                 <w:sz w:val="19"/>
                 <w:szCs w:val="19"/>
               </w:rPr>
-              <w:t xml:space="preserve">Reporting, drafts, priority, reference numbers, assignment, transitions, queue, heat map, timeline</w:t>
+              <w:t xml:space="preserve">Reporting, drafts, priority, reference numbers, evidence upload checks, assignment, status changes, queue, heat map, timeline</w:t>
             </w:r>
           </w:p>
         </w:tc>
@@ -4508,7 +4916,7 @@
                 <w:sz w:val="19"/>
                 <w:szCs w:val="19"/>
               </w:rPr>
-              <w:t xml:space="preserve">Publishing, audience fan-out, expiry, notifications, read/read-all, back-fill for new users</w:t>
+              <w:t xml:space="preserve">Publishing, audience, expiry, notifications, read and read-all, notifications for new users</w:t>
             </w:r>
           </w:p>
         </w:tc>
@@ -4594,7 +5002,7 @@
                 <w:sz w:val="19"/>
                 <w:szCs w:val="19"/>
               </w:rPr>
-              <w:t xml:space="preserve">User and organisation metrics</w:t>
+              <w:t xml:space="preserve">User and organisation figures</w:t>
             </w:r>
           </w:p>
         </w:tc>
@@ -4680,7 +5088,7 @@
                 <w:sz w:val="19"/>
                 <w:szCs w:val="19"/>
               </w:rPr>
-              <w:t xml:space="preserve">Logging of mutating requests, immutability, permissions, CSV export</w:t>
+              <w:t xml:space="preserve">Logging of data-changing requests, immutability, permissions, CSV export</w:t>
             </w:r>
           </w:p>
         </w:tc>
@@ -4766,7 +5174,7 @@
                 <w:sz w:val="19"/>
                 <w:szCs w:val="19"/>
               </w:rPr>
-              <w:t xml:space="preserve">Permission classes, smoke tests</w:t>
+              <w:t xml:space="preserve">Permission classes and smoke tests</w:t>
             </w:r>
           </w:p>
         </w:tc>
@@ -4829,7 +5237,7 @@
                 <w:sz w:val="19"/>
                 <w:szCs w:val="19"/>
               </w:rPr>
-              <w:t xml:space="preserve">345</w:t>
+              <w:t xml:space="preserve">348</w:t>
             </w:r>
           </w:p>
         </w:tc>
@@ -4864,7 +5272,23 @@
         <w:pStyle w:val="Heading2"/>
       </w:pPr>
       <w:r>
-        <w:t xml:space="preserve">5.6.3 Representative test cases</w:t>
+        <w:t xml:space="preserve">5.6.3 Sample automatic test cases</w:t>
+      </w:r>
+    </w:p>
+    <w:p>
+      <w:pPr>
+        <w:keepNext/>
+        <w:spacing w:after="60" w:before="120"/>
+      </w:pPr>
+      <w:r>
+        <w:rPr>
+          <w:b/>
+          <w:bCs/>
+          <w:color w:val="555555"/>
+          <w:sz w:val="19"/>
+          <w:szCs w:val="19"/>
+        </w:rPr>
+        <w:t xml:space="preserve">Table 5.6: Sample automatic test cases</w:t>
       </w:r>
     </w:p>
     <w:tbl>
@@ -4976,7 +5400,7 @@
                 <w:sz w:val="19"/>
                 <w:szCs w:val="19"/>
               </w:rPr>
-              <w:t xml:space="preserve">Input / action</w:t>
+              <w:t xml:space="preserve">Action</w:t>
             </w:r>
           </w:p>
         </w:tc>
@@ -5149,7 +5573,7 @@
                 <w:sz w:val="19"/>
                 <w:szCs w:val="19"/>
               </w:rPr>
-              <w:t xml:space="preserve">Account created with normal-user role and verification token</w:t>
+              <w:t xml:space="preserve">Account created with the normal-user role and a verification token</w:t>
             </w:r>
           </w:p>
         </w:tc>
@@ -5262,7 +5686,7 @@
                 <w:sz w:val="19"/>
                 <w:szCs w:val="19"/>
               </w:rPr>
-              <w:t xml:space="preserve">Register with existing e-mail</w:t>
+              <w:t xml:space="preserve">Register with an e-mail already used</w:t>
             </w:r>
           </w:p>
         </w:tc>
@@ -5289,7 +5713,7 @@
                 <w:sz w:val="19"/>
                 <w:szCs w:val="19"/>
               </w:rPr>
-              <w:t xml:space="preserve">Rejected with validation error</w:t>
+              <w:t xml:space="preserve">Refused with an error</w:t>
             </w:r>
           </w:p>
         </w:tc>
@@ -5375,7 +5799,7 @@
                 <w:sz w:val="19"/>
                 <w:szCs w:val="19"/>
               </w:rPr>
-              <w:t xml:space="preserve">Mismatched passwords (users)</w:t>
+              <w:t xml:space="preserve">Passwords differ (users)</w:t>
             </w:r>
           </w:p>
         </w:tc>
@@ -5402,7 +5826,7 @@
                 <w:sz w:val="19"/>
                 <w:szCs w:val="19"/>
               </w:rPr>
-              <w:t xml:space="preserve">Password and confirmation differ</w:t>
+              <w:t xml:space="preserve">Password and confirmation are different</w:t>
             </w:r>
           </w:p>
         </w:tc>
@@ -5429,7 +5853,7 @@
                 <w:sz w:val="19"/>
                 <w:szCs w:val="19"/>
               </w:rPr>
-              <w:t xml:space="preserve">Rejected</w:t>
+              <w:t xml:space="preserve">Refused</w:t>
             </w:r>
           </w:p>
         </w:tc>
@@ -5542,7 +5966,7 @@
                 <w:sz w:val="19"/>
                 <w:szCs w:val="19"/>
               </w:rPr>
-              <w:t xml:space="preserve">Correct credentials</w:t>
+              <w:t xml:space="preserve">Correct e-mail and password</w:t>
             </w:r>
           </w:p>
         </w:tc>
@@ -5682,7 +6106,7 @@
                 <w:sz w:val="19"/>
                 <w:szCs w:val="19"/>
               </w:rPr>
-              <w:t xml:space="preserve">Incorrect password</w:t>
+              <w:t xml:space="preserve">Wrong password</w:t>
             </w:r>
           </w:p>
         </w:tc>
@@ -5709,7 +6133,7 @@
                 <w:sz w:val="19"/>
                 <w:szCs w:val="19"/>
               </w:rPr>
-              <w:t xml:space="preserve">Login refused; failed attempt recorded</w:t>
+              <w:t xml:space="preserve">Login refused and failed attempt recorded</w:t>
             </w:r>
           </w:p>
         </w:tc>
@@ -5822,7 +6246,7 @@
                 <w:sz w:val="19"/>
                 <w:szCs w:val="19"/>
               </w:rPr>
-              <w:t xml:space="preserve">Login with deactivated user</w:t>
+              <w:t xml:space="preserve">Login with a deactivated user</w:t>
             </w:r>
           </w:p>
         </w:tc>
@@ -5962,7 +6386,7 @@
                 <w:sz w:val="19"/>
                 <w:szCs w:val="19"/>
               </w:rPr>
-              <w:t xml:space="preserve">Use refresh token</w:t>
+              <w:t xml:space="preserve">Use a refresh token</w:t>
             </w:r>
           </w:p>
         </w:tc>
@@ -5989,7 +6413,7 @@
                 <w:sz w:val="19"/>
                 <w:szCs w:val="19"/>
               </w:rPr>
-              <w:t xml:space="preserve">New tokens issued; old refresh token blacklisted</w:t>
+              <w:t xml:space="preserve">New tokens issued; old refresh token blocked</w:t>
             </w:r>
           </w:p>
         </w:tc>
@@ -6102,7 +6526,7 @@
                 <w:sz w:val="19"/>
                 <w:szCs w:val="19"/>
               </w:rPr>
-              <w:t xml:space="preserve">User PATCHes own profile with role_id</w:t>
+              <w:t xml:space="preserve">User sends role_id with a profile update</w:t>
             </w:r>
           </w:p>
         </w:tc>
@@ -6129,7 +6553,7 @@
                 <w:sz w:val="19"/>
                 <w:szCs w:val="19"/>
               </w:rPr>
-              <w:t xml:space="preserve">Role unchanged</w:t>
+              <w:t xml:space="preserve">Role does not change</w:t>
             </w:r>
           </w:p>
         </w:tc>
@@ -6215,7 +6639,7 @@
                 <w:sz w:val="19"/>
                 <w:szCs w:val="19"/>
               </w:rPr>
-              <w:t xml:space="preserve">Reset for unknown e-mail (users)</w:t>
+              <w:t xml:space="preserve">Unknown e-mail on reset (users)</w:t>
             </w:r>
           </w:p>
         </w:tc>
@@ -6242,7 +6666,7 @@
                 <w:sz w:val="19"/>
                 <w:szCs w:val="19"/>
               </w:rPr>
-              <w:t xml:space="preserve">Request reset for address that does not exist</w:t>
+              <w:t xml:space="preserve">Ask for a reset for an unknown address</w:t>
             </w:r>
           </w:p>
         </w:tc>
@@ -6269,7 +6693,7 @@
                 <w:sz w:val="19"/>
                 <w:szCs w:val="19"/>
               </w:rPr>
-              <w:t xml:space="preserve">Same response; existence not leaked</w:t>
+              <w:t xml:space="preserve">Same answer as for a known address</w:t>
             </w:r>
           </w:p>
         </w:tc>
@@ -6382,7 +6806,7 @@
                 <w:sz w:val="19"/>
                 <w:szCs w:val="19"/>
               </w:rPr>
-              <w:t xml:space="preserve">Normal user, officer, anonymous request user list</w:t>
+              <w:t xml:space="preserve">Normal user, officer and anonymous ask for the user list</w:t>
             </w:r>
           </w:p>
         </w:tc>
@@ -6409,7 +6833,7 @@
                 <w:sz w:val="19"/>
                 <w:szCs w:val="19"/>
               </w:rPr>
-              <w:t xml:space="preserve">403 / 401; admin receives list</w:t>
+              <w:t xml:space="preserve">Refused; administrator gets the list</w:t>
             </w:r>
           </w:p>
         </w:tc>
@@ -6522,7 +6946,7 @@
                 <w:sz w:val="19"/>
                 <w:szCs w:val="19"/>
               </w:rPr>
-              <w:t xml:space="preserve">Authenticated user submits incident</w:t>
+              <w:t xml:space="preserve">Signed-in user reports an incident</w:t>
             </w:r>
           </w:p>
         </w:tc>
@@ -6549,7 +6973,7 @@
                 <w:sz w:val="19"/>
                 <w:szCs w:val="19"/>
               </w:rPr>
-              <w:t xml:space="preserve">Created with reference number and initial timeline entry</w:t>
+              <w:t xml:space="preserve">Created with a reference number and first timeline entry</w:t>
             </w:r>
           </w:p>
         </w:tc>
@@ -6689,7 +7113,7 @@
                 <w:sz w:val="19"/>
                 <w:szCs w:val="19"/>
               </w:rPr>
-              <w:t xml:space="preserve">No submitted_at time set</w:t>
+              <w:t xml:space="preserve">No submitted time is set</w:t>
             </w:r>
           </w:p>
         </w:tc>
@@ -6829,7 +7253,7 @@
                 <w:sz w:val="19"/>
                 <w:szCs w:val="19"/>
               </w:rPr>
-              <w:t xml:space="preserve">Score = severity weight + status weight, within 0–100</w:t>
+              <w:t xml:space="preserve">Score = severity weight + status weight, from 0 to 100</w:t>
             </w:r>
           </w:p>
         </w:tc>
@@ -7082,7 +7506,7 @@
                 <w:sz w:val="19"/>
                 <w:szCs w:val="19"/>
               </w:rPr>
-              <w:t xml:space="preserve">Officer assigns; normal user tries; assign to non-officer</w:t>
+              <w:t xml:space="preserve">Officer assigns; normal user tries; assign to a non-officer</w:t>
             </w:r>
           </w:p>
         </w:tc>
@@ -7109,7 +7533,7 @@
                 <w:sz w:val="19"/>
                 <w:szCs w:val="19"/>
               </w:rPr>
-              <w:t xml:space="preserve">Officer succeeds; others rejected</w:t>
+              <w:t xml:space="preserve">Officer succeeds; the others are refused</w:t>
             </w:r>
           </w:p>
         </w:tc>
@@ -7222,7 +7646,7 @@
                 <w:sz w:val="19"/>
                 <w:szCs w:val="19"/>
               </w:rPr>
-              <w:t xml:space="preserve">Officer and normal user transition</w:t>
+              <w:t xml:space="preserve">Officer and normal user change status</w:t>
             </w:r>
           </w:p>
         </w:tc>
@@ -7335,7 +7759,7 @@
                 <w:sz w:val="19"/>
                 <w:szCs w:val="19"/>
               </w:rPr>
-              <w:t xml:space="preserve">Queue and heat map (incidents)</w:t>
+              <w:t xml:space="preserve">Evidence type (incidents)</w:t>
             </w:r>
           </w:p>
         </w:tc>
@@ -7362,7 +7786,7 @@
                 <w:sz w:val="19"/>
                 <w:szCs w:val="19"/>
               </w:rPr>
-              <w:t xml:space="preserve">Officer requests queue / heat map</w:t>
+              <w:t xml:space="preserve">Upload a .exe file</w:t>
             </w:r>
           </w:p>
         </w:tc>
@@ -7389,7 +7813,7 @@
                 <w:sz w:val="19"/>
                 <w:szCs w:val="19"/>
               </w:rPr>
-              <w:t xml:space="preserve">Grouped by status; severity × status counts</w:t>
+              <w:t xml:space="preserve">Refused; no incident created</w:t>
             </w:r>
           </w:p>
         </w:tc>
@@ -7475,7 +7899,7 @@
                 <w:sz w:val="19"/>
                 <w:szCs w:val="19"/>
               </w:rPr>
-              <w:t xml:space="preserve">All correct quiz (quizzes)</w:t>
+              <w:t xml:space="preserve">Evidence size (incidents)</w:t>
             </w:r>
           </w:p>
         </w:tc>
@@ -7502,7 +7926,7 @@
                 <w:sz w:val="19"/>
                 <w:szCs w:val="19"/>
               </w:rPr>
-              <w:t xml:space="preserve">Submit every correct answer</w:t>
+              <w:t xml:space="preserve">Upload a file over 10 MB</w:t>
             </w:r>
           </w:p>
         </w:tc>
@@ -7529,7 +7953,7 @@
                 <w:sz w:val="19"/>
                 <w:szCs w:val="19"/>
               </w:rPr>
-              <w:t xml:space="preserve">Score 100, passed</w:t>
+              <w:t xml:space="preserve">Refused; no incident created</w:t>
             </w:r>
           </w:p>
         </w:tc>
@@ -7615,7 +8039,7 @@
                 <w:sz w:val="19"/>
                 <w:szCs w:val="19"/>
               </w:rPr>
-              <w:t xml:space="preserve">Wrong answer (quizzes)</w:t>
+              <w:t xml:space="preserve">All correct quiz (quizzes)</w:t>
             </w:r>
           </w:p>
         </w:tc>
@@ -7642,7 +8066,7 @@
                 <w:sz w:val="19"/>
                 <w:szCs w:val="19"/>
               </w:rPr>
-              <w:t xml:space="preserve">Submit wrong answer</w:t>
+              <w:t xml:space="preserve">Submit every correct answer</w:t>
             </w:r>
           </w:p>
         </w:tc>
@@ -7669,7 +8093,7 @@
                 <w:sz w:val="19"/>
                 <w:szCs w:val="19"/>
               </w:rPr>
-              <w:t xml:space="preserve">Fail with recommendation</w:t>
+              <w:t xml:space="preserve">Score 100 and passed</w:t>
             </w:r>
           </w:p>
         </w:tc>
@@ -7755,7 +8179,7 @@
                 <w:sz w:val="19"/>
                 <w:szCs w:val="19"/>
               </w:rPr>
-              <w:t xml:space="preserve">Attempt limit (quizzes)</w:t>
+              <w:t xml:space="preserve">Wrong answer (quizzes)</w:t>
             </w:r>
           </w:p>
         </w:tc>
@@ -7782,7 +8206,7 @@
                 <w:sz w:val="19"/>
                 <w:szCs w:val="19"/>
               </w:rPr>
-              <w:t xml:space="preserve">Exceed max attempts</w:t>
+              <w:t xml:space="preserve">Submit a wrong answer</w:t>
             </w:r>
           </w:p>
         </w:tc>
@@ -7809,7 +8233,7 @@
                 <w:sz w:val="19"/>
                 <w:szCs w:val="19"/>
               </w:rPr>
-              <w:t xml:space="preserve">Start and submit blocked; last allowed attempt works</w:t>
+              <w:t xml:space="preserve">Fail with a tip</w:t>
             </w:r>
           </w:p>
         </w:tc>
@@ -7895,7 +8319,7 @@
                 <w:sz w:val="19"/>
                 <w:szCs w:val="19"/>
               </w:rPr>
-              <w:t xml:space="preserve">Result privacy (quizzes)</w:t>
+              <w:t xml:space="preserve">Attempt limit (quizzes)</w:t>
             </w:r>
           </w:p>
         </w:tc>
@@ -7922,7 +8346,7 @@
                 <w:sz w:val="19"/>
                 <w:szCs w:val="19"/>
               </w:rPr>
-              <w:t xml:space="preserve">Other user opens someone's result</w:t>
+              <w:t xml:space="preserve">Go over the maximum attempts</w:t>
             </w:r>
           </w:p>
         </w:tc>
@@ -7949,7 +8373,7 @@
                 <w:sz w:val="19"/>
                 <w:szCs w:val="19"/>
               </w:rPr>
-              <w:t xml:space="preserve">Refused</w:t>
+              <w:t xml:space="preserve">Start and submit blocked; the last allowed attempt works</w:t>
             </w:r>
           </w:p>
         </w:tc>
@@ -8035,7 +8459,7 @@
                 <w:sz w:val="19"/>
                 <w:szCs w:val="19"/>
               </w:rPr>
-              <w:t xml:space="preserve">Phishing scoring (phishing)</w:t>
+              <w:t xml:space="preserve">Result privacy (quizzes)</w:t>
             </w:r>
           </w:p>
         </w:tc>
@@ -8062,7 +8486,7 @@
                 <w:sz w:val="19"/>
                 <w:szCs w:val="19"/>
               </w:rPr>
-              <w:t xml:space="preserve">Correct classification with all flags; wrong classification; partial flags</w:t>
+              <w:t xml:space="preserve">Another user opens someone's result</w:t>
             </w:r>
           </w:p>
         </w:tc>
@@ -8089,7 +8513,7 @@
                 <w:sz w:val="19"/>
                 <w:szCs w:val="19"/>
               </w:rPr>
-              <w:t xml:space="preserve">100; lower; partial credit</w:t>
+              <w:t xml:space="preserve">Refused</w:t>
             </w:r>
           </w:p>
         </w:tc>
@@ -8175,7 +8599,7 @@
                 <w:sz w:val="19"/>
                 <w:szCs w:val="19"/>
               </w:rPr>
-              <w:t xml:space="preserve">Alert fan-out (alerts)</w:t>
+              <w:t xml:space="preserve">Phishing scoring (phishing)</w:t>
             </w:r>
           </w:p>
         </w:tc>
@@ -8202,7 +8626,7 @@
                 <w:sz w:val="19"/>
                 <w:szCs w:val="19"/>
               </w:rPr>
-              <w:t xml:space="preserve">Admin creates alert</w:t>
+              <w:t xml:space="preserve">Right answer with all flags; wrong answer; some flags</w:t>
             </w:r>
           </w:p>
         </w:tc>
@@ -8229,7 +8653,7 @@
                 <w:sz w:val="19"/>
                 <w:szCs w:val="19"/>
               </w:rPr>
-              <w:t xml:space="preserve">Notifications created for active users of the audience</w:t>
+              <w:t xml:space="preserve">100; lower; partial credit</w:t>
             </w:r>
           </w:p>
         </w:tc>
@@ -8315,7 +8739,7 @@
                 <w:sz w:val="19"/>
                 <w:szCs w:val="19"/>
               </w:rPr>
-              <w:t xml:space="preserve">Expired alert (alerts)</w:t>
+              <w:t xml:space="preserve">Alert delivery (alerts)</w:t>
             </w:r>
           </w:p>
         </w:tc>
@@ -8342,7 +8766,7 @@
                 <w:sz w:val="19"/>
                 <w:szCs w:val="19"/>
               </w:rPr>
-              <w:t xml:space="preserve">Normal user views expired alert</w:t>
+              <w:t xml:space="preserve">Administrator creates an alert</w:t>
             </w:r>
           </w:p>
         </w:tc>
@@ -8369,7 +8793,7 @@
                 <w:sz w:val="19"/>
                 <w:szCs w:val="19"/>
               </w:rPr>
-              <w:t xml:space="preserve">Hidden</w:t>
+              <w:t xml:space="preserve">Notifications created for active users of the audience</w:t>
             </w:r>
           </w:p>
         </w:tc>
@@ -8455,7 +8879,7 @@
                 <w:sz w:val="19"/>
                 <w:szCs w:val="19"/>
               </w:rPr>
-              <w:t xml:space="preserve">Audit logging (audit)</w:t>
+              <w:t xml:space="preserve">Expired alert (alerts)</w:t>
             </w:r>
           </w:p>
         </w:tc>
@@ -8482,7 +8906,7 @@
                 <w:sz w:val="19"/>
                 <w:szCs w:val="19"/>
               </w:rPr>
-              <w:t xml:space="preserve">Mutating request / read-only request / anonymous</w:t>
+              <w:t xml:space="preserve">Normal user views an expired alert</w:t>
             </w:r>
           </w:p>
         </w:tc>
@@ -8509,7 +8933,7 @@
                 <w:sz w:val="19"/>
                 <w:szCs w:val="19"/>
               </w:rPr>
-              <w:t xml:space="preserve">Logged / not logged / not logged</w:t>
+              <w:t xml:space="preserve">Hidden</w:t>
             </w:r>
           </w:p>
         </w:tc>
@@ -8595,6 +9019,146 @@
                 <w:sz w:val="19"/>
                 <w:szCs w:val="19"/>
               </w:rPr>
+              <w:t xml:space="preserve">Audit logging (audit)</w:t>
+            </w:r>
+          </w:p>
+        </w:tc>
+        <w:tc>
+          <w:tcPr>
+            <w:tcW w:type="dxa" w:w="2300"/>
+            <w:tcBorders>
+              <w:top w:val="single" w:color="B8C2D0" w:sz="4"/>
+              <w:left w:val="single" w:color="B8C2D0" w:sz="4"/>
+              <w:bottom w:val="single" w:color="B8C2D0" w:sz="4"/>
+              <w:right w:val="single" w:color="B8C2D0" w:sz="4"/>
+            </w:tcBorders>
+            <w:shd w:fill="FFFFFF" w:color="auto" w:val="clear"/>
+            <w:tcMar>
+              <w:top w:type="dxa" w:w="60"/>
+              <w:left w:type="dxa" w:w="100"/>
+              <w:bottom w:type="dxa" w:w="60"/>
+              <w:right w:type="dxa" w:w="100"/>
+            </w:tcMar>
+          </w:tcPr>
+          <w:p>
+            <w:r>
+              <w:rPr>
+                <w:sz w:val="19"/>
+                <w:szCs w:val="19"/>
+              </w:rPr>
+              <w:t xml:space="preserve">Data-changing request, read-only request, anonymous request</w:t>
+            </w:r>
+          </w:p>
+        </w:tc>
+        <w:tc>
+          <w:tcPr>
+            <w:tcW w:type="dxa" w:w="3026"/>
+            <w:tcBorders>
+              <w:top w:val="single" w:color="B8C2D0" w:sz="4"/>
+              <w:left w:val="single" w:color="B8C2D0" w:sz="4"/>
+              <w:bottom w:val="single" w:color="B8C2D0" w:sz="4"/>
+              <w:right w:val="single" w:color="B8C2D0" w:sz="4"/>
+            </w:tcBorders>
+            <w:shd w:fill="FFFFFF" w:color="auto" w:val="clear"/>
+            <w:tcMar>
+              <w:top w:type="dxa" w:w="60"/>
+              <w:left w:type="dxa" w:w="100"/>
+              <w:bottom w:type="dxa" w:w="60"/>
+              <w:right w:type="dxa" w:w="100"/>
+            </w:tcMar>
+          </w:tcPr>
+          <w:p>
+            <w:r>
+              <w:rPr>
+                <w:sz w:val="19"/>
+                <w:szCs w:val="19"/>
+              </w:rPr>
+              <w:t xml:space="preserve">Logged, not logged, not logged</w:t>
+            </w:r>
+          </w:p>
+        </w:tc>
+        <w:tc>
+          <w:tcPr>
+            <w:tcW w:type="dxa" w:w="1000"/>
+            <w:tcBorders>
+              <w:top w:val="single" w:color="B8C2D0" w:sz="4"/>
+              <w:left w:val="single" w:color="B8C2D0" w:sz="4"/>
+              <w:bottom w:val="single" w:color="B8C2D0" w:sz="4"/>
+              <w:right w:val="single" w:color="B8C2D0" w:sz="4"/>
+            </w:tcBorders>
+            <w:shd w:fill="FFFFFF" w:color="auto" w:val="clear"/>
+            <w:tcMar>
+              <w:top w:type="dxa" w:w="60"/>
+              <w:left w:type="dxa" w:w="100"/>
+              <w:bottom w:type="dxa" w:w="60"/>
+              <w:right w:type="dxa" w:w="100"/>
+            </w:tcMar>
+          </w:tcPr>
+          <w:p>
+            <w:r>
+              <w:rPr>
+                <w:sz w:val="19"/>
+                <w:szCs w:val="19"/>
+              </w:rPr>
+              <w:t xml:space="preserve">Pass</w:t>
+            </w:r>
+          </w:p>
+        </w:tc>
+      </w:tr>
+      <w:tr>
+        <w:trPr>
+          <w:cantSplit/>
+        </w:trPr>
+        <w:tc>
+          <w:tcPr>
+            <w:tcW w:type="dxa" w:w="600"/>
+            <w:tcBorders>
+              <w:top w:val="single" w:color="B8C2D0" w:sz="4"/>
+              <w:left w:val="single" w:color="B8C2D0" w:sz="4"/>
+              <w:bottom w:val="single" w:color="B8C2D0" w:sz="4"/>
+              <w:right w:val="single" w:color="B8C2D0" w:sz="4"/>
+            </w:tcBorders>
+            <w:shd w:fill="FFFFFF" w:color="auto" w:val="clear"/>
+            <w:tcMar>
+              <w:top w:type="dxa" w:w="60"/>
+              <w:left w:type="dxa" w:w="100"/>
+              <w:bottom w:type="dxa" w:w="60"/>
+              <w:right w:type="dxa" w:w="100"/>
+            </w:tcMar>
+          </w:tcPr>
+          <w:p>
+            <w:r>
+              <w:rPr>
+                <w:sz w:val="19"/>
+                <w:szCs w:val="19"/>
+              </w:rPr>
+              <w:t xml:space="preserve">T27</w:t>
+            </w:r>
+          </w:p>
+        </w:tc>
+        <w:tc>
+          <w:tcPr>
+            <w:tcW w:type="dxa" w:w="2100"/>
+            <w:tcBorders>
+              <w:top w:val="single" w:color="B8C2D0" w:sz="4"/>
+              <w:left w:val="single" w:color="B8C2D0" w:sz="4"/>
+              <w:bottom w:val="single" w:color="B8C2D0" w:sz="4"/>
+              <w:right w:val="single" w:color="B8C2D0" w:sz="4"/>
+            </w:tcBorders>
+            <w:shd w:fill="FFFFFF" w:color="auto" w:val="clear"/>
+            <w:tcMar>
+              <w:top w:type="dxa" w:w="60"/>
+              <w:left w:type="dxa" w:w="100"/>
+              <w:bottom w:type="dxa" w:w="60"/>
+              <w:right w:type="dxa" w:w="100"/>
+            </w:tcMar>
+          </w:tcPr>
+          <w:p>
+            <w:r>
+              <w:rPr>
+                <w:sz w:val="19"/>
+                <w:szCs w:val="19"/>
+              </w:rPr>
               <w:t xml:space="preserve">Audit export (audit)</w:t>
             </w:r>
           </w:p>
@@ -8622,7 +9186,7 @@
                 <w:sz w:val="19"/>
                 <w:szCs w:val="19"/>
               </w:rPr>
-              <w:t xml:space="preserve">Officer exports</w:t>
+              <w:t xml:space="preserve">Officer exports; normal user tries</w:t>
             </w:r>
           </w:p>
         </w:tc>
@@ -8692,7 +9256,7 @@
         <w:pStyle w:val="Heading2"/>
       </w:pPr>
       <w:r>
-        <w:t xml:space="preserve">5.6.4 Manual and user acceptance test script</w:t>
+        <w:t xml:space="preserve">5.6.4 Live flow test results</w:t>
       </w:r>
     </w:p>
     <w:p>
@@ -8700,7 +9264,3061 @@
         <w:spacing w:after="120" w:line="300"/>
       </w:pPr>
       <w:r>
-        <w:t xml:space="preserve">Items below are performed on the web and mobile clients with the demo accounts created by </w:t>
+        <w:t xml:space="preserve">The main user flows were also run against a live local server loaded with the demo data. A script (</w:t>
+      </w:r>
+      <w:r>
+        <w:rPr>
+          <w:rFonts w:ascii="Consolas" w:cs="Consolas" w:eastAsia="Consolas" w:hAnsi="Consolas"/>
+          <w:sz w:val="20"/>
+          <w:szCs w:val="20"/>
+        </w:rPr>
+        <w:t xml:space="preserve">build/verify_live.js</w:t>
+      </w:r>
+      <w:r>
+        <w:t xml:space="preserve">) signs in as a new user, an officer and an administrator, and checks each step. Every step passed in the final run.</w:t>
+      </w:r>
+    </w:p>
+    <w:p>
+      <w:pPr>
+        <w:keepNext/>
+        <w:spacing w:after="60" w:before="120"/>
+      </w:pPr>
+      <w:r>
+        <w:rPr>
+          <w:b/>
+          <w:bCs/>
+          <w:color w:val="555555"/>
+          <w:sz w:val="19"/>
+          <w:szCs w:val="19"/>
+        </w:rPr>
+        <w:t xml:space="preserve">Table 5.7: Live flow test results</w:t>
+      </w:r>
+    </w:p>
+    <w:tbl>
+      <w:tblPr>
+        <w:tblW w:type="dxa" w:w="9026"/>
+        <w:tblBorders>
+          <w:top w:val="single" w:color="auto" w:sz="4"/>
+          <w:left w:val="single" w:color="auto" w:sz="4"/>
+          <w:bottom w:val="single" w:color="auto" w:sz="4"/>
+          <w:right w:val="single" w:color="auto" w:sz="4"/>
+          <w:insideH w:val="single" w:color="auto" w:sz="4"/>
+          <w:insideV w:val="single" w:color="auto" w:sz="4"/>
+        </w:tblBorders>
+      </w:tblPr>
+      <w:tblGrid>
+        <w:gridCol w:w="800"/>
+        <w:gridCol w:w="3600"/>
+        <w:gridCol w:w="3626"/>
+        <w:gridCol w:w="1000"/>
+      </w:tblGrid>
+      <w:tr>
+        <w:trPr>
+          <w:tblHeader/>
+        </w:trPr>
+        <w:tc>
+          <w:tcPr>
+            <w:tcW w:type="dxa" w:w="800"/>
+            <w:tcBorders>
+              <w:top w:val="single" w:color="B8C2D0" w:sz="4"/>
+              <w:left w:val="single" w:color="B8C2D0" w:sz="4"/>
+              <w:bottom w:val="single" w:color="B8C2D0" w:sz="4"/>
+              <w:right w:val="single" w:color="B8C2D0" w:sz="4"/>
+            </w:tcBorders>
+            <w:shd w:fill="1F3A5F" w:color="auto" w:val="clear"/>
+            <w:tcMar>
+              <w:top w:type="dxa" w:w="60"/>
+              <w:left w:type="dxa" w:w="100"/>
+              <w:bottom w:type="dxa" w:w="60"/>
+              <w:right w:type="dxa" w:w="100"/>
+            </w:tcMar>
+          </w:tcPr>
+          <w:p>
+            <w:r>
+              <w:rPr>
+                <w:b/>
+                <w:bCs/>
+                <w:color w:val="FFFFFF"/>
+                <w:sz w:val="19"/>
+                <w:szCs w:val="19"/>
+              </w:rPr>
+              <w:t xml:space="preserve">ID</w:t>
+            </w:r>
+          </w:p>
+        </w:tc>
+        <w:tc>
+          <w:tcPr>
+            <w:tcW w:type="dxa" w:w="3600"/>
+            <w:tcBorders>
+              <w:top w:val="single" w:color="B8C2D0" w:sz="4"/>
+              <w:left w:val="single" w:color="B8C2D0" w:sz="4"/>
+              <w:bottom w:val="single" w:color="B8C2D0" w:sz="4"/>
+              <w:right w:val="single" w:color="B8C2D0" w:sz="4"/>
+            </w:tcBorders>
+            <w:shd w:fill="1F3A5F" w:color="auto" w:val="clear"/>
+            <w:tcMar>
+              <w:top w:type="dxa" w:w="60"/>
+              <w:left w:type="dxa" w:w="100"/>
+              <w:bottom w:type="dxa" w:w="60"/>
+              <w:right w:type="dxa" w:w="100"/>
+            </w:tcMar>
+          </w:tcPr>
+          <w:p>
+            <w:r>
+              <w:rPr>
+                <w:b/>
+                <w:bCs/>
+                <w:color w:val="FFFFFF"/>
+                <w:sz w:val="19"/>
+                <w:szCs w:val="19"/>
+              </w:rPr>
+              <w:t xml:space="preserve">Step</w:t>
+            </w:r>
+          </w:p>
+        </w:tc>
+        <w:tc>
+          <w:tcPr>
+            <w:tcW w:type="dxa" w:w="3626"/>
+            <w:tcBorders>
+              <w:top w:val="single" w:color="B8C2D0" w:sz="4"/>
+              <w:left w:val="single" w:color="B8C2D0" w:sz="4"/>
+              <w:bottom w:val="single" w:color="B8C2D0" w:sz="4"/>
+              <w:right w:val="single" w:color="B8C2D0" w:sz="4"/>
+            </w:tcBorders>
+            <w:shd w:fill="1F3A5F" w:color="auto" w:val="clear"/>
+            <w:tcMar>
+              <w:top w:type="dxa" w:w="60"/>
+              <w:left w:type="dxa" w:w="100"/>
+              <w:bottom w:type="dxa" w:w="60"/>
+              <w:right w:type="dxa" w:w="100"/>
+            </w:tcMar>
+          </w:tcPr>
+          <w:p>
+            <w:r>
+              <w:rPr>
+                <w:b/>
+                <w:bCs/>
+                <w:color w:val="FFFFFF"/>
+                <w:sz w:val="19"/>
+                <w:szCs w:val="19"/>
+              </w:rPr>
+              <w:t xml:space="preserve">Expected result</w:t>
+            </w:r>
+          </w:p>
+        </w:tc>
+        <w:tc>
+          <w:tcPr>
+            <w:tcW w:type="dxa" w:w="1000"/>
+            <w:tcBorders>
+              <w:top w:val="single" w:color="B8C2D0" w:sz="4"/>
+              <w:left w:val="single" w:color="B8C2D0" w:sz="4"/>
+              <w:bottom w:val="single" w:color="B8C2D0" w:sz="4"/>
+              <w:right w:val="single" w:color="B8C2D0" w:sz="4"/>
+            </w:tcBorders>
+            <w:shd w:fill="1F3A5F" w:color="auto" w:val="clear"/>
+            <w:tcMar>
+              <w:top w:type="dxa" w:w="60"/>
+              <w:left w:type="dxa" w:w="100"/>
+              <w:bottom w:type="dxa" w:w="60"/>
+              <w:right w:type="dxa" w:w="100"/>
+            </w:tcMar>
+          </w:tcPr>
+          <w:p>
+            <w:r>
+              <w:rPr>
+                <w:b/>
+                <w:bCs/>
+                <w:color w:val="FFFFFF"/>
+                <w:sz w:val="19"/>
+                <w:szCs w:val="19"/>
+              </w:rPr>
+              <w:t xml:space="preserve">Result</w:t>
+            </w:r>
+          </w:p>
+        </w:tc>
+      </w:tr>
+      <w:tr>
+        <w:trPr>
+          <w:cantSplit/>
+        </w:trPr>
+        <w:tc>
+          <w:tcPr>
+            <w:tcW w:type="dxa" w:w="800"/>
+            <w:tcBorders>
+              <w:top w:val="single" w:color="B8C2D0" w:sz="4"/>
+              <w:left w:val="single" w:color="B8C2D0" w:sz="4"/>
+              <w:bottom w:val="single" w:color="B8C2D0" w:sz="4"/>
+              <w:right w:val="single" w:color="B8C2D0" w:sz="4"/>
+            </w:tcBorders>
+            <w:shd w:fill="FFFFFF" w:color="auto" w:val="clear"/>
+            <w:tcMar>
+              <w:top w:type="dxa" w:w="60"/>
+              <w:left w:type="dxa" w:w="100"/>
+              <w:bottom w:type="dxa" w:w="60"/>
+              <w:right w:type="dxa" w:w="100"/>
+            </w:tcMar>
+          </w:tcPr>
+          <w:p>
+            <w:r>
+              <w:rPr>
+                <w:sz w:val="19"/>
+                <w:szCs w:val="19"/>
+              </w:rPr>
+              <w:t xml:space="preserve">M1a</w:t>
+            </w:r>
+          </w:p>
+        </w:tc>
+        <w:tc>
+          <w:tcPr>
+            <w:tcW w:type="dxa" w:w="3600"/>
+            <w:tcBorders>
+              <w:top w:val="single" w:color="B8C2D0" w:sz="4"/>
+              <w:left w:val="single" w:color="B8C2D0" w:sz="4"/>
+              <w:bottom w:val="single" w:color="B8C2D0" w:sz="4"/>
+              <w:right w:val="single" w:color="B8C2D0" w:sz="4"/>
+            </w:tcBorders>
+            <w:shd w:fill="FFFFFF" w:color="auto" w:val="clear"/>
+            <w:tcMar>
+              <w:top w:type="dxa" w:w="60"/>
+              <w:left w:type="dxa" w:w="100"/>
+              <w:bottom w:type="dxa" w:w="60"/>
+              <w:right w:type="dxa" w:w="100"/>
+            </w:tcMar>
+          </w:tcPr>
+          <w:p>
+            <w:r>
+              <w:rPr>
+                <w:sz w:val="19"/>
+                <w:szCs w:val="19"/>
+              </w:rPr>
+              <w:t xml:space="preserve">Register a new account</w:t>
+            </w:r>
+          </w:p>
+        </w:tc>
+        <w:tc>
+          <w:tcPr>
+            <w:tcW w:type="dxa" w:w="3626"/>
+            <w:tcBorders>
+              <w:top w:val="single" w:color="B8C2D0" w:sz="4"/>
+              <w:left w:val="single" w:color="B8C2D0" w:sz="4"/>
+              <w:bottom w:val="single" w:color="B8C2D0" w:sz="4"/>
+              <w:right w:val="single" w:color="B8C2D0" w:sz="4"/>
+            </w:tcBorders>
+            <w:shd w:fill="FFFFFF" w:color="auto" w:val="clear"/>
+            <w:tcMar>
+              <w:top w:type="dxa" w:w="60"/>
+              <w:left w:type="dxa" w:w="100"/>
+              <w:bottom w:type="dxa" w:w="60"/>
+              <w:right w:type="dxa" w:w="100"/>
+            </w:tcMar>
+          </w:tcPr>
+          <w:p>
+            <w:r>
+              <w:rPr>
+                <w:sz w:val="19"/>
+                <w:szCs w:val="19"/>
+              </w:rPr>
+              <w:t xml:space="preserve">Account created (201)</w:t>
+            </w:r>
+          </w:p>
+        </w:tc>
+        <w:tc>
+          <w:tcPr>
+            <w:tcW w:type="dxa" w:w="1000"/>
+            <w:tcBorders>
+              <w:top w:val="single" w:color="B8C2D0" w:sz="4"/>
+              <w:left w:val="single" w:color="B8C2D0" w:sz="4"/>
+              <w:bottom w:val="single" w:color="B8C2D0" w:sz="4"/>
+              <w:right w:val="single" w:color="B8C2D0" w:sz="4"/>
+            </w:tcBorders>
+            <w:shd w:fill="FFFFFF" w:color="auto" w:val="clear"/>
+            <w:tcMar>
+              <w:top w:type="dxa" w:w="60"/>
+              <w:left w:type="dxa" w:w="100"/>
+              <w:bottom w:type="dxa" w:w="60"/>
+              <w:right w:type="dxa" w:w="100"/>
+            </w:tcMar>
+          </w:tcPr>
+          <w:p>
+            <w:r>
+              <w:rPr>
+                <w:sz w:val="19"/>
+                <w:szCs w:val="19"/>
+              </w:rPr>
+              <w:t xml:space="preserve">Pass</w:t>
+            </w:r>
+          </w:p>
+        </w:tc>
+      </w:tr>
+      <w:tr>
+        <w:trPr>
+          <w:cantSplit/>
+        </w:trPr>
+        <w:tc>
+          <w:tcPr>
+            <w:tcW w:type="dxa" w:w="800"/>
+            <w:tcBorders>
+              <w:top w:val="single" w:color="B8C2D0" w:sz="4"/>
+              <w:left w:val="single" w:color="B8C2D0" w:sz="4"/>
+              <w:bottom w:val="single" w:color="B8C2D0" w:sz="4"/>
+              <w:right w:val="single" w:color="B8C2D0" w:sz="4"/>
+            </w:tcBorders>
+            <w:shd w:fill="FFFFFF" w:color="auto" w:val="clear"/>
+            <w:tcMar>
+              <w:top w:type="dxa" w:w="60"/>
+              <w:left w:type="dxa" w:w="100"/>
+              <w:bottom w:type="dxa" w:w="60"/>
+              <w:right w:type="dxa" w:w="100"/>
+            </w:tcMar>
+          </w:tcPr>
+          <w:p>
+            <w:r>
+              <w:rPr>
+                <w:sz w:val="19"/>
+                <w:szCs w:val="19"/>
+              </w:rPr>
+              <w:t xml:space="preserve">M1b</w:t>
+            </w:r>
+          </w:p>
+        </w:tc>
+        <w:tc>
+          <w:tcPr>
+            <w:tcW w:type="dxa" w:w="3600"/>
+            <w:tcBorders>
+              <w:top w:val="single" w:color="B8C2D0" w:sz="4"/>
+              <w:left w:val="single" w:color="B8C2D0" w:sz="4"/>
+              <w:bottom w:val="single" w:color="B8C2D0" w:sz="4"/>
+              <w:right w:val="single" w:color="B8C2D0" w:sz="4"/>
+            </w:tcBorders>
+            <w:shd w:fill="FFFFFF" w:color="auto" w:val="clear"/>
+            <w:tcMar>
+              <w:top w:type="dxa" w:w="60"/>
+              <w:left w:type="dxa" w:w="100"/>
+              <w:bottom w:type="dxa" w:w="60"/>
+              <w:right w:type="dxa" w:w="100"/>
+            </w:tcMar>
+          </w:tcPr>
+          <w:p>
+            <w:r>
+              <w:rPr>
+                <w:sz w:val="19"/>
+                <w:szCs w:val="19"/>
+              </w:rPr>
+              <w:t xml:space="preserve">Log in with the new account</w:t>
+            </w:r>
+          </w:p>
+        </w:tc>
+        <w:tc>
+          <w:tcPr>
+            <w:tcW w:type="dxa" w:w="3626"/>
+            <w:tcBorders>
+              <w:top w:val="single" w:color="B8C2D0" w:sz="4"/>
+              <w:left w:val="single" w:color="B8C2D0" w:sz="4"/>
+              <w:bottom w:val="single" w:color="B8C2D0" w:sz="4"/>
+              <w:right w:val="single" w:color="B8C2D0" w:sz="4"/>
+            </w:tcBorders>
+            <w:shd w:fill="FFFFFF" w:color="auto" w:val="clear"/>
+            <w:tcMar>
+              <w:top w:type="dxa" w:w="60"/>
+              <w:left w:type="dxa" w:w="100"/>
+              <w:bottom w:type="dxa" w:w="60"/>
+              <w:right w:type="dxa" w:w="100"/>
+            </w:tcMar>
+          </w:tcPr>
+          <w:p>
+            <w:r>
+              <w:rPr>
+                <w:sz w:val="19"/>
+                <w:szCs w:val="19"/>
+              </w:rPr>
+              <w:t xml:space="preserve">Tokens returned; role is normal user</w:t>
+            </w:r>
+          </w:p>
+        </w:tc>
+        <w:tc>
+          <w:tcPr>
+            <w:tcW w:type="dxa" w:w="1000"/>
+            <w:tcBorders>
+              <w:top w:val="single" w:color="B8C2D0" w:sz="4"/>
+              <w:left w:val="single" w:color="B8C2D0" w:sz="4"/>
+              <w:bottom w:val="single" w:color="B8C2D0" w:sz="4"/>
+              <w:right w:val="single" w:color="B8C2D0" w:sz="4"/>
+            </w:tcBorders>
+            <w:shd w:fill="FFFFFF" w:color="auto" w:val="clear"/>
+            <w:tcMar>
+              <w:top w:type="dxa" w:w="60"/>
+              <w:left w:type="dxa" w:w="100"/>
+              <w:bottom w:type="dxa" w:w="60"/>
+              <w:right w:type="dxa" w:w="100"/>
+            </w:tcMar>
+          </w:tcPr>
+          <w:p>
+            <w:r>
+              <w:rPr>
+                <w:sz w:val="19"/>
+                <w:szCs w:val="19"/>
+              </w:rPr>
+              <w:t xml:space="preserve">Pass</w:t>
+            </w:r>
+          </w:p>
+        </w:tc>
+      </w:tr>
+      <w:tr>
+        <w:trPr>
+          <w:cantSplit/>
+        </w:trPr>
+        <w:tc>
+          <w:tcPr>
+            <w:tcW w:type="dxa" w:w="800"/>
+            <w:tcBorders>
+              <w:top w:val="single" w:color="B8C2D0" w:sz="4"/>
+              <w:left w:val="single" w:color="B8C2D0" w:sz="4"/>
+              <w:bottom w:val="single" w:color="B8C2D0" w:sz="4"/>
+              <w:right w:val="single" w:color="B8C2D0" w:sz="4"/>
+            </w:tcBorders>
+            <w:shd w:fill="FFFFFF" w:color="auto" w:val="clear"/>
+            <w:tcMar>
+              <w:top w:type="dxa" w:w="60"/>
+              <w:left w:type="dxa" w:w="100"/>
+              <w:bottom w:type="dxa" w:w="60"/>
+              <w:right w:type="dxa" w:w="100"/>
+            </w:tcMar>
+          </w:tcPr>
+          <w:p>
+            <w:r>
+              <w:rPr>
+                <w:sz w:val="19"/>
+                <w:szCs w:val="19"/>
+              </w:rPr>
+              <w:t xml:space="preserve">M2a</w:t>
+            </w:r>
+          </w:p>
+        </w:tc>
+        <w:tc>
+          <w:tcPr>
+            <w:tcW w:type="dxa" w:w="3600"/>
+            <w:tcBorders>
+              <w:top w:val="single" w:color="B8C2D0" w:sz="4"/>
+              <w:left w:val="single" w:color="B8C2D0" w:sz="4"/>
+              <w:bottom w:val="single" w:color="B8C2D0" w:sz="4"/>
+              <w:right w:val="single" w:color="B8C2D0" w:sz="4"/>
+            </w:tcBorders>
+            <w:shd w:fill="FFFFFF" w:color="auto" w:val="clear"/>
+            <w:tcMar>
+              <w:top w:type="dxa" w:w="60"/>
+              <w:left w:type="dxa" w:w="100"/>
+              <w:bottom w:type="dxa" w:w="60"/>
+              <w:right w:type="dxa" w:w="100"/>
+            </w:tcMar>
+          </w:tcPr>
+          <w:p>
+            <w:r>
+              <w:rPr>
+                <w:sz w:val="19"/>
+                <w:szCs w:val="19"/>
+              </w:rPr>
+              <w:t xml:space="preserve">List lessons</w:t>
+            </w:r>
+          </w:p>
+        </w:tc>
+        <w:tc>
+          <w:tcPr>
+            <w:tcW w:type="dxa" w:w="3626"/>
+            <w:tcBorders>
+              <w:top w:val="single" w:color="B8C2D0" w:sz="4"/>
+              <w:left w:val="single" w:color="B8C2D0" w:sz="4"/>
+              <w:bottom w:val="single" w:color="B8C2D0" w:sz="4"/>
+              <w:right w:val="single" w:color="B8C2D0" w:sz="4"/>
+            </w:tcBorders>
+            <w:shd w:fill="FFFFFF" w:color="auto" w:val="clear"/>
+            <w:tcMar>
+              <w:top w:type="dxa" w:w="60"/>
+              <w:left w:type="dxa" w:w="100"/>
+              <w:bottom w:type="dxa" w:w="60"/>
+              <w:right w:type="dxa" w:w="100"/>
+            </w:tcMar>
+          </w:tcPr>
+          <w:p>
+            <w:r>
+              <w:rPr>
+                <w:sz w:val="19"/>
+                <w:szCs w:val="19"/>
+              </w:rPr>
+              <w:t xml:space="preserve">Lessons returned</w:t>
+            </w:r>
+          </w:p>
+        </w:tc>
+        <w:tc>
+          <w:tcPr>
+            <w:tcW w:type="dxa" w:w="1000"/>
+            <w:tcBorders>
+              <w:top w:val="single" w:color="B8C2D0" w:sz="4"/>
+              <w:left w:val="single" w:color="B8C2D0" w:sz="4"/>
+              <w:bottom w:val="single" w:color="B8C2D0" w:sz="4"/>
+              <w:right w:val="single" w:color="B8C2D0" w:sz="4"/>
+            </w:tcBorders>
+            <w:shd w:fill="FFFFFF" w:color="auto" w:val="clear"/>
+            <w:tcMar>
+              <w:top w:type="dxa" w:w="60"/>
+              <w:left w:type="dxa" w:w="100"/>
+              <w:bottom w:type="dxa" w:w="60"/>
+              <w:right w:type="dxa" w:w="100"/>
+            </w:tcMar>
+          </w:tcPr>
+          <w:p>
+            <w:r>
+              <w:rPr>
+                <w:sz w:val="19"/>
+                <w:szCs w:val="19"/>
+              </w:rPr>
+              <w:t xml:space="preserve">Pass</w:t>
+            </w:r>
+          </w:p>
+        </w:tc>
+      </w:tr>
+      <w:tr>
+        <w:trPr>
+          <w:cantSplit/>
+        </w:trPr>
+        <w:tc>
+          <w:tcPr>
+            <w:tcW w:type="dxa" w:w="800"/>
+            <w:tcBorders>
+              <w:top w:val="single" w:color="B8C2D0" w:sz="4"/>
+              <w:left w:val="single" w:color="B8C2D0" w:sz="4"/>
+              <w:bottom w:val="single" w:color="B8C2D0" w:sz="4"/>
+              <w:right w:val="single" w:color="B8C2D0" w:sz="4"/>
+            </w:tcBorders>
+            <w:shd w:fill="FFFFFF" w:color="auto" w:val="clear"/>
+            <w:tcMar>
+              <w:top w:type="dxa" w:w="60"/>
+              <w:left w:type="dxa" w:w="100"/>
+              <w:bottom w:type="dxa" w:w="60"/>
+              <w:right w:type="dxa" w:w="100"/>
+            </w:tcMar>
+          </w:tcPr>
+          <w:p>
+            <w:r>
+              <w:rPr>
+                <w:sz w:val="19"/>
+                <w:szCs w:val="19"/>
+              </w:rPr>
+              <w:t xml:space="preserve">M2b</w:t>
+            </w:r>
+          </w:p>
+        </w:tc>
+        <w:tc>
+          <w:tcPr>
+            <w:tcW w:type="dxa" w:w="3600"/>
+            <w:tcBorders>
+              <w:top w:val="single" w:color="B8C2D0" w:sz="4"/>
+              <w:left w:val="single" w:color="B8C2D0" w:sz="4"/>
+              <w:bottom w:val="single" w:color="B8C2D0" w:sz="4"/>
+              <w:right w:val="single" w:color="B8C2D0" w:sz="4"/>
+            </w:tcBorders>
+            <w:shd w:fill="FFFFFF" w:color="auto" w:val="clear"/>
+            <w:tcMar>
+              <w:top w:type="dxa" w:w="60"/>
+              <w:left w:type="dxa" w:w="100"/>
+              <w:bottom w:type="dxa" w:w="60"/>
+              <w:right w:type="dxa" w:w="100"/>
+            </w:tcMar>
+          </w:tcPr>
+          <w:p>
+            <w:r>
+              <w:rPr>
+                <w:sz w:val="19"/>
+                <w:szCs w:val="19"/>
+              </w:rPr>
+              <w:t xml:space="preserve">Save lesson progress</w:t>
+            </w:r>
+          </w:p>
+        </w:tc>
+        <w:tc>
+          <w:tcPr>
+            <w:tcW w:type="dxa" w:w="3626"/>
+            <w:tcBorders>
+              <w:top w:val="single" w:color="B8C2D0" w:sz="4"/>
+              <w:left w:val="single" w:color="B8C2D0" w:sz="4"/>
+              <w:bottom w:val="single" w:color="B8C2D0" w:sz="4"/>
+              <w:right w:val="single" w:color="B8C2D0" w:sz="4"/>
+            </w:tcBorders>
+            <w:shd w:fill="FFFFFF" w:color="auto" w:val="clear"/>
+            <w:tcMar>
+              <w:top w:type="dxa" w:w="60"/>
+              <w:left w:type="dxa" w:w="100"/>
+              <w:bottom w:type="dxa" w:w="60"/>
+              <w:right w:type="dxa" w:w="100"/>
+            </w:tcMar>
+          </w:tcPr>
+          <w:p>
+            <w:r>
+              <w:rPr>
+                <w:sz w:val="19"/>
+                <w:szCs w:val="19"/>
+              </w:rPr>
+              <w:t xml:space="preserve">Progress saved</w:t>
+            </w:r>
+          </w:p>
+        </w:tc>
+        <w:tc>
+          <w:tcPr>
+            <w:tcW w:type="dxa" w:w="1000"/>
+            <w:tcBorders>
+              <w:top w:val="single" w:color="B8C2D0" w:sz="4"/>
+              <w:left w:val="single" w:color="B8C2D0" w:sz="4"/>
+              <w:bottom w:val="single" w:color="B8C2D0" w:sz="4"/>
+              <w:right w:val="single" w:color="B8C2D0" w:sz="4"/>
+            </w:tcBorders>
+            <w:shd w:fill="FFFFFF" w:color="auto" w:val="clear"/>
+            <w:tcMar>
+              <w:top w:type="dxa" w:w="60"/>
+              <w:left w:type="dxa" w:w="100"/>
+              <w:bottom w:type="dxa" w:w="60"/>
+              <w:right w:type="dxa" w:w="100"/>
+            </w:tcMar>
+          </w:tcPr>
+          <w:p>
+            <w:r>
+              <w:rPr>
+                <w:sz w:val="19"/>
+                <w:szCs w:val="19"/>
+              </w:rPr>
+              <w:t xml:space="preserve">Pass</w:t>
+            </w:r>
+          </w:p>
+        </w:tc>
+      </w:tr>
+      <w:tr>
+        <w:trPr>
+          <w:cantSplit/>
+        </w:trPr>
+        <w:tc>
+          <w:tcPr>
+            <w:tcW w:type="dxa" w:w="800"/>
+            <w:tcBorders>
+              <w:top w:val="single" w:color="B8C2D0" w:sz="4"/>
+              <w:left w:val="single" w:color="B8C2D0" w:sz="4"/>
+              <w:bottom w:val="single" w:color="B8C2D0" w:sz="4"/>
+              <w:right w:val="single" w:color="B8C2D0" w:sz="4"/>
+            </w:tcBorders>
+            <w:shd w:fill="FFFFFF" w:color="auto" w:val="clear"/>
+            <w:tcMar>
+              <w:top w:type="dxa" w:w="60"/>
+              <w:left w:type="dxa" w:w="100"/>
+              <w:bottom w:type="dxa" w:w="60"/>
+              <w:right w:type="dxa" w:w="100"/>
+            </w:tcMar>
+          </w:tcPr>
+          <w:p>
+            <w:r>
+              <w:rPr>
+                <w:sz w:val="19"/>
+                <w:szCs w:val="19"/>
+              </w:rPr>
+              <w:t xml:space="preserve">M2c</w:t>
+            </w:r>
+          </w:p>
+        </w:tc>
+        <w:tc>
+          <w:tcPr>
+            <w:tcW w:type="dxa" w:w="3600"/>
+            <w:tcBorders>
+              <w:top w:val="single" w:color="B8C2D0" w:sz="4"/>
+              <w:left w:val="single" w:color="B8C2D0" w:sz="4"/>
+              <w:bottom w:val="single" w:color="B8C2D0" w:sz="4"/>
+              <w:right w:val="single" w:color="B8C2D0" w:sz="4"/>
+            </w:tcBorders>
+            <w:shd w:fill="FFFFFF" w:color="auto" w:val="clear"/>
+            <w:tcMar>
+              <w:top w:type="dxa" w:w="60"/>
+              <w:left w:type="dxa" w:w="100"/>
+              <w:bottom w:type="dxa" w:w="60"/>
+              <w:right w:type="dxa" w:w="100"/>
+            </w:tcMar>
+          </w:tcPr>
+          <w:p>
+            <w:r>
+              <w:rPr>
+                <w:sz w:val="19"/>
+                <w:szCs w:val="19"/>
+              </w:rPr>
+              <w:t xml:space="preserve">Bookmark a lesson</w:t>
+            </w:r>
+          </w:p>
+        </w:tc>
+        <w:tc>
+          <w:tcPr>
+            <w:tcW w:type="dxa" w:w="3626"/>
+            <w:tcBorders>
+              <w:top w:val="single" w:color="B8C2D0" w:sz="4"/>
+              <w:left w:val="single" w:color="B8C2D0" w:sz="4"/>
+              <w:bottom w:val="single" w:color="B8C2D0" w:sz="4"/>
+              <w:right w:val="single" w:color="B8C2D0" w:sz="4"/>
+            </w:tcBorders>
+            <w:shd w:fill="FFFFFF" w:color="auto" w:val="clear"/>
+            <w:tcMar>
+              <w:top w:type="dxa" w:w="60"/>
+              <w:left w:type="dxa" w:w="100"/>
+              <w:bottom w:type="dxa" w:w="60"/>
+              <w:right w:type="dxa" w:w="100"/>
+            </w:tcMar>
+          </w:tcPr>
+          <w:p>
+            <w:r>
+              <w:rPr>
+                <w:sz w:val="19"/>
+                <w:szCs w:val="19"/>
+              </w:rPr>
+              <w:t xml:space="preserve">Bookmark created</w:t>
+            </w:r>
+          </w:p>
+        </w:tc>
+        <w:tc>
+          <w:tcPr>
+            <w:tcW w:type="dxa" w:w="1000"/>
+            <w:tcBorders>
+              <w:top w:val="single" w:color="B8C2D0" w:sz="4"/>
+              <w:left w:val="single" w:color="B8C2D0" w:sz="4"/>
+              <w:bottom w:val="single" w:color="B8C2D0" w:sz="4"/>
+              <w:right w:val="single" w:color="B8C2D0" w:sz="4"/>
+            </w:tcBorders>
+            <w:shd w:fill="FFFFFF" w:color="auto" w:val="clear"/>
+            <w:tcMar>
+              <w:top w:type="dxa" w:w="60"/>
+              <w:left w:type="dxa" w:w="100"/>
+              <w:bottom w:type="dxa" w:w="60"/>
+              <w:right w:type="dxa" w:w="100"/>
+            </w:tcMar>
+          </w:tcPr>
+          <w:p>
+            <w:r>
+              <w:rPr>
+                <w:sz w:val="19"/>
+                <w:szCs w:val="19"/>
+              </w:rPr>
+              <w:t xml:space="preserve">Pass</w:t>
+            </w:r>
+          </w:p>
+        </w:tc>
+      </w:tr>
+      <w:tr>
+        <w:trPr>
+          <w:cantSplit/>
+        </w:trPr>
+        <w:tc>
+          <w:tcPr>
+            <w:tcW w:type="dxa" w:w="800"/>
+            <w:tcBorders>
+              <w:top w:val="single" w:color="B8C2D0" w:sz="4"/>
+              <w:left w:val="single" w:color="B8C2D0" w:sz="4"/>
+              <w:bottom w:val="single" w:color="B8C2D0" w:sz="4"/>
+              <w:right w:val="single" w:color="B8C2D0" w:sz="4"/>
+            </w:tcBorders>
+            <w:shd w:fill="FFFFFF" w:color="auto" w:val="clear"/>
+            <w:tcMar>
+              <w:top w:type="dxa" w:w="60"/>
+              <w:left w:type="dxa" w:w="100"/>
+              <w:bottom w:type="dxa" w:w="60"/>
+              <w:right w:type="dxa" w:w="100"/>
+            </w:tcMar>
+          </w:tcPr>
+          <w:p>
+            <w:r>
+              <w:rPr>
+                <w:sz w:val="19"/>
+                <w:szCs w:val="19"/>
+              </w:rPr>
+              <w:t xml:space="preserve">M2d</w:t>
+            </w:r>
+          </w:p>
+        </w:tc>
+        <w:tc>
+          <w:tcPr>
+            <w:tcW w:type="dxa" w:w="3600"/>
+            <w:tcBorders>
+              <w:top w:val="single" w:color="B8C2D0" w:sz="4"/>
+              <w:left w:val="single" w:color="B8C2D0" w:sz="4"/>
+              <w:bottom w:val="single" w:color="B8C2D0" w:sz="4"/>
+              <w:right w:val="single" w:color="B8C2D0" w:sz="4"/>
+            </w:tcBorders>
+            <w:shd w:fill="FFFFFF" w:color="auto" w:val="clear"/>
+            <w:tcMar>
+              <w:top w:type="dxa" w:w="60"/>
+              <w:left w:type="dxa" w:w="100"/>
+              <w:bottom w:type="dxa" w:w="60"/>
+              <w:right w:type="dxa" w:w="100"/>
+            </w:tcMar>
+          </w:tcPr>
+          <w:p>
+            <w:r>
+              <w:rPr>
+                <w:sz w:val="19"/>
+                <w:szCs w:val="19"/>
+              </w:rPr>
+              <w:t xml:space="preserve">Progress persists after a new request</w:t>
+            </w:r>
+          </w:p>
+        </w:tc>
+        <w:tc>
+          <w:tcPr>
+            <w:tcW w:type="dxa" w:w="3626"/>
+            <w:tcBorders>
+              <w:top w:val="single" w:color="B8C2D0" w:sz="4"/>
+              <w:left w:val="single" w:color="B8C2D0" w:sz="4"/>
+              <w:bottom w:val="single" w:color="B8C2D0" w:sz="4"/>
+              <w:right w:val="single" w:color="B8C2D0" w:sz="4"/>
+            </w:tcBorders>
+            <w:shd w:fill="FFFFFF" w:color="auto" w:val="clear"/>
+            <w:tcMar>
+              <w:top w:type="dxa" w:w="60"/>
+              <w:left w:type="dxa" w:w="100"/>
+              <w:bottom w:type="dxa" w:w="60"/>
+              <w:right w:type="dxa" w:w="100"/>
+            </w:tcMar>
+          </w:tcPr>
+          <w:p>
+            <w:r>
+              <w:rPr>
+                <w:sz w:val="19"/>
+                <w:szCs w:val="19"/>
+              </w:rPr>
+              <w:t xml:space="preserve">Saved progress is returned</w:t>
+            </w:r>
+          </w:p>
+        </w:tc>
+        <w:tc>
+          <w:tcPr>
+            <w:tcW w:type="dxa" w:w="1000"/>
+            <w:tcBorders>
+              <w:top w:val="single" w:color="B8C2D0" w:sz="4"/>
+              <w:left w:val="single" w:color="B8C2D0" w:sz="4"/>
+              <w:bottom w:val="single" w:color="B8C2D0" w:sz="4"/>
+              <w:right w:val="single" w:color="B8C2D0" w:sz="4"/>
+            </w:tcBorders>
+            <w:shd w:fill="FFFFFF" w:color="auto" w:val="clear"/>
+            <w:tcMar>
+              <w:top w:type="dxa" w:w="60"/>
+              <w:left w:type="dxa" w:w="100"/>
+              <w:bottom w:type="dxa" w:w="60"/>
+              <w:right w:type="dxa" w:w="100"/>
+            </w:tcMar>
+          </w:tcPr>
+          <w:p>
+            <w:r>
+              <w:rPr>
+                <w:sz w:val="19"/>
+                <w:szCs w:val="19"/>
+              </w:rPr>
+              <w:t xml:space="preserve">Pass</w:t>
+            </w:r>
+          </w:p>
+        </w:tc>
+      </w:tr>
+      <w:tr>
+        <w:trPr>
+          <w:cantSplit/>
+        </w:trPr>
+        <w:tc>
+          <w:tcPr>
+            <w:tcW w:type="dxa" w:w="800"/>
+            <w:tcBorders>
+              <w:top w:val="single" w:color="B8C2D0" w:sz="4"/>
+              <w:left w:val="single" w:color="B8C2D0" w:sz="4"/>
+              <w:bottom w:val="single" w:color="B8C2D0" w:sz="4"/>
+              <w:right w:val="single" w:color="B8C2D0" w:sz="4"/>
+            </w:tcBorders>
+            <w:shd w:fill="FFFFFF" w:color="auto" w:val="clear"/>
+            <w:tcMar>
+              <w:top w:type="dxa" w:w="60"/>
+              <w:left w:type="dxa" w:w="100"/>
+              <w:bottom w:type="dxa" w:w="60"/>
+              <w:right w:type="dxa" w:w="100"/>
+            </w:tcMar>
+          </w:tcPr>
+          <w:p>
+            <w:r>
+              <w:rPr>
+                <w:sz w:val="19"/>
+                <w:szCs w:val="19"/>
+              </w:rPr>
+              <w:t xml:space="preserve">M3</w:t>
+            </w:r>
+          </w:p>
+        </w:tc>
+        <w:tc>
+          <w:tcPr>
+            <w:tcW w:type="dxa" w:w="3600"/>
+            <w:tcBorders>
+              <w:top w:val="single" w:color="B8C2D0" w:sz="4"/>
+              <w:left w:val="single" w:color="B8C2D0" w:sz="4"/>
+              <w:bottom w:val="single" w:color="B8C2D0" w:sz="4"/>
+              <w:right w:val="single" w:color="B8C2D0" w:sz="4"/>
+            </w:tcBorders>
+            <w:shd w:fill="FFFFFF" w:color="auto" w:val="clear"/>
+            <w:tcMar>
+              <w:top w:type="dxa" w:w="60"/>
+              <w:left w:type="dxa" w:w="100"/>
+              <w:bottom w:type="dxa" w:w="60"/>
+              <w:right w:type="dxa" w:w="100"/>
+            </w:tcMar>
+          </w:tcPr>
+          <w:p>
+            <w:r>
+              <w:rPr>
+                <w:sz w:val="19"/>
+                <w:szCs w:val="19"/>
+              </w:rPr>
+              <w:t xml:space="preserve">Take a quiz and submit</w:t>
+            </w:r>
+          </w:p>
+        </w:tc>
+        <w:tc>
+          <w:tcPr>
+            <w:tcW w:type="dxa" w:w="3626"/>
+            <w:tcBorders>
+              <w:top w:val="single" w:color="B8C2D0" w:sz="4"/>
+              <w:left w:val="single" w:color="B8C2D0" w:sz="4"/>
+              <w:bottom w:val="single" w:color="B8C2D0" w:sz="4"/>
+              <w:right w:val="single" w:color="B8C2D0" w:sz="4"/>
+            </w:tcBorders>
+            <w:shd w:fill="FFFFFF" w:color="auto" w:val="clear"/>
+            <w:tcMar>
+              <w:top w:type="dxa" w:w="60"/>
+              <w:left w:type="dxa" w:w="100"/>
+              <w:bottom w:type="dxa" w:w="60"/>
+              <w:right w:type="dxa" w:w="100"/>
+            </w:tcMar>
+          </w:tcPr>
+          <w:p>
+            <w:r>
+              <w:rPr>
+                <w:sz w:val="19"/>
+                <w:szCs w:val="19"/>
+              </w:rPr>
+              <w:t xml:space="preserve">Score, pass/fail and recommendations returned</w:t>
+            </w:r>
+          </w:p>
+        </w:tc>
+        <w:tc>
+          <w:tcPr>
+            <w:tcW w:type="dxa" w:w="1000"/>
+            <w:tcBorders>
+              <w:top w:val="single" w:color="B8C2D0" w:sz="4"/>
+              <w:left w:val="single" w:color="B8C2D0" w:sz="4"/>
+              <w:bottom w:val="single" w:color="B8C2D0" w:sz="4"/>
+              <w:right w:val="single" w:color="B8C2D0" w:sz="4"/>
+            </w:tcBorders>
+            <w:shd w:fill="FFFFFF" w:color="auto" w:val="clear"/>
+            <w:tcMar>
+              <w:top w:type="dxa" w:w="60"/>
+              <w:left w:type="dxa" w:w="100"/>
+              <w:bottom w:type="dxa" w:w="60"/>
+              <w:right w:type="dxa" w:w="100"/>
+            </w:tcMar>
+          </w:tcPr>
+          <w:p>
+            <w:r>
+              <w:rPr>
+                <w:sz w:val="19"/>
+                <w:szCs w:val="19"/>
+              </w:rPr>
+              <w:t xml:space="preserve">Pass</w:t>
+            </w:r>
+          </w:p>
+        </w:tc>
+      </w:tr>
+      <w:tr>
+        <w:trPr>
+          <w:cantSplit/>
+        </w:trPr>
+        <w:tc>
+          <w:tcPr>
+            <w:tcW w:type="dxa" w:w="800"/>
+            <w:tcBorders>
+              <w:top w:val="single" w:color="B8C2D0" w:sz="4"/>
+              <w:left w:val="single" w:color="B8C2D0" w:sz="4"/>
+              <w:bottom w:val="single" w:color="B8C2D0" w:sz="4"/>
+              <w:right w:val="single" w:color="B8C2D0" w:sz="4"/>
+            </w:tcBorders>
+            <w:shd w:fill="FFFFFF" w:color="auto" w:val="clear"/>
+            <w:tcMar>
+              <w:top w:type="dxa" w:w="60"/>
+              <w:left w:type="dxa" w:w="100"/>
+              <w:bottom w:type="dxa" w:w="60"/>
+              <w:right w:type="dxa" w:w="100"/>
+            </w:tcMar>
+          </w:tcPr>
+          <w:p>
+            <w:r>
+              <w:rPr>
+                <w:sz w:val="19"/>
+                <w:szCs w:val="19"/>
+              </w:rPr>
+              <w:t xml:space="preserve">M4</w:t>
+            </w:r>
+          </w:p>
+        </w:tc>
+        <w:tc>
+          <w:tcPr>
+            <w:tcW w:type="dxa" w:w="3600"/>
+            <w:tcBorders>
+              <w:top w:val="single" w:color="B8C2D0" w:sz="4"/>
+              <w:left w:val="single" w:color="B8C2D0" w:sz="4"/>
+              <w:bottom w:val="single" w:color="B8C2D0" w:sz="4"/>
+              <w:right w:val="single" w:color="B8C2D0" w:sz="4"/>
+            </w:tcBorders>
+            <w:shd w:fill="FFFFFF" w:color="auto" w:val="clear"/>
+            <w:tcMar>
+              <w:top w:type="dxa" w:w="60"/>
+              <w:left w:type="dxa" w:w="100"/>
+              <w:bottom w:type="dxa" w:w="60"/>
+              <w:right w:type="dxa" w:w="100"/>
+            </w:tcMar>
+          </w:tcPr>
+          <w:p>
+            <w:r>
+              <w:rPr>
+                <w:sz w:val="19"/>
+                <w:szCs w:val="19"/>
+              </w:rPr>
+              <w:t xml:space="preserve">Classify a phishing message</w:t>
+            </w:r>
+          </w:p>
+        </w:tc>
+        <w:tc>
+          <w:tcPr>
+            <w:tcW w:type="dxa" w:w="3626"/>
+            <w:tcBorders>
+              <w:top w:val="single" w:color="B8C2D0" w:sz="4"/>
+              <w:left w:val="single" w:color="B8C2D0" w:sz="4"/>
+              <w:bottom w:val="single" w:color="B8C2D0" w:sz="4"/>
+              <w:right w:val="single" w:color="B8C2D0" w:sz="4"/>
+            </w:tcBorders>
+            <w:shd w:fill="FFFFFF" w:color="auto" w:val="clear"/>
+            <w:tcMar>
+              <w:top w:type="dxa" w:w="60"/>
+              <w:left w:type="dxa" w:w="100"/>
+              <w:bottom w:type="dxa" w:w="60"/>
+              <w:right w:type="dxa" w:w="100"/>
+            </w:tcMar>
+          </w:tcPr>
+          <w:p>
+            <w:r>
+              <w:rPr>
+                <w:sz w:val="19"/>
+                <w:szCs w:val="19"/>
+              </w:rPr>
+              <w:t xml:space="preserve">Score and feedback returned</w:t>
+            </w:r>
+          </w:p>
+        </w:tc>
+        <w:tc>
+          <w:tcPr>
+            <w:tcW w:type="dxa" w:w="1000"/>
+            <w:tcBorders>
+              <w:top w:val="single" w:color="B8C2D0" w:sz="4"/>
+              <w:left w:val="single" w:color="B8C2D0" w:sz="4"/>
+              <w:bottom w:val="single" w:color="B8C2D0" w:sz="4"/>
+              <w:right w:val="single" w:color="B8C2D0" w:sz="4"/>
+            </w:tcBorders>
+            <w:shd w:fill="FFFFFF" w:color="auto" w:val="clear"/>
+            <w:tcMar>
+              <w:top w:type="dxa" w:w="60"/>
+              <w:left w:type="dxa" w:w="100"/>
+              <w:bottom w:type="dxa" w:w="60"/>
+              <w:right w:type="dxa" w:w="100"/>
+            </w:tcMar>
+          </w:tcPr>
+          <w:p>
+            <w:r>
+              <w:rPr>
+                <w:sz w:val="19"/>
+                <w:szCs w:val="19"/>
+              </w:rPr>
+              <w:t xml:space="preserve">Pass</w:t>
+            </w:r>
+          </w:p>
+        </w:tc>
+      </w:tr>
+      <w:tr>
+        <w:trPr>
+          <w:cantSplit/>
+        </w:trPr>
+        <w:tc>
+          <w:tcPr>
+            <w:tcW w:type="dxa" w:w="800"/>
+            <w:tcBorders>
+              <w:top w:val="single" w:color="B8C2D0" w:sz="4"/>
+              <w:left w:val="single" w:color="B8C2D0" w:sz="4"/>
+              <w:bottom w:val="single" w:color="B8C2D0" w:sz="4"/>
+              <w:right w:val="single" w:color="B8C2D0" w:sz="4"/>
+            </w:tcBorders>
+            <w:shd w:fill="FFFFFF" w:color="auto" w:val="clear"/>
+            <w:tcMar>
+              <w:top w:type="dxa" w:w="60"/>
+              <w:left w:type="dxa" w:w="100"/>
+              <w:bottom w:type="dxa" w:w="60"/>
+              <w:right w:type="dxa" w:w="100"/>
+            </w:tcMar>
+          </w:tcPr>
+          <w:p>
+            <w:r>
+              <w:rPr>
+                <w:sz w:val="19"/>
+                <w:szCs w:val="19"/>
+              </w:rPr>
+              <w:t xml:space="preserve">M5a</w:t>
+            </w:r>
+          </w:p>
+        </w:tc>
+        <w:tc>
+          <w:tcPr>
+            <w:tcW w:type="dxa" w:w="3600"/>
+            <w:tcBorders>
+              <w:top w:val="single" w:color="B8C2D0" w:sz="4"/>
+              <w:left w:val="single" w:color="B8C2D0" w:sz="4"/>
+              <w:bottom w:val="single" w:color="B8C2D0" w:sz="4"/>
+              <w:right w:val="single" w:color="B8C2D0" w:sz="4"/>
+            </w:tcBorders>
+            <w:shd w:fill="FFFFFF" w:color="auto" w:val="clear"/>
+            <w:tcMar>
+              <w:top w:type="dxa" w:w="60"/>
+              <w:left w:type="dxa" w:w="100"/>
+              <w:bottom w:type="dxa" w:w="60"/>
+              <w:right w:type="dxa" w:w="100"/>
+            </w:tcMar>
+          </w:tcPr>
+          <w:p>
+            <w:r>
+              <w:rPr>
+                <w:sz w:val="19"/>
+                <w:szCs w:val="19"/>
+              </w:rPr>
+              <w:t xml:space="preserve">Report an incident with a .pdf file</w:t>
+            </w:r>
+          </w:p>
+        </w:tc>
+        <w:tc>
+          <w:tcPr>
+            <w:tcW w:type="dxa" w:w="3626"/>
+            <w:tcBorders>
+              <w:top w:val="single" w:color="B8C2D0" w:sz="4"/>
+              <w:left w:val="single" w:color="B8C2D0" w:sz="4"/>
+              <w:bottom w:val="single" w:color="B8C2D0" w:sz="4"/>
+              <w:right w:val="single" w:color="B8C2D0" w:sz="4"/>
+            </w:tcBorders>
+            <w:shd w:fill="FFFFFF" w:color="auto" w:val="clear"/>
+            <w:tcMar>
+              <w:top w:type="dxa" w:w="60"/>
+              <w:left w:type="dxa" w:w="100"/>
+              <w:bottom w:type="dxa" w:w="60"/>
+              <w:right w:type="dxa" w:w="100"/>
+            </w:tcMar>
+          </w:tcPr>
+          <w:p>
+            <w:r>
+              <w:rPr>
+                <w:sz w:val="19"/>
+                <w:szCs w:val="19"/>
+              </w:rPr>
+              <w:t xml:space="preserve">Created with reference number</w:t>
+            </w:r>
+          </w:p>
+        </w:tc>
+        <w:tc>
+          <w:tcPr>
+            <w:tcW w:type="dxa" w:w="1000"/>
+            <w:tcBorders>
+              <w:top w:val="single" w:color="B8C2D0" w:sz="4"/>
+              <w:left w:val="single" w:color="B8C2D0" w:sz="4"/>
+              <w:bottom w:val="single" w:color="B8C2D0" w:sz="4"/>
+              <w:right w:val="single" w:color="B8C2D0" w:sz="4"/>
+            </w:tcBorders>
+            <w:shd w:fill="FFFFFF" w:color="auto" w:val="clear"/>
+            <w:tcMar>
+              <w:top w:type="dxa" w:w="60"/>
+              <w:left w:type="dxa" w:w="100"/>
+              <w:bottom w:type="dxa" w:w="60"/>
+              <w:right w:type="dxa" w:w="100"/>
+            </w:tcMar>
+          </w:tcPr>
+          <w:p>
+            <w:r>
+              <w:rPr>
+                <w:sz w:val="19"/>
+                <w:szCs w:val="19"/>
+              </w:rPr>
+              <w:t xml:space="preserve">Pass</w:t>
+            </w:r>
+          </w:p>
+        </w:tc>
+      </w:tr>
+      <w:tr>
+        <w:trPr>
+          <w:cantSplit/>
+        </w:trPr>
+        <w:tc>
+          <w:tcPr>
+            <w:tcW w:type="dxa" w:w="800"/>
+            <w:tcBorders>
+              <w:top w:val="single" w:color="B8C2D0" w:sz="4"/>
+              <w:left w:val="single" w:color="B8C2D0" w:sz="4"/>
+              <w:bottom w:val="single" w:color="B8C2D0" w:sz="4"/>
+              <w:right w:val="single" w:color="B8C2D0" w:sz="4"/>
+            </w:tcBorders>
+            <w:shd w:fill="FFFFFF" w:color="auto" w:val="clear"/>
+            <w:tcMar>
+              <w:top w:type="dxa" w:w="60"/>
+              <w:left w:type="dxa" w:w="100"/>
+              <w:bottom w:type="dxa" w:w="60"/>
+              <w:right w:type="dxa" w:w="100"/>
+            </w:tcMar>
+          </w:tcPr>
+          <w:p>
+            <w:r>
+              <w:rPr>
+                <w:sz w:val="19"/>
+                <w:szCs w:val="19"/>
+              </w:rPr>
+              <w:t xml:space="preserve">M5b</w:t>
+            </w:r>
+          </w:p>
+        </w:tc>
+        <w:tc>
+          <w:tcPr>
+            <w:tcW w:type="dxa" w:w="3600"/>
+            <w:tcBorders>
+              <w:top w:val="single" w:color="B8C2D0" w:sz="4"/>
+              <w:left w:val="single" w:color="B8C2D0" w:sz="4"/>
+              <w:bottom w:val="single" w:color="B8C2D0" w:sz="4"/>
+              <w:right w:val="single" w:color="B8C2D0" w:sz="4"/>
+            </w:tcBorders>
+            <w:shd w:fill="FFFFFF" w:color="auto" w:val="clear"/>
+            <w:tcMar>
+              <w:top w:type="dxa" w:w="60"/>
+              <w:left w:type="dxa" w:w="100"/>
+              <w:bottom w:type="dxa" w:w="60"/>
+              <w:right w:type="dxa" w:w="100"/>
+            </w:tcMar>
+          </w:tcPr>
+          <w:p>
+            <w:r>
+              <w:rPr>
+                <w:sz w:val="19"/>
+                <w:szCs w:val="19"/>
+              </w:rPr>
+              <w:t xml:space="preserve">Report an incident with a .exe file</w:t>
+            </w:r>
+          </w:p>
+        </w:tc>
+        <w:tc>
+          <w:tcPr>
+            <w:tcW w:type="dxa" w:w="3626"/>
+            <w:tcBorders>
+              <w:top w:val="single" w:color="B8C2D0" w:sz="4"/>
+              <w:left w:val="single" w:color="B8C2D0" w:sz="4"/>
+              <w:bottom w:val="single" w:color="B8C2D0" w:sz="4"/>
+              <w:right w:val="single" w:color="B8C2D0" w:sz="4"/>
+            </w:tcBorders>
+            <w:shd w:fill="FFFFFF" w:color="auto" w:val="clear"/>
+            <w:tcMar>
+              <w:top w:type="dxa" w:w="60"/>
+              <w:left w:type="dxa" w:w="100"/>
+              <w:bottom w:type="dxa" w:w="60"/>
+              <w:right w:type="dxa" w:w="100"/>
+            </w:tcMar>
+          </w:tcPr>
+          <w:p>
+            <w:r>
+              <w:rPr>
+                <w:sz w:val="19"/>
+                <w:szCs w:val="19"/>
+              </w:rPr>
+              <w:t xml:space="preserve">Rejected with a message</w:t>
+            </w:r>
+          </w:p>
+        </w:tc>
+        <w:tc>
+          <w:tcPr>
+            <w:tcW w:type="dxa" w:w="1000"/>
+            <w:tcBorders>
+              <w:top w:val="single" w:color="B8C2D0" w:sz="4"/>
+              <w:left w:val="single" w:color="B8C2D0" w:sz="4"/>
+              <w:bottom w:val="single" w:color="B8C2D0" w:sz="4"/>
+              <w:right w:val="single" w:color="B8C2D0" w:sz="4"/>
+            </w:tcBorders>
+            <w:shd w:fill="FFFFFF" w:color="auto" w:val="clear"/>
+            <w:tcMar>
+              <w:top w:type="dxa" w:w="60"/>
+              <w:left w:type="dxa" w:w="100"/>
+              <w:bottom w:type="dxa" w:w="60"/>
+              <w:right w:type="dxa" w:w="100"/>
+            </w:tcMar>
+          </w:tcPr>
+          <w:p>
+            <w:r>
+              <w:rPr>
+                <w:sz w:val="19"/>
+                <w:szCs w:val="19"/>
+              </w:rPr>
+              <w:t xml:space="preserve">Pass</w:t>
+            </w:r>
+          </w:p>
+        </w:tc>
+      </w:tr>
+      <w:tr>
+        <w:trPr>
+          <w:cantSplit/>
+        </w:trPr>
+        <w:tc>
+          <w:tcPr>
+            <w:tcW w:type="dxa" w:w="800"/>
+            <w:tcBorders>
+              <w:top w:val="single" w:color="B8C2D0" w:sz="4"/>
+              <w:left w:val="single" w:color="B8C2D0" w:sz="4"/>
+              <w:bottom w:val="single" w:color="B8C2D0" w:sz="4"/>
+              <w:right w:val="single" w:color="B8C2D0" w:sz="4"/>
+            </w:tcBorders>
+            <w:shd w:fill="FFFFFF" w:color="auto" w:val="clear"/>
+            <w:tcMar>
+              <w:top w:type="dxa" w:w="60"/>
+              <w:left w:type="dxa" w:w="100"/>
+              <w:bottom w:type="dxa" w:w="60"/>
+              <w:right w:type="dxa" w:w="100"/>
+            </w:tcMar>
+          </w:tcPr>
+          <w:p>
+            <w:r>
+              <w:rPr>
+                <w:sz w:val="19"/>
+                <w:szCs w:val="19"/>
+              </w:rPr>
+              <w:t xml:space="preserve">M6a</w:t>
+            </w:r>
+          </w:p>
+        </w:tc>
+        <w:tc>
+          <w:tcPr>
+            <w:tcW w:type="dxa" w:w="3600"/>
+            <w:tcBorders>
+              <w:top w:val="single" w:color="B8C2D0" w:sz="4"/>
+              <w:left w:val="single" w:color="B8C2D0" w:sz="4"/>
+              <w:bottom w:val="single" w:color="B8C2D0" w:sz="4"/>
+              <w:right w:val="single" w:color="B8C2D0" w:sz="4"/>
+            </w:tcBorders>
+            <w:shd w:fill="FFFFFF" w:color="auto" w:val="clear"/>
+            <w:tcMar>
+              <w:top w:type="dxa" w:w="60"/>
+              <w:left w:type="dxa" w:w="100"/>
+              <w:bottom w:type="dxa" w:w="60"/>
+              <w:right w:type="dxa" w:w="100"/>
+            </w:tcMar>
+          </w:tcPr>
+          <w:p>
+            <w:r>
+              <w:rPr>
+                <w:sz w:val="19"/>
+                <w:szCs w:val="19"/>
+              </w:rPr>
+              <w:t xml:space="preserve">Officer opens the SOC queue</w:t>
+            </w:r>
+          </w:p>
+        </w:tc>
+        <w:tc>
+          <w:tcPr>
+            <w:tcW w:type="dxa" w:w="3626"/>
+            <w:tcBorders>
+              <w:top w:val="single" w:color="B8C2D0" w:sz="4"/>
+              <w:left w:val="single" w:color="B8C2D0" w:sz="4"/>
+              <w:bottom w:val="single" w:color="B8C2D0" w:sz="4"/>
+              <w:right w:val="single" w:color="B8C2D0" w:sz="4"/>
+            </w:tcBorders>
+            <w:shd w:fill="FFFFFF" w:color="auto" w:val="clear"/>
+            <w:tcMar>
+              <w:top w:type="dxa" w:w="60"/>
+              <w:left w:type="dxa" w:w="100"/>
+              <w:bottom w:type="dxa" w:w="60"/>
+              <w:right w:type="dxa" w:w="100"/>
+            </w:tcMar>
+          </w:tcPr>
+          <w:p>
+            <w:r>
+              <w:rPr>
+                <w:sz w:val="19"/>
+                <w:szCs w:val="19"/>
+              </w:rPr>
+              <w:t xml:space="preserve">Incidents grouped by status</w:t>
+            </w:r>
+          </w:p>
+        </w:tc>
+        <w:tc>
+          <w:tcPr>
+            <w:tcW w:type="dxa" w:w="1000"/>
+            <w:tcBorders>
+              <w:top w:val="single" w:color="B8C2D0" w:sz="4"/>
+              <w:left w:val="single" w:color="B8C2D0" w:sz="4"/>
+              <w:bottom w:val="single" w:color="B8C2D0" w:sz="4"/>
+              <w:right w:val="single" w:color="B8C2D0" w:sz="4"/>
+            </w:tcBorders>
+            <w:shd w:fill="FFFFFF" w:color="auto" w:val="clear"/>
+            <w:tcMar>
+              <w:top w:type="dxa" w:w="60"/>
+              <w:left w:type="dxa" w:w="100"/>
+              <w:bottom w:type="dxa" w:w="60"/>
+              <w:right w:type="dxa" w:w="100"/>
+            </w:tcMar>
+          </w:tcPr>
+          <w:p>
+            <w:r>
+              <w:rPr>
+                <w:sz w:val="19"/>
+                <w:szCs w:val="19"/>
+              </w:rPr>
+              <w:t xml:space="preserve">Pass</w:t>
+            </w:r>
+          </w:p>
+        </w:tc>
+      </w:tr>
+      <w:tr>
+        <w:trPr>
+          <w:cantSplit/>
+        </w:trPr>
+        <w:tc>
+          <w:tcPr>
+            <w:tcW w:type="dxa" w:w="800"/>
+            <w:tcBorders>
+              <w:top w:val="single" w:color="B8C2D0" w:sz="4"/>
+              <w:left w:val="single" w:color="B8C2D0" w:sz="4"/>
+              <w:bottom w:val="single" w:color="B8C2D0" w:sz="4"/>
+              <w:right w:val="single" w:color="B8C2D0" w:sz="4"/>
+            </w:tcBorders>
+            <w:shd w:fill="FFFFFF" w:color="auto" w:val="clear"/>
+            <w:tcMar>
+              <w:top w:type="dxa" w:w="60"/>
+              <w:left w:type="dxa" w:w="100"/>
+              <w:bottom w:type="dxa" w:w="60"/>
+              <w:right w:type="dxa" w:w="100"/>
+            </w:tcMar>
+          </w:tcPr>
+          <w:p>
+            <w:r>
+              <w:rPr>
+                <w:sz w:val="19"/>
+                <w:szCs w:val="19"/>
+              </w:rPr>
+              <w:t xml:space="preserve">M6b</w:t>
+            </w:r>
+          </w:p>
+        </w:tc>
+        <w:tc>
+          <w:tcPr>
+            <w:tcW w:type="dxa" w:w="3600"/>
+            <w:tcBorders>
+              <w:top w:val="single" w:color="B8C2D0" w:sz="4"/>
+              <w:left w:val="single" w:color="B8C2D0" w:sz="4"/>
+              <w:bottom w:val="single" w:color="B8C2D0" w:sz="4"/>
+              <w:right w:val="single" w:color="B8C2D0" w:sz="4"/>
+            </w:tcBorders>
+            <w:shd w:fill="FFFFFF" w:color="auto" w:val="clear"/>
+            <w:tcMar>
+              <w:top w:type="dxa" w:w="60"/>
+              <w:left w:type="dxa" w:w="100"/>
+              <w:bottom w:type="dxa" w:w="60"/>
+              <w:right w:type="dxa" w:w="100"/>
+            </w:tcMar>
+          </w:tcPr>
+          <w:p>
+            <w:r>
+              <w:rPr>
+                <w:sz w:val="19"/>
+                <w:szCs w:val="19"/>
+              </w:rPr>
+              <w:t xml:space="preserve">Officer assigns the incident</w:t>
+            </w:r>
+          </w:p>
+        </w:tc>
+        <w:tc>
+          <w:tcPr>
+            <w:tcW w:type="dxa" w:w="3626"/>
+            <w:tcBorders>
+              <w:top w:val="single" w:color="B8C2D0" w:sz="4"/>
+              <w:left w:val="single" w:color="B8C2D0" w:sz="4"/>
+              <w:bottom w:val="single" w:color="B8C2D0" w:sz="4"/>
+              <w:right w:val="single" w:color="B8C2D0" w:sz="4"/>
+            </w:tcBorders>
+            <w:shd w:fill="FFFFFF" w:color="auto" w:val="clear"/>
+            <w:tcMar>
+              <w:top w:type="dxa" w:w="60"/>
+              <w:left w:type="dxa" w:w="100"/>
+              <w:bottom w:type="dxa" w:w="60"/>
+              <w:right w:type="dxa" w:w="100"/>
+            </w:tcMar>
+          </w:tcPr>
+          <w:p>
+            <w:r>
+              <w:rPr>
+                <w:sz w:val="19"/>
+                <w:szCs w:val="19"/>
+              </w:rPr>
+              <w:t xml:space="preserve">Assignment saved</w:t>
+            </w:r>
+          </w:p>
+        </w:tc>
+        <w:tc>
+          <w:tcPr>
+            <w:tcW w:type="dxa" w:w="1000"/>
+            <w:tcBorders>
+              <w:top w:val="single" w:color="B8C2D0" w:sz="4"/>
+              <w:left w:val="single" w:color="B8C2D0" w:sz="4"/>
+              <w:bottom w:val="single" w:color="B8C2D0" w:sz="4"/>
+              <w:right w:val="single" w:color="B8C2D0" w:sz="4"/>
+            </w:tcBorders>
+            <w:shd w:fill="FFFFFF" w:color="auto" w:val="clear"/>
+            <w:tcMar>
+              <w:top w:type="dxa" w:w="60"/>
+              <w:left w:type="dxa" w:w="100"/>
+              <w:bottom w:type="dxa" w:w="60"/>
+              <w:right w:type="dxa" w:w="100"/>
+            </w:tcMar>
+          </w:tcPr>
+          <w:p>
+            <w:r>
+              <w:rPr>
+                <w:sz w:val="19"/>
+                <w:szCs w:val="19"/>
+              </w:rPr>
+              <w:t xml:space="preserve">Pass</w:t>
+            </w:r>
+          </w:p>
+        </w:tc>
+      </w:tr>
+      <w:tr>
+        <w:trPr>
+          <w:cantSplit/>
+        </w:trPr>
+        <w:tc>
+          <w:tcPr>
+            <w:tcW w:type="dxa" w:w="800"/>
+            <w:tcBorders>
+              <w:top w:val="single" w:color="B8C2D0" w:sz="4"/>
+              <w:left w:val="single" w:color="B8C2D0" w:sz="4"/>
+              <w:bottom w:val="single" w:color="B8C2D0" w:sz="4"/>
+              <w:right w:val="single" w:color="B8C2D0" w:sz="4"/>
+            </w:tcBorders>
+            <w:shd w:fill="FFFFFF" w:color="auto" w:val="clear"/>
+            <w:tcMar>
+              <w:top w:type="dxa" w:w="60"/>
+              <w:left w:type="dxa" w:w="100"/>
+              <w:bottom w:type="dxa" w:w="60"/>
+              <w:right w:type="dxa" w:w="100"/>
+            </w:tcMar>
+          </w:tcPr>
+          <w:p>
+            <w:r>
+              <w:rPr>
+                <w:sz w:val="19"/>
+                <w:szCs w:val="19"/>
+              </w:rPr>
+              <w:t xml:space="preserve">M6c</w:t>
+            </w:r>
+          </w:p>
+        </w:tc>
+        <w:tc>
+          <w:tcPr>
+            <w:tcW w:type="dxa" w:w="3600"/>
+            <w:tcBorders>
+              <w:top w:val="single" w:color="B8C2D0" w:sz="4"/>
+              <w:left w:val="single" w:color="B8C2D0" w:sz="4"/>
+              <w:bottom w:val="single" w:color="B8C2D0" w:sz="4"/>
+              <w:right w:val="single" w:color="B8C2D0" w:sz="4"/>
+            </w:tcBorders>
+            <w:shd w:fill="FFFFFF" w:color="auto" w:val="clear"/>
+            <w:tcMar>
+              <w:top w:type="dxa" w:w="60"/>
+              <w:left w:type="dxa" w:w="100"/>
+              <w:bottom w:type="dxa" w:w="60"/>
+              <w:right w:type="dxa" w:w="100"/>
+            </w:tcMar>
+          </w:tcPr>
+          <w:p>
+            <w:r>
+              <w:rPr>
+                <w:sz w:val="19"/>
+                <w:szCs w:val="19"/>
+              </w:rPr>
+              <w:t xml:space="preserve">Officer changes status to Escalated</w:t>
+            </w:r>
+          </w:p>
+        </w:tc>
+        <w:tc>
+          <w:tcPr>
+            <w:tcW w:type="dxa" w:w="3626"/>
+            <w:tcBorders>
+              <w:top w:val="single" w:color="B8C2D0" w:sz="4"/>
+              <w:left w:val="single" w:color="B8C2D0" w:sz="4"/>
+              <w:bottom w:val="single" w:color="B8C2D0" w:sz="4"/>
+              <w:right w:val="single" w:color="B8C2D0" w:sz="4"/>
+            </w:tcBorders>
+            <w:shd w:fill="FFFFFF" w:color="auto" w:val="clear"/>
+            <w:tcMar>
+              <w:top w:type="dxa" w:w="60"/>
+              <w:left w:type="dxa" w:w="100"/>
+              <w:bottom w:type="dxa" w:w="60"/>
+              <w:right w:type="dxa" w:w="100"/>
+            </w:tcMar>
+          </w:tcPr>
+          <w:p>
+            <w:r>
+              <w:rPr>
+                <w:sz w:val="19"/>
+                <w:szCs w:val="19"/>
+              </w:rPr>
+              <w:t xml:space="preserve">Timeline entry added</w:t>
+            </w:r>
+          </w:p>
+        </w:tc>
+        <w:tc>
+          <w:tcPr>
+            <w:tcW w:type="dxa" w:w="1000"/>
+            <w:tcBorders>
+              <w:top w:val="single" w:color="B8C2D0" w:sz="4"/>
+              <w:left w:val="single" w:color="B8C2D0" w:sz="4"/>
+              <w:bottom w:val="single" w:color="B8C2D0" w:sz="4"/>
+              <w:right w:val="single" w:color="B8C2D0" w:sz="4"/>
+            </w:tcBorders>
+            <w:shd w:fill="FFFFFF" w:color="auto" w:val="clear"/>
+            <w:tcMar>
+              <w:top w:type="dxa" w:w="60"/>
+              <w:left w:type="dxa" w:w="100"/>
+              <w:bottom w:type="dxa" w:w="60"/>
+              <w:right w:type="dxa" w:w="100"/>
+            </w:tcMar>
+          </w:tcPr>
+          <w:p>
+            <w:r>
+              <w:rPr>
+                <w:sz w:val="19"/>
+                <w:szCs w:val="19"/>
+              </w:rPr>
+              <w:t xml:space="preserve">Pass</w:t>
+            </w:r>
+          </w:p>
+        </w:tc>
+      </w:tr>
+      <w:tr>
+        <w:trPr>
+          <w:cantSplit/>
+        </w:trPr>
+        <w:tc>
+          <w:tcPr>
+            <w:tcW w:type="dxa" w:w="800"/>
+            <w:tcBorders>
+              <w:top w:val="single" w:color="B8C2D0" w:sz="4"/>
+              <w:left w:val="single" w:color="B8C2D0" w:sz="4"/>
+              <w:bottom w:val="single" w:color="B8C2D0" w:sz="4"/>
+              <w:right w:val="single" w:color="B8C2D0" w:sz="4"/>
+            </w:tcBorders>
+            <w:shd w:fill="FFFFFF" w:color="auto" w:val="clear"/>
+            <w:tcMar>
+              <w:top w:type="dxa" w:w="60"/>
+              <w:left w:type="dxa" w:w="100"/>
+              <w:bottom w:type="dxa" w:w="60"/>
+              <w:right w:type="dxa" w:w="100"/>
+            </w:tcMar>
+          </w:tcPr>
+          <w:p>
+            <w:r>
+              <w:rPr>
+                <w:sz w:val="19"/>
+                <w:szCs w:val="19"/>
+              </w:rPr>
+              <w:t xml:space="preserve">M6d</w:t>
+            </w:r>
+          </w:p>
+        </w:tc>
+        <w:tc>
+          <w:tcPr>
+            <w:tcW w:type="dxa" w:w="3600"/>
+            <w:tcBorders>
+              <w:top w:val="single" w:color="B8C2D0" w:sz="4"/>
+              <w:left w:val="single" w:color="B8C2D0" w:sz="4"/>
+              <w:bottom w:val="single" w:color="B8C2D0" w:sz="4"/>
+              <w:right w:val="single" w:color="B8C2D0" w:sz="4"/>
+            </w:tcBorders>
+            <w:shd w:fill="FFFFFF" w:color="auto" w:val="clear"/>
+            <w:tcMar>
+              <w:top w:type="dxa" w:w="60"/>
+              <w:left w:type="dxa" w:w="100"/>
+              <w:bottom w:type="dxa" w:w="60"/>
+              <w:right w:type="dxa" w:w="100"/>
+            </w:tcMar>
+          </w:tcPr>
+          <w:p>
+            <w:r>
+              <w:rPr>
+                <w:sz w:val="19"/>
+                <w:szCs w:val="19"/>
+              </w:rPr>
+              <w:t xml:space="preserve">Reporter sees the new status and timeline</w:t>
+            </w:r>
+          </w:p>
+        </w:tc>
+        <w:tc>
+          <w:tcPr>
+            <w:tcW w:type="dxa" w:w="3626"/>
+            <w:tcBorders>
+              <w:top w:val="single" w:color="B8C2D0" w:sz="4"/>
+              <w:left w:val="single" w:color="B8C2D0" w:sz="4"/>
+              <w:bottom w:val="single" w:color="B8C2D0" w:sz="4"/>
+              <w:right w:val="single" w:color="B8C2D0" w:sz="4"/>
+            </w:tcBorders>
+            <w:shd w:fill="FFFFFF" w:color="auto" w:val="clear"/>
+            <w:tcMar>
+              <w:top w:type="dxa" w:w="60"/>
+              <w:left w:type="dxa" w:w="100"/>
+              <w:bottom w:type="dxa" w:w="60"/>
+              <w:right w:type="dxa" w:w="100"/>
+            </w:tcMar>
+          </w:tcPr>
+          <w:p>
+            <w:r>
+              <w:rPr>
+                <w:sz w:val="19"/>
+                <w:szCs w:val="19"/>
+              </w:rPr>
+              <w:t xml:space="preserve">Status is escalated and timeline has entries</w:t>
+            </w:r>
+          </w:p>
+        </w:tc>
+        <w:tc>
+          <w:tcPr>
+            <w:tcW w:type="dxa" w:w="1000"/>
+            <w:tcBorders>
+              <w:top w:val="single" w:color="B8C2D0" w:sz="4"/>
+              <w:left w:val="single" w:color="B8C2D0" w:sz="4"/>
+              <w:bottom w:val="single" w:color="B8C2D0" w:sz="4"/>
+              <w:right w:val="single" w:color="B8C2D0" w:sz="4"/>
+            </w:tcBorders>
+            <w:shd w:fill="FFFFFF" w:color="auto" w:val="clear"/>
+            <w:tcMar>
+              <w:top w:type="dxa" w:w="60"/>
+              <w:left w:type="dxa" w:w="100"/>
+              <w:bottom w:type="dxa" w:w="60"/>
+              <w:right w:type="dxa" w:w="100"/>
+            </w:tcMar>
+          </w:tcPr>
+          <w:p>
+            <w:r>
+              <w:rPr>
+                <w:sz w:val="19"/>
+                <w:szCs w:val="19"/>
+              </w:rPr>
+              <w:t xml:space="preserve">Pass</w:t>
+            </w:r>
+          </w:p>
+        </w:tc>
+      </w:tr>
+      <w:tr>
+        <w:trPr>
+          <w:cantSplit/>
+        </w:trPr>
+        <w:tc>
+          <w:tcPr>
+            <w:tcW w:type="dxa" w:w="800"/>
+            <w:tcBorders>
+              <w:top w:val="single" w:color="B8C2D0" w:sz="4"/>
+              <w:left w:val="single" w:color="B8C2D0" w:sz="4"/>
+              <w:bottom w:val="single" w:color="B8C2D0" w:sz="4"/>
+              <w:right w:val="single" w:color="B8C2D0" w:sz="4"/>
+            </w:tcBorders>
+            <w:shd w:fill="FFFFFF" w:color="auto" w:val="clear"/>
+            <w:tcMar>
+              <w:top w:type="dxa" w:w="60"/>
+              <w:left w:type="dxa" w:w="100"/>
+              <w:bottom w:type="dxa" w:w="60"/>
+              <w:right w:type="dxa" w:w="100"/>
+            </w:tcMar>
+          </w:tcPr>
+          <w:p>
+            <w:r>
+              <w:rPr>
+                <w:sz w:val="19"/>
+                <w:szCs w:val="19"/>
+              </w:rPr>
+              <w:t xml:space="preserve">M7a</w:t>
+            </w:r>
+          </w:p>
+        </w:tc>
+        <w:tc>
+          <w:tcPr>
+            <w:tcW w:type="dxa" w:w="3600"/>
+            <w:tcBorders>
+              <w:top w:val="single" w:color="B8C2D0" w:sz="4"/>
+              <w:left w:val="single" w:color="B8C2D0" w:sz="4"/>
+              <w:bottom w:val="single" w:color="B8C2D0" w:sz="4"/>
+              <w:right w:val="single" w:color="B8C2D0" w:sz="4"/>
+            </w:tcBorders>
+            <w:shd w:fill="FFFFFF" w:color="auto" w:val="clear"/>
+            <w:tcMar>
+              <w:top w:type="dxa" w:w="60"/>
+              <w:left w:type="dxa" w:w="100"/>
+              <w:bottom w:type="dxa" w:w="60"/>
+              <w:right w:type="dxa" w:w="100"/>
+            </w:tcMar>
+          </w:tcPr>
+          <w:p>
+            <w:r>
+              <w:rPr>
+                <w:sz w:val="19"/>
+                <w:szCs w:val="19"/>
+              </w:rPr>
+              <w:t xml:space="preserve">Administrator publishes an alert</w:t>
+            </w:r>
+          </w:p>
+        </w:tc>
+        <w:tc>
+          <w:tcPr>
+            <w:tcW w:type="dxa" w:w="3626"/>
+            <w:tcBorders>
+              <w:top w:val="single" w:color="B8C2D0" w:sz="4"/>
+              <w:left w:val="single" w:color="B8C2D0" w:sz="4"/>
+              <w:bottom w:val="single" w:color="B8C2D0" w:sz="4"/>
+              <w:right w:val="single" w:color="B8C2D0" w:sz="4"/>
+            </w:tcBorders>
+            <w:shd w:fill="FFFFFF" w:color="auto" w:val="clear"/>
+            <w:tcMar>
+              <w:top w:type="dxa" w:w="60"/>
+              <w:left w:type="dxa" w:w="100"/>
+              <w:bottom w:type="dxa" w:w="60"/>
+              <w:right w:type="dxa" w:w="100"/>
+            </w:tcMar>
+          </w:tcPr>
+          <w:p>
+            <w:r>
+              <w:rPr>
+                <w:sz w:val="19"/>
+                <w:szCs w:val="19"/>
+              </w:rPr>
+              <w:t xml:space="preserve">Alert created and users notified</w:t>
+            </w:r>
+          </w:p>
+        </w:tc>
+        <w:tc>
+          <w:tcPr>
+            <w:tcW w:type="dxa" w:w="1000"/>
+            <w:tcBorders>
+              <w:top w:val="single" w:color="B8C2D0" w:sz="4"/>
+              <w:left w:val="single" w:color="B8C2D0" w:sz="4"/>
+              <w:bottom w:val="single" w:color="B8C2D0" w:sz="4"/>
+              <w:right w:val="single" w:color="B8C2D0" w:sz="4"/>
+            </w:tcBorders>
+            <w:shd w:fill="FFFFFF" w:color="auto" w:val="clear"/>
+            <w:tcMar>
+              <w:top w:type="dxa" w:w="60"/>
+              <w:left w:type="dxa" w:w="100"/>
+              <w:bottom w:type="dxa" w:w="60"/>
+              <w:right w:type="dxa" w:w="100"/>
+            </w:tcMar>
+          </w:tcPr>
+          <w:p>
+            <w:r>
+              <w:rPr>
+                <w:sz w:val="19"/>
+                <w:szCs w:val="19"/>
+              </w:rPr>
+              <w:t xml:space="preserve">Pass</w:t>
+            </w:r>
+          </w:p>
+        </w:tc>
+      </w:tr>
+      <w:tr>
+        <w:trPr>
+          <w:cantSplit/>
+        </w:trPr>
+        <w:tc>
+          <w:tcPr>
+            <w:tcW w:type="dxa" w:w="800"/>
+            <w:tcBorders>
+              <w:top w:val="single" w:color="B8C2D0" w:sz="4"/>
+              <w:left w:val="single" w:color="B8C2D0" w:sz="4"/>
+              <w:bottom w:val="single" w:color="B8C2D0" w:sz="4"/>
+              <w:right w:val="single" w:color="B8C2D0" w:sz="4"/>
+            </w:tcBorders>
+            <w:shd w:fill="FFFFFF" w:color="auto" w:val="clear"/>
+            <w:tcMar>
+              <w:top w:type="dxa" w:w="60"/>
+              <w:left w:type="dxa" w:w="100"/>
+              <w:bottom w:type="dxa" w:w="60"/>
+              <w:right w:type="dxa" w:w="100"/>
+            </w:tcMar>
+          </w:tcPr>
+          <w:p>
+            <w:r>
+              <w:rPr>
+                <w:sz w:val="19"/>
+                <w:szCs w:val="19"/>
+              </w:rPr>
+              <w:t xml:space="preserve">M7b</w:t>
+            </w:r>
+          </w:p>
+        </w:tc>
+        <w:tc>
+          <w:tcPr>
+            <w:tcW w:type="dxa" w:w="3600"/>
+            <w:tcBorders>
+              <w:top w:val="single" w:color="B8C2D0" w:sz="4"/>
+              <w:left w:val="single" w:color="B8C2D0" w:sz="4"/>
+              <w:bottom w:val="single" w:color="B8C2D0" w:sz="4"/>
+              <w:right w:val="single" w:color="B8C2D0" w:sz="4"/>
+            </w:tcBorders>
+            <w:shd w:fill="FFFFFF" w:color="auto" w:val="clear"/>
+            <w:tcMar>
+              <w:top w:type="dxa" w:w="60"/>
+              <w:left w:type="dxa" w:w="100"/>
+              <w:bottom w:type="dxa" w:w="60"/>
+              <w:right w:type="dxa" w:w="100"/>
+            </w:tcMar>
+          </w:tcPr>
+          <w:p>
+            <w:r>
+              <w:rPr>
+                <w:sz w:val="19"/>
+                <w:szCs w:val="19"/>
+              </w:rPr>
+              <w:t xml:space="preserve">User marks the notification as read</w:t>
+            </w:r>
+          </w:p>
+        </w:tc>
+        <w:tc>
+          <w:tcPr>
+            <w:tcW w:type="dxa" w:w="3626"/>
+            <w:tcBorders>
+              <w:top w:val="single" w:color="B8C2D0" w:sz="4"/>
+              <w:left w:val="single" w:color="B8C2D0" w:sz="4"/>
+              <w:bottom w:val="single" w:color="B8C2D0" w:sz="4"/>
+              <w:right w:val="single" w:color="B8C2D0" w:sz="4"/>
+            </w:tcBorders>
+            <w:shd w:fill="FFFFFF" w:color="auto" w:val="clear"/>
+            <w:tcMar>
+              <w:top w:type="dxa" w:w="60"/>
+              <w:left w:type="dxa" w:w="100"/>
+              <w:bottom w:type="dxa" w:w="60"/>
+              <w:right w:type="dxa" w:w="100"/>
+            </w:tcMar>
+          </w:tcPr>
+          <w:p>
+            <w:r>
+              <w:rPr>
+                <w:sz w:val="19"/>
+                <w:szCs w:val="19"/>
+              </w:rPr>
+              <w:t xml:space="preserve">Marked as read</w:t>
+            </w:r>
+          </w:p>
+        </w:tc>
+        <w:tc>
+          <w:tcPr>
+            <w:tcW w:type="dxa" w:w="1000"/>
+            <w:tcBorders>
+              <w:top w:val="single" w:color="B8C2D0" w:sz="4"/>
+              <w:left w:val="single" w:color="B8C2D0" w:sz="4"/>
+              <w:bottom w:val="single" w:color="B8C2D0" w:sz="4"/>
+              <w:right w:val="single" w:color="B8C2D0" w:sz="4"/>
+            </w:tcBorders>
+            <w:shd w:fill="FFFFFF" w:color="auto" w:val="clear"/>
+            <w:tcMar>
+              <w:top w:type="dxa" w:w="60"/>
+              <w:left w:type="dxa" w:w="100"/>
+              <w:bottom w:type="dxa" w:w="60"/>
+              <w:right w:type="dxa" w:w="100"/>
+            </w:tcMar>
+          </w:tcPr>
+          <w:p>
+            <w:r>
+              <w:rPr>
+                <w:sz w:val="19"/>
+                <w:szCs w:val="19"/>
+              </w:rPr>
+              <w:t xml:space="preserve">Pass</w:t>
+            </w:r>
+          </w:p>
+        </w:tc>
+      </w:tr>
+      <w:tr>
+        <w:trPr>
+          <w:cantSplit/>
+        </w:trPr>
+        <w:tc>
+          <w:tcPr>
+            <w:tcW w:type="dxa" w:w="800"/>
+            <w:tcBorders>
+              <w:top w:val="single" w:color="B8C2D0" w:sz="4"/>
+              <w:left w:val="single" w:color="B8C2D0" w:sz="4"/>
+              <w:bottom w:val="single" w:color="B8C2D0" w:sz="4"/>
+              <w:right w:val="single" w:color="B8C2D0" w:sz="4"/>
+            </w:tcBorders>
+            <w:shd w:fill="FFFFFF" w:color="auto" w:val="clear"/>
+            <w:tcMar>
+              <w:top w:type="dxa" w:w="60"/>
+              <w:left w:type="dxa" w:w="100"/>
+              <w:bottom w:type="dxa" w:w="60"/>
+              <w:right w:type="dxa" w:w="100"/>
+            </w:tcMar>
+          </w:tcPr>
+          <w:p>
+            <w:r>
+              <w:rPr>
+                <w:sz w:val="19"/>
+                <w:szCs w:val="19"/>
+              </w:rPr>
+              <w:t xml:space="preserve">M7c</w:t>
+            </w:r>
+          </w:p>
+        </w:tc>
+        <w:tc>
+          <w:tcPr>
+            <w:tcW w:type="dxa" w:w="3600"/>
+            <w:tcBorders>
+              <w:top w:val="single" w:color="B8C2D0" w:sz="4"/>
+              <w:left w:val="single" w:color="B8C2D0" w:sz="4"/>
+              <w:bottom w:val="single" w:color="B8C2D0" w:sz="4"/>
+              <w:right w:val="single" w:color="B8C2D0" w:sz="4"/>
+            </w:tcBorders>
+            <w:shd w:fill="FFFFFF" w:color="auto" w:val="clear"/>
+            <w:tcMar>
+              <w:top w:type="dxa" w:w="60"/>
+              <w:left w:type="dxa" w:w="100"/>
+              <w:bottom w:type="dxa" w:w="60"/>
+              <w:right w:type="dxa" w:w="100"/>
+            </w:tcMar>
+          </w:tcPr>
+          <w:p>
+            <w:r>
+              <w:rPr>
+                <w:sz w:val="19"/>
+                <w:szCs w:val="19"/>
+              </w:rPr>
+              <w:t xml:space="preserve">Officer tries to publish an alert</w:t>
+            </w:r>
+          </w:p>
+        </w:tc>
+        <w:tc>
+          <w:tcPr>
+            <w:tcW w:type="dxa" w:w="3626"/>
+            <w:tcBorders>
+              <w:top w:val="single" w:color="B8C2D0" w:sz="4"/>
+              <w:left w:val="single" w:color="B8C2D0" w:sz="4"/>
+              <w:bottom w:val="single" w:color="B8C2D0" w:sz="4"/>
+              <w:right w:val="single" w:color="B8C2D0" w:sz="4"/>
+            </w:tcBorders>
+            <w:shd w:fill="FFFFFF" w:color="auto" w:val="clear"/>
+            <w:tcMar>
+              <w:top w:type="dxa" w:w="60"/>
+              <w:left w:type="dxa" w:w="100"/>
+              <w:bottom w:type="dxa" w:w="60"/>
+              <w:right w:type="dxa" w:w="100"/>
+            </w:tcMar>
+          </w:tcPr>
+          <w:p>
+            <w:r>
+              <w:rPr>
+                <w:sz w:val="19"/>
+                <w:szCs w:val="19"/>
+              </w:rPr>
+              <w:t xml:space="preserve">Refused (403)</w:t>
+            </w:r>
+          </w:p>
+        </w:tc>
+        <w:tc>
+          <w:tcPr>
+            <w:tcW w:type="dxa" w:w="1000"/>
+            <w:tcBorders>
+              <w:top w:val="single" w:color="B8C2D0" w:sz="4"/>
+              <w:left w:val="single" w:color="B8C2D0" w:sz="4"/>
+              <w:bottom w:val="single" w:color="B8C2D0" w:sz="4"/>
+              <w:right w:val="single" w:color="B8C2D0" w:sz="4"/>
+            </w:tcBorders>
+            <w:shd w:fill="FFFFFF" w:color="auto" w:val="clear"/>
+            <w:tcMar>
+              <w:top w:type="dxa" w:w="60"/>
+              <w:left w:type="dxa" w:w="100"/>
+              <w:bottom w:type="dxa" w:w="60"/>
+              <w:right w:type="dxa" w:w="100"/>
+            </w:tcMar>
+          </w:tcPr>
+          <w:p>
+            <w:r>
+              <w:rPr>
+                <w:sz w:val="19"/>
+                <w:szCs w:val="19"/>
+              </w:rPr>
+              <w:t xml:space="preserve">Pass</w:t>
+            </w:r>
+          </w:p>
+        </w:tc>
+      </w:tr>
+      <w:tr>
+        <w:trPr>
+          <w:cantSplit/>
+        </w:trPr>
+        <w:tc>
+          <w:tcPr>
+            <w:tcW w:type="dxa" w:w="800"/>
+            <w:tcBorders>
+              <w:top w:val="single" w:color="B8C2D0" w:sz="4"/>
+              <w:left w:val="single" w:color="B8C2D0" w:sz="4"/>
+              <w:bottom w:val="single" w:color="B8C2D0" w:sz="4"/>
+              <w:right w:val="single" w:color="B8C2D0" w:sz="4"/>
+            </w:tcBorders>
+            <w:shd w:fill="FFFFFF" w:color="auto" w:val="clear"/>
+            <w:tcMar>
+              <w:top w:type="dxa" w:w="60"/>
+              <w:left w:type="dxa" w:w="100"/>
+              <w:bottom w:type="dxa" w:w="60"/>
+              <w:right w:type="dxa" w:w="100"/>
+            </w:tcMar>
+          </w:tcPr>
+          <w:p>
+            <w:r>
+              <w:rPr>
+                <w:sz w:val="19"/>
+                <w:szCs w:val="19"/>
+              </w:rPr>
+              <w:t xml:space="preserve">M8a</w:t>
+            </w:r>
+          </w:p>
+        </w:tc>
+        <w:tc>
+          <w:tcPr>
+            <w:tcW w:type="dxa" w:w="3600"/>
+            <w:tcBorders>
+              <w:top w:val="single" w:color="B8C2D0" w:sz="4"/>
+              <w:left w:val="single" w:color="B8C2D0" w:sz="4"/>
+              <w:bottom w:val="single" w:color="B8C2D0" w:sz="4"/>
+              <w:right w:val="single" w:color="B8C2D0" w:sz="4"/>
+            </w:tcBorders>
+            <w:shd w:fill="FFFFFF" w:color="auto" w:val="clear"/>
+            <w:tcMar>
+              <w:top w:type="dxa" w:w="60"/>
+              <w:left w:type="dxa" w:w="100"/>
+              <w:bottom w:type="dxa" w:w="60"/>
+              <w:right w:type="dxa" w:w="100"/>
+            </w:tcMar>
+          </w:tcPr>
+          <w:p>
+            <w:r>
+              <w:rPr>
+                <w:sz w:val="19"/>
+                <w:szCs w:val="19"/>
+              </w:rPr>
+              <w:t xml:space="preserve">Normal user opens the SOC queue</w:t>
+            </w:r>
+          </w:p>
+        </w:tc>
+        <w:tc>
+          <w:tcPr>
+            <w:tcW w:type="dxa" w:w="3626"/>
+            <w:tcBorders>
+              <w:top w:val="single" w:color="B8C2D0" w:sz="4"/>
+              <w:left w:val="single" w:color="B8C2D0" w:sz="4"/>
+              <w:bottom w:val="single" w:color="B8C2D0" w:sz="4"/>
+              <w:right w:val="single" w:color="B8C2D0" w:sz="4"/>
+            </w:tcBorders>
+            <w:shd w:fill="FFFFFF" w:color="auto" w:val="clear"/>
+            <w:tcMar>
+              <w:top w:type="dxa" w:w="60"/>
+              <w:left w:type="dxa" w:w="100"/>
+              <w:bottom w:type="dxa" w:w="60"/>
+              <w:right w:type="dxa" w:w="100"/>
+            </w:tcMar>
+          </w:tcPr>
+          <w:p>
+            <w:r>
+              <w:rPr>
+                <w:sz w:val="19"/>
+                <w:szCs w:val="19"/>
+              </w:rPr>
+              <w:t xml:space="preserve">Refused (403)</w:t>
+            </w:r>
+          </w:p>
+        </w:tc>
+        <w:tc>
+          <w:tcPr>
+            <w:tcW w:type="dxa" w:w="1000"/>
+            <w:tcBorders>
+              <w:top w:val="single" w:color="B8C2D0" w:sz="4"/>
+              <w:left w:val="single" w:color="B8C2D0" w:sz="4"/>
+              <w:bottom w:val="single" w:color="B8C2D0" w:sz="4"/>
+              <w:right w:val="single" w:color="B8C2D0" w:sz="4"/>
+            </w:tcBorders>
+            <w:shd w:fill="FFFFFF" w:color="auto" w:val="clear"/>
+            <w:tcMar>
+              <w:top w:type="dxa" w:w="60"/>
+              <w:left w:type="dxa" w:w="100"/>
+              <w:bottom w:type="dxa" w:w="60"/>
+              <w:right w:type="dxa" w:w="100"/>
+            </w:tcMar>
+          </w:tcPr>
+          <w:p>
+            <w:r>
+              <w:rPr>
+                <w:sz w:val="19"/>
+                <w:szCs w:val="19"/>
+              </w:rPr>
+              <w:t xml:space="preserve">Pass</w:t>
+            </w:r>
+          </w:p>
+        </w:tc>
+      </w:tr>
+      <w:tr>
+        <w:trPr>
+          <w:cantSplit/>
+        </w:trPr>
+        <w:tc>
+          <w:tcPr>
+            <w:tcW w:type="dxa" w:w="800"/>
+            <w:tcBorders>
+              <w:top w:val="single" w:color="B8C2D0" w:sz="4"/>
+              <w:left w:val="single" w:color="B8C2D0" w:sz="4"/>
+              <w:bottom w:val="single" w:color="B8C2D0" w:sz="4"/>
+              <w:right w:val="single" w:color="B8C2D0" w:sz="4"/>
+            </w:tcBorders>
+            <w:shd w:fill="FFFFFF" w:color="auto" w:val="clear"/>
+            <w:tcMar>
+              <w:top w:type="dxa" w:w="60"/>
+              <w:left w:type="dxa" w:w="100"/>
+              <w:bottom w:type="dxa" w:w="60"/>
+              <w:right w:type="dxa" w:w="100"/>
+            </w:tcMar>
+          </w:tcPr>
+          <w:p>
+            <w:r>
+              <w:rPr>
+                <w:sz w:val="19"/>
+                <w:szCs w:val="19"/>
+              </w:rPr>
+              <w:t xml:space="preserve">M8b</w:t>
+            </w:r>
+          </w:p>
+        </w:tc>
+        <w:tc>
+          <w:tcPr>
+            <w:tcW w:type="dxa" w:w="3600"/>
+            <w:tcBorders>
+              <w:top w:val="single" w:color="B8C2D0" w:sz="4"/>
+              <w:left w:val="single" w:color="B8C2D0" w:sz="4"/>
+              <w:bottom w:val="single" w:color="B8C2D0" w:sz="4"/>
+              <w:right w:val="single" w:color="B8C2D0" w:sz="4"/>
+            </w:tcBorders>
+            <w:shd w:fill="FFFFFF" w:color="auto" w:val="clear"/>
+            <w:tcMar>
+              <w:top w:type="dxa" w:w="60"/>
+              <w:left w:type="dxa" w:w="100"/>
+              <w:bottom w:type="dxa" w:w="60"/>
+              <w:right w:type="dxa" w:w="100"/>
+            </w:tcMar>
+          </w:tcPr>
+          <w:p>
+            <w:r>
+              <w:rPr>
+                <w:sz w:val="19"/>
+                <w:szCs w:val="19"/>
+              </w:rPr>
+              <w:t xml:space="preserve">Normal user lists users</w:t>
+            </w:r>
+          </w:p>
+        </w:tc>
+        <w:tc>
+          <w:tcPr>
+            <w:tcW w:type="dxa" w:w="3626"/>
+            <w:tcBorders>
+              <w:top w:val="single" w:color="B8C2D0" w:sz="4"/>
+              <w:left w:val="single" w:color="B8C2D0" w:sz="4"/>
+              <w:bottom w:val="single" w:color="B8C2D0" w:sz="4"/>
+              <w:right w:val="single" w:color="B8C2D0" w:sz="4"/>
+            </w:tcBorders>
+            <w:shd w:fill="FFFFFF" w:color="auto" w:val="clear"/>
+            <w:tcMar>
+              <w:top w:type="dxa" w:w="60"/>
+              <w:left w:type="dxa" w:w="100"/>
+              <w:bottom w:type="dxa" w:w="60"/>
+              <w:right w:type="dxa" w:w="100"/>
+            </w:tcMar>
+          </w:tcPr>
+          <w:p>
+            <w:r>
+              <w:rPr>
+                <w:sz w:val="19"/>
+                <w:szCs w:val="19"/>
+              </w:rPr>
+              <w:t xml:space="preserve">Refused (403)</w:t>
+            </w:r>
+          </w:p>
+        </w:tc>
+        <w:tc>
+          <w:tcPr>
+            <w:tcW w:type="dxa" w:w="1000"/>
+            <w:tcBorders>
+              <w:top w:val="single" w:color="B8C2D0" w:sz="4"/>
+              <w:left w:val="single" w:color="B8C2D0" w:sz="4"/>
+              <w:bottom w:val="single" w:color="B8C2D0" w:sz="4"/>
+              <w:right w:val="single" w:color="B8C2D0" w:sz="4"/>
+            </w:tcBorders>
+            <w:shd w:fill="FFFFFF" w:color="auto" w:val="clear"/>
+            <w:tcMar>
+              <w:top w:type="dxa" w:w="60"/>
+              <w:left w:type="dxa" w:w="100"/>
+              <w:bottom w:type="dxa" w:w="60"/>
+              <w:right w:type="dxa" w:w="100"/>
+            </w:tcMar>
+          </w:tcPr>
+          <w:p>
+            <w:r>
+              <w:rPr>
+                <w:sz w:val="19"/>
+                <w:szCs w:val="19"/>
+              </w:rPr>
+              <w:t xml:space="preserve">Pass</w:t>
+            </w:r>
+          </w:p>
+        </w:tc>
+      </w:tr>
+      <w:tr>
+        <w:trPr>
+          <w:cantSplit/>
+        </w:trPr>
+        <w:tc>
+          <w:tcPr>
+            <w:tcW w:type="dxa" w:w="800"/>
+            <w:tcBorders>
+              <w:top w:val="single" w:color="B8C2D0" w:sz="4"/>
+              <w:left w:val="single" w:color="B8C2D0" w:sz="4"/>
+              <w:bottom w:val="single" w:color="B8C2D0" w:sz="4"/>
+              <w:right w:val="single" w:color="B8C2D0" w:sz="4"/>
+            </w:tcBorders>
+            <w:shd w:fill="FFFFFF" w:color="auto" w:val="clear"/>
+            <w:tcMar>
+              <w:top w:type="dxa" w:w="60"/>
+              <w:left w:type="dxa" w:w="100"/>
+              <w:bottom w:type="dxa" w:w="60"/>
+              <w:right w:type="dxa" w:w="100"/>
+            </w:tcMar>
+          </w:tcPr>
+          <w:p>
+            <w:r>
+              <w:rPr>
+                <w:sz w:val="19"/>
+                <w:szCs w:val="19"/>
+              </w:rPr>
+              <w:t xml:space="preserve">M8c</w:t>
+            </w:r>
+          </w:p>
+        </w:tc>
+        <w:tc>
+          <w:tcPr>
+            <w:tcW w:type="dxa" w:w="3600"/>
+            <w:tcBorders>
+              <w:top w:val="single" w:color="B8C2D0" w:sz="4"/>
+              <w:left w:val="single" w:color="B8C2D0" w:sz="4"/>
+              <w:bottom w:val="single" w:color="B8C2D0" w:sz="4"/>
+              <w:right w:val="single" w:color="B8C2D0" w:sz="4"/>
+            </w:tcBorders>
+            <w:shd w:fill="FFFFFF" w:color="auto" w:val="clear"/>
+            <w:tcMar>
+              <w:top w:type="dxa" w:w="60"/>
+              <w:left w:type="dxa" w:w="100"/>
+              <w:bottom w:type="dxa" w:w="60"/>
+              <w:right w:type="dxa" w:w="100"/>
+            </w:tcMar>
+          </w:tcPr>
+          <w:p>
+            <w:r>
+              <w:rPr>
+                <w:sz w:val="19"/>
+                <w:szCs w:val="19"/>
+              </w:rPr>
+              <w:t xml:space="preserve">Anonymous user lists users</w:t>
+            </w:r>
+          </w:p>
+        </w:tc>
+        <w:tc>
+          <w:tcPr>
+            <w:tcW w:type="dxa" w:w="3626"/>
+            <w:tcBorders>
+              <w:top w:val="single" w:color="B8C2D0" w:sz="4"/>
+              <w:left w:val="single" w:color="B8C2D0" w:sz="4"/>
+              <w:bottom w:val="single" w:color="B8C2D0" w:sz="4"/>
+              <w:right w:val="single" w:color="B8C2D0" w:sz="4"/>
+            </w:tcBorders>
+            <w:shd w:fill="FFFFFF" w:color="auto" w:val="clear"/>
+            <w:tcMar>
+              <w:top w:type="dxa" w:w="60"/>
+              <w:left w:type="dxa" w:w="100"/>
+              <w:bottom w:type="dxa" w:w="60"/>
+              <w:right w:type="dxa" w:w="100"/>
+            </w:tcMar>
+          </w:tcPr>
+          <w:p>
+            <w:r>
+              <w:rPr>
+                <w:sz w:val="19"/>
+                <w:szCs w:val="19"/>
+              </w:rPr>
+              <w:t xml:space="preserve">Refused (401)</w:t>
+            </w:r>
+          </w:p>
+        </w:tc>
+        <w:tc>
+          <w:tcPr>
+            <w:tcW w:type="dxa" w:w="1000"/>
+            <w:tcBorders>
+              <w:top w:val="single" w:color="B8C2D0" w:sz="4"/>
+              <w:left w:val="single" w:color="B8C2D0" w:sz="4"/>
+              <w:bottom w:val="single" w:color="B8C2D0" w:sz="4"/>
+              <w:right w:val="single" w:color="B8C2D0" w:sz="4"/>
+            </w:tcBorders>
+            <w:shd w:fill="FFFFFF" w:color="auto" w:val="clear"/>
+            <w:tcMar>
+              <w:top w:type="dxa" w:w="60"/>
+              <w:left w:type="dxa" w:w="100"/>
+              <w:bottom w:type="dxa" w:w="60"/>
+              <w:right w:type="dxa" w:w="100"/>
+            </w:tcMar>
+          </w:tcPr>
+          <w:p>
+            <w:r>
+              <w:rPr>
+                <w:sz w:val="19"/>
+                <w:szCs w:val="19"/>
+              </w:rPr>
+              <w:t xml:space="preserve">Pass</w:t>
+            </w:r>
+          </w:p>
+        </w:tc>
+      </w:tr>
+      <w:tr>
+        <w:trPr>
+          <w:cantSplit/>
+        </w:trPr>
+        <w:tc>
+          <w:tcPr>
+            <w:tcW w:type="dxa" w:w="800"/>
+            <w:tcBorders>
+              <w:top w:val="single" w:color="B8C2D0" w:sz="4"/>
+              <w:left w:val="single" w:color="B8C2D0" w:sz="4"/>
+              <w:bottom w:val="single" w:color="B8C2D0" w:sz="4"/>
+              <w:right w:val="single" w:color="B8C2D0" w:sz="4"/>
+            </w:tcBorders>
+            <w:shd w:fill="FFFFFF" w:color="auto" w:val="clear"/>
+            <w:tcMar>
+              <w:top w:type="dxa" w:w="60"/>
+              <w:left w:type="dxa" w:w="100"/>
+              <w:bottom w:type="dxa" w:w="60"/>
+              <w:right w:type="dxa" w:w="100"/>
+            </w:tcMar>
+          </w:tcPr>
+          <w:p>
+            <w:r>
+              <w:rPr>
+                <w:sz w:val="19"/>
+                <w:szCs w:val="19"/>
+              </w:rPr>
+              <w:t xml:space="preserve">M9</w:t>
+            </w:r>
+          </w:p>
+        </w:tc>
+        <w:tc>
+          <w:tcPr>
+            <w:tcW w:type="dxa" w:w="3600"/>
+            <w:tcBorders>
+              <w:top w:val="single" w:color="B8C2D0" w:sz="4"/>
+              <w:left w:val="single" w:color="B8C2D0" w:sz="4"/>
+              <w:bottom w:val="single" w:color="B8C2D0" w:sz="4"/>
+              <w:right w:val="single" w:color="B8C2D0" w:sz="4"/>
+            </w:tcBorders>
+            <w:shd w:fill="FFFFFF" w:color="auto" w:val="clear"/>
+            <w:tcMar>
+              <w:top w:type="dxa" w:w="60"/>
+              <w:left w:type="dxa" w:w="100"/>
+              <w:bottom w:type="dxa" w:w="60"/>
+              <w:right w:type="dxa" w:w="100"/>
+            </w:tcMar>
+          </w:tcPr>
+          <w:p>
+            <w:r>
+              <w:rPr>
+                <w:sz w:val="19"/>
+                <w:szCs w:val="19"/>
+              </w:rPr>
+              <w:t xml:space="preserve">Administrator deactivates a user; the user tries to log in</w:t>
+            </w:r>
+          </w:p>
+        </w:tc>
+        <w:tc>
+          <w:tcPr>
+            <w:tcW w:type="dxa" w:w="3626"/>
+            <w:tcBorders>
+              <w:top w:val="single" w:color="B8C2D0" w:sz="4"/>
+              <w:left w:val="single" w:color="B8C2D0" w:sz="4"/>
+              <w:bottom w:val="single" w:color="B8C2D0" w:sz="4"/>
+              <w:right w:val="single" w:color="B8C2D0" w:sz="4"/>
+            </w:tcBorders>
+            <w:shd w:fill="FFFFFF" w:color="auto" w:val="clear"/>
+            <w:tcMar>
+              <w:top w:type="dxa" w:w="60"/>
+              <w:left w:type="dxa" w:w="100"/>
+              <w:bottom w:type="dxa" w:w="60"/>
+              <w:right w:type="dxa" w:w="100"/>
+            </w:tcMar>
+          </w:tcPr>
+          <w:p>
+            <w:r>
+              <w:rPr>
+                <w:sz w:val="19"/>
+                <w:szCs w:val="19"/>
+              </w:rPr>
+              <w:t xml:space="preserve">Login refused</w:t>
+            </w:r>
+          </w:p>
+        </w:tc>
+        <w:tc>
+          <w:tcPr>
+            <w:tcW w:type="dxa" w:w="1000"/>
+            <w:tcBorders>
+              <w:top w:val="single" w:color="B8C2D0" w:sz="4"/>
+              <w:left w:val="single" w:color="B8C2D0" w:sz="4"/>
+              <w:bottom w:val="single" w:color="B8C2D0" w:sz="4"/>
+              <w:right w:val="single" w:color="B8C2D0" w:sz="4"/>
+            </w:tcBorders>
+            <w:shd w:fill="FFFFFF" w:color="auto" w:val="clear"/>
+            <w:tcMar>
+              <w:top w:type="dxa" w:w="60"/>
+              <w:left w:type="dxa" w:w="100"/>
+              <w:bottom w:type="dxa" w:w="60"/>
+              <w:right w:type="dxa" w:w="100"/>
+            </w:tcMar>
+          </w:tcPr>
+          <w:p>
+            <w:r>
+              <w:rPr>
+                <w:sz w:val="19"/>
+                <w:szCs w:val="19"/>
+              </w:rPr>
+              <w:t xml:space="preserve">Pass</w:t>
+            </w:r>
+          </w:p>
+        </w:tc>
+      </w:tr>
+      <w:tr>
+        <w:trPr>
+          <w:cantSplit/>
+        </w:trPr>
+        <w:tc>
+          <w:tcPr>
+            <w:tcW w:type="dxa" w:w="800"/>
+            <w:tcBorders>
+              <w:top w:val="single" w:color="B8C2D0" w:sz="4"/>
+              <w:left w:val="single" w:color="B8C2D0" w:sz="4"/>
+              <w:bottom w:val="single" w:color="B8C2D0" w:sz="4"/>
+              <w:right w:val="single" w:color="B8C2D0" w:sz="4"/>
+            </w:tcBorders>
+            <w:shd w:fill="FFFFFF" w:color="auto" w:val="clear"/>
+            <w:tcMar>
+              <w:top w:type="dxa" w:w="60"/>
+              <w:left w:type="dxa" w:w="100"/>
+              <w:bottom w:type="dxa" w:w="60"/>
+              <w:right w:type="dxa" w:w="100"/>
+            </w:tcMar>
+          </w:tcPr>
+          <w:p>
+            <w:r>
+              <w:rPr>
+                <w:sz w:val="19"/>
+                <w:szCs w:val="19"/>
+              </w:rPr>
+              <w:t xml:space="preserve">M10a</w:t>
+            </w:r>
+          </w:p>
+        </w:tc>
+        <w:tc>
+          <w:tcPr>
+            <w:tcW w:type="dxa" w:w="3600"/>
+            <w:tcBorders>
+              <w:top w:val="single" w:color="B8C2D0" w:sz="4"/>
+              <w:left w:val="single" w:color="B8C2D0" w:sz="4"/>
+              <w:bottom w:val="single" w:color="B8C2D0" w:sz="4"/>
+              <w:right w:val="single" w:color="B8C2D0" w:sz="4"/>
+            </w:tcBorders>
+            <w:shd w:fill="FFFFFF" w:color="auto" w:val="clear"/>
+            <w:tcMar>
+              <w:top w:type="dxa" w:w="60"/>
+              <w:left w:type="dxa" w:w="100"/>
+              <w:bottom w:type="dxa" w:w="60"/>
+              <w:right w:type="dxa" w:w="100"/>
+            </w:tcMar>
+          </w:tcPr>
+          <w:p>
+            <w:r>
+              <w:rPr>
+                <w:sz w:val="19"/>
+                <w:szCs w:val="19"/>
+              </w:rPr>
+              <w:t xml:space="preserve">Officer opens the audit log</w:t>
+            </w:r>
+          </w:p>
+        </w:tc>
+        <w:tc>
+          <w:tcPr>
+            <w:tcW w:type="dxa" w:w="3626"/>
+            <w:tcBorders>
+              <w:top w:val="single" w:color="B8C2D0" w:sz="4"/>
+              <w:left w:val="single" w:color="B8C2D0" w:sz="4"/>
+              <w:bottom w:val="single" w:color="B8C2D0" w:sz="4"/>
+              <w:right w:val="single" w:color="B8C2D0" w:sz="4"/>
+            </w:tcBorders>
+            <w:shd w:fill="FFFFFF" w:color="auto" w:val="clear"/>
+            <w:tcMar>
+              <w:top w:type="dxa" w:w="60"/>
+              <w:left w:type="dxa" w:w="100"/>
+              <w:bottom w:type="dxa" w:w="60"/>
+              <w:right w:type="dxa" w:w="100"/>
+            </w:tcMar>
+          </w:tcPr>
+          <w:p>
+            <w:r>
+              <w:rPr>
+                <w:sz w:val="19"/>
+                <w:szCs w:val="19"/>
+              </w:rPr>
+              <w:t xml:space="preserve">Entries for the steps above</w:t>
+            </w:r>
+          </w:p>
+        </w:tc>
+        <w:tc>
+          <w:tcPr>
+            <w:tcW w:type="dxa" w:w="1000"/>
+            <w:tcBorders>
+              <w:top w:val="single" w:color="B8C2D0" w:sz="4"/>
+              <w:left w:val="single" w:color="B8C2D0" w:sz="4"/>
+              <w:bottom w:val="single" w:color="B8C2D0" w:sz="4"/>
+              <w:right w:val="single" w:color="B8C2D0" w:sz="4"/>
+            </w:tcBorders>
+            <w:shd w:fill="FFFFFF" w:color="auto" w:val="clear"/>
+            <w:tcMar>
+              <w:top w:type="dxa" w:w="60"/>
+              <w:left w:type="dxa" w:w="100"/>
+              <w:bottom w:type="dxa" w:w="60"/>
+              <w:right w:type="dxa" w:w="100"/>
+            </w:tcMar>
+          </w:tcPr>
+          <w:p>
+            <w:r>
+              <w:rPr>
+                <w:sz w:val="19"/>
+                <w:szCs w:val="19"/>
+              </w:rPr>
+              <w:t xml:space="preserve">Pass</w:t>
+            </w:r>
+          </w:p>
+        </w:tc>
+      </w:tr>
+      <w:tr>
+        <w:trPr>
+          <w:cantSplit/>
+        </w:trPr>
+        <w:tc>
+          <w:tcPr>
+            <w:tcW w:type="dxa" w:w="800"/>
+            <w:tcBorders>
+              <w:top w:val="single" w:color="B8C2D0" w:sz="4"/>
+              <w:left w:val="single" w:color="B8C2D0" w:sz="4"/>
+              <w:bottom w:val="single" w:color="B8C2D0" w:sz="4"/>
+              <w:right w:val="single" w:color="B8C2D0" w:sz="4"/>
+            </w:tcBorders>
+            <w:shd w:fill="FFFFFF" w:color="auto" w:val="clear"/>
+            <w:tcMar>
+              <w:top w:type="dxa" w:w="60"/>
+              <w:left w:type="dxa" w:w="100"/>
+              <w:bottom w:type="dxa" w:w="60"/>
+              <w:right w:type="dxa" w:w="100"/>
+            </w:tcMar>
+          </w:tcPr>
+          <w:p>
+            <w:r>
+              <w:rPr>
+                <w:sz w:val="19"/>
+                <w:szCs w:val="19"/>
+              </w:rPr>
+              <w:t xml:space="preserve">M10b</w:t>
+            </w:r>
+          </w:p>
+        </w:tc>
+        <w:tc>
+          <w:tcPr>
+            <w:tcW w:type="dxa" w:w="3600"/>
+            <w:tcBorders>
+              <w:top w:val="single" w:color="B8C2D0" w:sz="4"/>
+              <w:left w:val="single" w:color="B8C2D0" w:sz="4"/>
+              <w:bottom w:val="single" w:color="B8C2D0" w:sz="4"/>
+              <w:right w:val="single" w:color="B8C2D0" w:sz="4"/>
+            </w:tcBorders>
+            <w:shd w:fill="FFFFFF" w:color="auto" w:val="clear"/>
+            <w:tcMar>
+              <w:top w:type="dxa" w:w="60"/>
+              <w:left w:type="dxa" w:w="100"/>
+              <w:bottom w:type="dxa" w:w="60"/>
+              <w:right w:type="dxa" w:w="100"/>
+            </w:tcMar>
+          </w:tcPr>
+          <w:p>
+            <w:r>
+              <w:rPr>
+                <w:sz w:val="19"/>
+                <w:szCs w:val="19"/>
+              </w:rPr>
+              <w:t xml:space="preserve">Export the audit log as CSV</w:t>
+            </w:r>
+          </w:p>
+        </w:tc>
+        <w:tc>
+          <w:tcPr>
+            <w:tcW w:type="dxa" w:w="3626"/>
+            <w:tcBorders>
+              <w:top w:val="single" w:color="B8C2D0" w:sz="4"/>
+              <w:left w:val="single" w:color="B8C2D0" w:sz="4"/>
+              <w:bottom w:val="single" w:color="B8C2D0" w:sz="4"/>
+              <w:right w:val="single" w:color="B8C2D0" w:sz="4"/>
+            </w:tcBorders>
+            <w:shd w:fill="FFFFFF" w:color="auto" w:val="clear"/>
+            <w:tcMar>
+              <w:top w:type="dxa" w:w="60"/>
+              <w:left w:type="dxa" w:w="100"/>
+              <w:bottom w:type="dxa" w:w="60"/>
+              <w:right w:type="dxa" w:w="100"/>
+            </w:tcMar>
+          </w:tcPr>
+          <w:p>
+            <w:r>
+              <w:rPr>
+                <w:sz w:val="19"/>
+                <w:szCs w:val="19"/>
+              </w:rPr>
+              <w:t xml:space="preserve">CSV file returned</w:t>
+            </w:r>
+          </w:p>
+        </w:tc>
+        <w:tc>
+          <w:tcPr>
+            <w:tcW w:type="dxa" w:w="1000"/>
+            <w:tcBorders>
+              <w:top w:val="single" w:color="B8C2D0" w:sz="4"/>
+              <w:left w:val="single" w:color="B8C2D0" w:sz="4"/>
+              <w:bottom w:val="single" w:color="B8C2D0" w:sz="4"/>
+              <w:right w:val="single" w:color="B8C2D0" w:sz="4"/>
+            </w:tcBorders>
+            <w:shd w:fill="FFFFFF" w:color="auto" w:val="clear"/>
+            <w:tcMar>
+              <w:top w:type="dxa" w:w="60"/>
+              <w:left w:type="dxa" w:w="100"/>
+              <w:bottom w:type="dxa" w:w="60"/>
+              <w:right w:type="dxa" w:w="100"/>
+            </w:tcMar>
+          </w:tcPr>
+          <w:p>
+            <w:r>
+              <w:rPr>
+                <w:sz w:val="19"/>
+                <w:szCs w:val="19"/>
+              </w:rPr>
+              <w:t xml:space="preserve">Pass</w:t>
+            </w:r>
+          </w:p>
+        </w:tc>
+      </w:tr>
+      <w:tr>
+        <w:trPr>
+          <w:cantSplit/>
+        </w:trPr>
+        <w:tc>
+          <w:tcPr>
+            <w:tcW w:type="dxa" w:w="800"/>
+            <w:tcBorders>
+              <w:top w:val="single" w:color="B8C2D0" w:sz="4"/>
+              <w:left w:val="single" w:color="B8C2D0" w:sz="4"/>
+              <w:bottom w:val="single" w:color="B8C2D0" w:sz="4"/>
+              <w:right w:val="single" w:color="B8C2D0" w:sz="4"/>
+            </w:tcBorders>
+            <w:shd w:fill="FFFFFF" w:color="auto" w:val="clear"/>
+            <w:tcMar>
+              <w:top w:type="dxa" w:w="60"/>
+              <w:left w:type="dxa" w:w="100"/>
+              <w:bottom w:type="dxa" w:w="60"/>
+              <w:right w:type="dxa" w:w="100"/>
+            </w:tcMar>
+          </w:tcPr>
+          <w:p>
+            <w:r>
+              <w:rPr>
+                <w:sz w:val="19"/>
+                <w:szCs w:val="19"/>
+              </w:rPr>
+              <w:t xml:space="preserve">M12</w:t>
+            </w:r>
+          </w:p>
+        </w:tc>
+        <w:tc>
+          <w:tcPr>
+            <w:tcW w:type="dxa" w:w="3600"/>
+            <w:tcBorders>
+              <w:top w:val="single" w:color="B8C2D0" w:sz="4"/>
+              <w:left w:val="single" w:color="B8C2D0" w:sz="4"/>
+              <w:bottom w:val="single" w:color="B8C2D0" w:sz="4"/>
+              <w:right w:val="single" w:color="B8C2D0" w:sz="4"/>
+            </w:tcBorders>
+            <w:shd w:fill="FFFFFF" w:color="auto" w:val="clear"/>
+            <w:tcMar>
+              <w:top w:type="dxa" w:w="60"/>
+              <w:left w:type="dxa" w:w="100"/>
+              <w:bottom w:type="dxa" w:w="60"/>
+              <w:right w:type="dxa" w:w="100"/>
+            </w:tcMar>
+          </w:tcPr>
+          <w:p>
+            <w:r>
+              <w:rPr>
+                <w:sz w:val="19"/>
+                <w:szCs w:val="19"/>
+              </w:rPr>
+              <w:t xml:space="preserve">Send many wrong-password logins quickly</w:t>
+            </w:r>
+          </w:p>
+        </w:tc>
+        <w:tc>
+          <w:tcPr>
+            <w:tcW w:type="dxa" w:w="3626"/>
+            <w:tcBorders>
+              <w:top w:val="single" w:color="B8C2D0" w:sz="4"/>
+              <w:left w:val="single" w:color="B8C2D0" w:sz="4"/>
+              <w:bottom w:val="single" w:color="B8C2D0" w:sz="4"/>
+              <w:right w:val="single" w:color="B8C2D0" w:sz="4"/>
+            </w:tcBorders>
+            <w:shd w:fill="FFFFFF" w:color="auto" w:val="clear"/>
+            <w:tcMar>
+              <w:top w:type="dxa" w:w="60"/>
+              <w:left w:type="dxa" w:w="100"/>
+              <w:bottom w:type="dxa" w:w="60"/>
+              <w:right w:type="dxa" w:w="100"/>
+            </w:tcMar>
+          </w:tcPr>
+          <w:p>
+            <w:r>
+              <w:rPr>
+                <w:sz w:val="19"/>
+                <w:szCs w:val="19"/>
+              </w:rPr>
+              <w:t xml:space="preserve">Requests are throttled (429)</w:t>
+            </w:r>
+          </w:p>
+        </w:tc>
+        <w:tc>
+          <w:tcPr>
+            <w:tcW w:type="dxa" w:w="1000"/>
+            <w:tcBorders>
+              <w:top w:val="single" w:color="B8C2D0" w:sz="4"/>
+              <w:left w:val="single" w:color="B8C2D0" w:sz="4"/>
+              <w:bottom w:val="single" w:color="B8C2D0" w:sz="4"/>
+              <w:right w:val="single" w:color="B8C2D0" w:sz="4"/>
+            </w:tcBorders>
+            <w:shd w:fill="FFFFFF" w:color="auto" w:val="clear"/>
+            <w:tcMar>
+              <w:top w:type="dxa" w:w="60"/>
+              <w:left w:type="dxa" w:w="100"/>
+              <w:bottom w:type="dxa" w:w="60"/>
+              <w:right w:type="dxa" w:w="100"/>
+            </w:tcMar>
+          </w:tcPr>
+          <w:p>
+            <w:r>
+              <w:rPr>
+                <w:sz w:val="19"/>
+                <w:szCs w:val="19"/>
+              </w:rPr>
+              <w:t xml:space="preserve">Pass</w:t>
+            </w:r>
+          </w:p>
+        </w:tc>
+      </w:tr>
+    </w:tbl>
+    <w:p>
+      <w:pPr>
+        <w:spacing w:after="120"/>
+      </w:pPr>
+    </w:p>
+    <w:p>
+      <w:pPr>
+        <w:spacing w:after="120" w:line="300"/>
+      </w:pPr>
+      <w:r>
+        <w:rPr>
+          <w:b/>
+          <w:bCs/>
+        </w:rPr>
+        <w:t xml:space="preserve">Summary:</w:t>
+      </w:r>
+      <w:r>
+        <w:t xml:space="preserve"> 24 of 24 checks passed.</w:t>
+      </w:r>
+    </w:p>
+    <w:p>
+      <w:pPr>
+        <w:spacing w:after="120" w:line="300"/>
+      </w:pPr>
+      <w:r>
+        <w:rPr>
+          <w:b/>
+          <w:bCs/>
+        </w:rPr>
+        <w:t xml:space="preserve">Defect found by this testing.</w:t>
+      </w:r>
+      <w:r>
+        <w:t xml:space="preserve"> The first live run showed that the incident form accepted a .exe file. The file rules were defined on the database model, but Django does not run model rules when a record is created in code. The rules are now applied in the serializer (</w:t>
+      </w:r>
+      <w:r>
+        <w:rPr>
+          <w:rFonts w:ascii="Consolas" w:cs="Consolas" w:eastAsia="Consolas" w:hAnsi="Consolas"/>
+          <w:sz w:val="20"/>
+          <w:szCs w:val="20"/>
+        </w:rPr>
+        <w:t xml:space="preserve">validate_attachments</w:t>
+      </w:r>
+      <w:r>
+        <w:t xml:space="preserve">), and three new tests (T17, T18 and a test for an allowed file) prevent this from returning.</w:t>
+      </w:r>
+    </w:p>
+    <w:p>
+      <w:pPr>
+        <w:pStyle w:val="Heading2"/>
+      </w:pPr>
+      <w:r>
+        <w:t xml:space="preserve">5.6.5 Mobile app tests</w:t>
+      </w:r>
+    </w:p>
+    <w:p>
+      <w:pPr>
+        <w:spacing w:after="120" w:line="300"/>
+      </w:pPr>
+      <w:r>
+        <w:t xml:space="preserve">The Flutter app was tested in two ways.</w:t>
+      </w:r>
+    </w:p>
+    <w:p>
+      <w:pPr>
+        <w:pStyle w:val="ListParagraph"/>
+        <w:numPr>
+          <w:ilvl w:val="0"/>
+          <w:numId w:val="2"/>
+        </w:numPr>
+        <w:spacing w:after="60" w:line="288"/>
+      </w:pPr>
+      <w:r>
+        <w:rPr>
+          <w:b/>
+          <w:bCs/>
+        </w:rPr>
+        <w:t xml:space="preserve">Screen flow tests</w:t>
+      </w:r>
+      <w:r>
+        <w:t xml:space="preserve"> (</w:t>
+      </w:r>
+      <w:r>
+        <w:rPr>
+          <w:rFonts w:ascii="Consolas" w:cs="Consolas" w:eastAsia="Consolas" w:hAnsi="Consolas"/>
+          <w:sz w:val="20"/>
+          <w:szCs w:val="20"/>
+        </w:rPr>
+        <w:t xml:space="preserve">test/app_flow_test.dart</w:t>
+      </w:r>
+      <w:r>
+        <w:t xml:space="preserve"> and </w:t>
+      </w:r>
+      <w:r>
+        <w:rPr>
+          <w:rFonts w:ascii="Consolas" w:cs="Consolas" w:eastAsia="Consolas" w:hAnsi="Consolas"/>
+          <w:sz w:val="20"/>
+          <w:szCs w:val="20"/>
+        </w:rPr>
+        <w:t xml:space="preserve">test/widget_test.dart</w:t>
+      </w:r>
+      <w:r>
+        <w:t xml:space="preserve">) run the app screens in a test window with a fake server. </w:t>
+      </w:r>
+      <w:r>
+        <w:rPr>
+          <w:b/>
+          <w:bCs/>
+        </w:rPr>
+        <w:t xml:space="preserve">8 tests passed and 1 failed.</w:t>
+      </w:r>
+      <w:r>
+        <w:t xml:space="preserve"> The flows that passed are sign-in, login errors, lesson reading, quiz, phishing lab, incident list and report form, and the model test. The one failure is the alerts and account test. The screen shows all the right content, but the test fails because a row on one of those screens is 63 pixels too wide for the small test window (a Flutter layout overflow warning). This is a known issue. It is listed for repair in section 7.6.</w:t>
+      </w:r>
+    </w:p>
+    <w:p>
+      <w:pPr>
+        <w:pStyle w:val="ListParagraph"/>
+        <w:numPr>
+          <w:ilvl w:val="0"/>
+          <w:numId w:val="2"/>
+        </w:numPr>
+        <w:spacing w:after="60" w:line="288"/>
+      </w:pPr>
+      <w:r>
+        <w:rPr>
+          <w:b/>
+          <w:bCs/>
+        </w:rPr>
+        <w:t xml:space="preserve">Live smoke test</w:t>
+      </w:r>
+      <w:r>
+        <w:t xml:space="preserve"> (</w:t>
+      </w:r>
+      <w:r>
+        <w:rPr>
+          <w:rFonts w:ascii="Consolas" w:cs="Consolas" w:eastAsia="Consolas" w:hAnsi="Consolas"/>
+          <w:sz w:val="20"/>
+          <w:szCs w:val="20"/>
+        </w:rPr>
+        <w:t xml:space="preserve">test/live_smoke_test.dart</w:t>
+      </w:r>
+      <w:r>
+        <w:t xml:space="preserve">) runs the real API client against a running server. </w:t>
+      </w:r>
+      <w:r>
+        <w:rPr>
+          <w:b/>
+          <w:bCs/>
+        </w:rPr>
+        <w:t xml:space="preserve">All 10 tests passed.</w:t>
+      </w:r>
+      <w:r>
+        <w:t xml:space="preserve"> They cover register, login and profile, lessons, quiz start and submit, phishing submit, incident report and read, notifications, password change, token refresh after expiry and logout.</w:t>
+      </w:r>
+    </w:p>
+    <w:p>
+      <w:pPr>
+        <w:pStyle w:val="Heading2"/>
+      </w:pPr>
+      <w:r>
+        <w:t xml:space="preserve">5.6.6 Manual and user acceptance test script</w:t>
+      </w:r>
+    </w:p>
+    <w:p>
+      <w:pPr>
+        <w:spacing w:after="120" w:line="300"/>
+      </w:pPr>
+      <w:r>
+        <w:t xml:space="preserve">This script is for the web and mobile apps. It uses the demo accounts made by </w:t>
       </w:r>
       <w:r>
         <w:rPr>
@@ -8711,7 +12329,23 @@
         <w:t xml:space="preserve">python manage.py seed_demo</w:t>
       </w:r>
       <w:r>
-        <w:t xml:space="preserve">. Record the outcome in the last column when the tests are run.</w:t>
+        <w:t xml:space="preserve">. The people who run the test write the outcome in the last column.</w:t>
+      </w:r>
+    </w:p>
+    <w:p>
+      <w:pPr>
+        <w:keepNext/>
+        <w:spacing w:after="60" w:before="120"/>
+      </w:pPr>
+      <w:r>
+        <w:rPr>
+          <w:b/>
+          <w:bCs/>
+          <w:color w:val="555555"/>
+          <w:sz w:val="19"/>
+          <w:szCs w:val="19"/>
+        </w:rPr>
+        <w:t xml:space="preserve">Table 5.8: User acceptance test script</w:t>
       </w:r>
     </w:p>
     <w:tbl>
@@ -8822,7 +12456,7 @@
                 <w:sz w:val="19"/>
                 <w:szCs w:val="19"/>
               </w:rPr>
-              <w:t xml:space="preserve">Expected</w:t>
+              <w:t xml:space="preserve">Expected result</w:t>
             </w:r>
           </w:p>
         </w:tc>
@@ -8852,7 +12486,7 @@
                 <w:sz w:val="19"/>
                 <w:szCs w:val="19"/>
               </w:rPr>
-              <w:t xml:space="preserve">Pass / Fail</w:t>
+              <w:t xml:space="preserve">Pass or fail</w:t>
             </w:r>
           </w:p>
         </w:tc>
@@ -8884,7 +12518,7 @@
                 <w:sz w:val="19"/>
                 <w:szCs w:val="19"/>
               </w:rPr>
-              <w:t xml:space="preserve">M1</w:t>
+              <w:t xml:space="preserve">U1</w:t>
             </w:r>
           </w:p>
         </w:tc>
@@ -8911,7 +12545,7 @@
                 <w:sz w:val="19"/>
                 <w:szCs w:val="19"/>
               </w:rPr>
-              <w:t xml:space="preserve">Register a new account, then log in</w:t>
+              <w:t xml:space="preserve">Register an account, then log in</w:t>
             </w:r>
           </w:p>
         </w:tc>
@@ -8938,7 +12572,7 @@
                 <w:sz w:val="19"/>
                 <w:szCs w:val="19"/>
               </w:rPr>
-              <w:t xml:space="preserve">Dashboard shows; user has normal role</w:t>
+              <w:t xml:space="preserve">The dashboard shows and the user has the normal role</w:t>
             </w:r>
           </w:p>
         </w:tc>
@@ -8989,7 +12623,7 @@
                 <w:sz w:val="19"/>
                 <w:szCs w:val="19"/>
               </w:rPr>
-              <w:t xml:space="preserve">M2</w:t>
+              <w:t xml:space="preserve">U2</w:t>
             </w:r>
           </w:p>
         </w:tc>
@@ -9016,7 +12650,7 @@
                 <w:sz w:val="19"/>
                 <w:szCs w:val="19"/>
               </w:rPr>
-              <w:t xml:space="preserve">Open a lesson, mark progress, bookmark it</w:t>
+              <w:t xml:space="preserve">Open a lesson, save progress, bookmark it</w:t>
             </w:r>
           </w:p>
         </w:tc>
@@ -9043,7 +12677,7 @@
                 <w:sz w:val="19"/>
                 <w:szCs w:val="19"/>
               </w:rPr>
-              <w:t xml:space="preserve">Progress saved and persists after logout/login</w:t>
+              <w:t xml:space="preserve">Progress is still there after logout and login</w:t>
             </w:r>
           </w:p>
         </w:tc>
@@ -9094,7 +12728,7 @@
                 <w:sz w:val="19"/>
                 <w:szCs w:val="19"/>
               </w:rPr>
-              <w:t xml:space="preserve">M3</w:t>
+              <w:t xml:space="preserve">U3</w:t>
             </w:r>
           </w:p>
         </w:tc>
@@ -9148,7 +12782,7 @@
                 <w:sz w:val="19"/>
                 <w:szCs w:val="19"/>
               </w:rPr>
-              <w:t xml:space="preserve">Score, pass/fail, explanations and recommendations shown</w:t>
+              <w:t xml:space="preserve">Score, pass or fail, reasons and lesson tips are shown</w:t>
             </w:r>
           </w:p>
         </w:tc>
@@ -9199,7 +12833,7 @@
                 <w:sz w:val="19"/>
                 <w:szCs w:val="19"/>
               </w:rPr>
-              <w:t xml:space="preserve">M4</w:t>
+              <w:t xml:space="preserve">U4</w:t>
             </w:r>
           </w:p>
         </w:tc>
@@ -9304,7 +12938,7 @@
                 <w:sz w:val="19"/>
                 <w:szCs w:val="19"/>
               </w:rPr>
-              <w:t xml:space="preserve">M5</w:t>
+              <w:t xml:space="preserve">U5</w:t>
             </w:r>
           </w:p>
         </w:tc>
@@ -9331,7 +12965,7 @@
                 <w:sz w:val="19"/>
                 <w:szCs w:val="19"/>
               </w:rPr>
-              <w:t xml:space="preserve">Report an incident with a .pdf, then try a .exe</w:t>
+              <w:t xml:space="preserve">Report an incident with a PDF, then try a .exe file</w:t>
             </w:r>
           </w:p>
         </w:tc>
@@ -9358,7 +12992,7 @@
                 <w:sz w:val="19"/>
                 <w:szCs w:val="19"/>
               </w:rPr>
-              <w:t xml:space="preserve">.pdf accepted; .exe rejected with message</w:t>
+              <w:t xml:space="preserve">PDF is accepted; .exe is refused with a message</w:t>
             </w:r>
           </w:p>
         </w:tc>
@@ -9409,7 +13043,7 @@
                 <w:sz w:val="19"/>
                 <w:szCs w:val="19"/>
               </w:rPr>
-              <w:t xml:space="preserve">M6</w:t>
+              <w:t xml:space="preserve">U6</w:t>
             </w:r>
           </w:p>
         </w:tc>
@@ -9436,7 +13070,7 @@
                 <w:sz w:val="19"/>
                 <w:szCs w:val="19"/>
               </w:rPr>
-              <w:t xml:space="preserve">Log in as officer, open SOC queue, assign and change status</w:t>
+              <w:t xml:space="preserve">As an officer, open the SOC queue, assign and change status</w:t>
             </w:r>
           </w:p>
         </w:tc>
@@ -9463,7 +13097,7 @@
                 <w:sz w:val="19"/>
                 <w:szCs w:val="19"/>
               </w:rPr>
-              <w:t xml:space="preserve">Card moves column; timeline entry added; reporter sees update</w:t>
+              <w:t xml:space="preserve">The card moves; a timeline entry is added; the reporter sees it</w:t>
             </w:r>
           </w:p>
         </w:tc>
@@ -9514,7 +13148,7 @@
                 <w:sz w:val="19"/>
                 <w:szCs w:val="19"/>
               </w:rPr>
-              <w:t xml:space="preserve">M7</w:t>
+              <w:t xml:space="preserve">U7</w:t>
             </w:r>
           </w:p>
         </w:tc>
@@ -9541,7 +13175,7 @@
                 <w:sz w:val="19"/>
                 <w:szCs w:val="19"/>
               </w:rPr>
-              <w:t xml:space="preserve">Publish an alert as officer/admin</w:t>
+              <w:t xml:space="preserve">As an administrator, publish an alert</w:t>
             </w:r>
           </w:p>
         </w:tc>
@@ -9568,7 +13202,7 @@
                 <w:sz w:val="19"/>
                 <w:szCs w:val="19"/>
               </w:rPr>
-              <w:t xml:space="preserve">Bell badge increases for users; can mark read</w:t>
+              <w:t xml:space="preserve">The bell badge goes up for users; they can mark it as read</w:t>
             </w:r>
           </w:p>
         </w:tc>
@@ -9619,7 +13253,7 @@
                 <w:sz w:val="19"/>
                 <w:szCs w:val="19"/>
               </w:rPr>
-              <w:t xml:space="preserve">M8</w:t>
+              <w:t xml:space="preserve">U8</w:t>
             </w:r>
           </w:p>
         </w:tc>
@@ -9646,7 +13280,7 @@
                 <w:sz w:val="19"/>
                 <w:szCs w:val="19"/>
               </w:rPr>
-              <w:t xml:space="preserve">As normal user open </w:t>
+              <w:t xml:space="preserve">As a normal user, open </w:t>
             </w:r>
             <w:r>
               <w:rPr>
@@ -9696,7 +13330,7 @@
                 <w:sz w:val="19"/>
                 <w:szCs w:val="19"/>
               </w:rPr>
-              <w:t xml:space="preserve">Access denied or redirected</w:t>
+              <w:t xml:space="preserve">Access is refused or the user is sent away</w:t>
             </w:r>
           </w:p>
         </w:tc>
@@ -9747,7 +13381,7 @@
                 <w:sz w:val="19"/>
                 <w:szCs w:val="19"/>
               </w:rPr>
-              <w:t xml:space="preserve">M9</w:t>
+              <w:t xml:space="preserve">U9</w:t>
             </w:r>
           </w:p>
         </w:tc>
@@ -9774,7 +13408,7 @@
                 <w:sz w:val="19"/>
                 <w:szCs w:val="19"/>
               </w:rPr>
-              <w:t xml:space="preserve">As admin deactivate a user, then try to log in as that user</w:t>
+              <w:t xml:space="preserve">As an administrator, deactivate a user, then try to log in as that user</w:t>
             </w:r>
           </w:p>
         </w:tc>
@@ -9801,7 +13435,7 @@
                 <w:sz w:val="19"/>
                 <w:szCs w:val="19"/>
               </w:rPr>
-              <w:t xml:space="preserve">Login refused</w:t>
+              <w:t xml:space="preserve">Login is refused</w:t>
             </w:r>
           </w:p>
         </w:tc>
@@ -9852,7 +13486,7 @@
                 <w:sz w:val="19"/>
                 <w:szCs w:val="19"/>
               </w:rPr>
-              <w:t xml:space="preserve">M10</w:t>
+              <w:t xml:space="preserve">U10</w:t>
             </w:r>
           </w:p>
         </w:tc>
@@ -9879,7 +13513,7 @@
                 <w:sz w:val="19"/>
                 <w:szCs w:val="19"/>
               </w:rPr>
-              <w:t xml:space="preserve">Open audit log, filter, export CSV</w:t>
+              <w:t xml:space="preserve">Open the audit log, filter it and export the CSV</w:t>
             </w:r>
           </w:p>
         </w:tc>
@@ -9906,7 +13540,7 @@
                 <w:sz w:val="19"/>
                 <w:szCs w:val="19"/>
               </w:rPr>
-              <w:t xml:space="preserve">Entries for steps above appear; CSV downloads</w:t>
+              <w:t xml:space="preserve">The steps above appear; the CSV downloads</w:t>
             </w:r>
           </w:p>
         </w:tc>
@@ -9957,7 +13591,7 @@
                 <w:sz w:val="19"/>
                 <w:szCs w:val="19"/>
               </w:rPr>
-              <w:t xml:space="preserve">M11</w:t>
+              <w:t xml:space="preserve">U11</w:t>
             </w:r>
           </w:p>
         </w:tc>
@@ -9984,7 +13618,7 @@
                 <w:sz w:val="19"/>
                 <w:szCs w:val="19"/>
               </w:rPr>
-              <w:t xml:space="preserve">Repeat M1–M5 on the Flutter app (Android)</w:t>
+              <w:t xml:space="preserve">Repeat U1 to U5 on the Flutter app on an Android phone</w:t>
             </w:r>
           </w:p>
         </w:tc>
@@ -10011,112 +13645,7 @@
                 <w:sz w:val="19"/>
                 <w:szCs w:val="19"/>
               </w:rPr>
-              <w:t xml:space="preserve">Same results as web</w:t>
-            </w:r>
-          </w:p>
-        </w:tc>
-        <w:tc>
-          <w:tcPr>
-            <w:tcW w:type="dxa" w:w="1100"/>
-            <w:tcBorders>
-              <w:top w:val="single" w:color="B8C2D0" w:sz="4"/>
-              <w:left w:val="single" w:color="B8C2D0" w:sz="4"/>
-              <w:bottom w:val="single" w:color="B8C2D0" w:sz="4"/>
-              <w:right w:val="single" w:color="B8C2D0" w:sz="4"/>
-            </w:tcBorders>
-            <w:shd w:fill="FFFFFF" w:color="auto" w:val="clear"/>
-            <w:tcMar>
-              <w:top w:type="dxa" w:w="60"/>
-              <w:left w:type="dxa" w:w="100"/>
-              <w:bottom w:type="dxa" w:w="60"/>
-              <w:right w:type="dxa" w:w="100"/>
-            </w:tcMar>
-          </w:tcPr>
-          <w:p/>
-        </w:tc>
-      </w:tr>
-      <w:tr>
-        <w:trPr>
-          <w:cantSplit/>
-        </w:trPr>
-        <w:tc>
-          <w:tcPr>
-            <w:tcW w:type="dxa" w:w="700"/>
-            <w:tcBorders>
-              <w:top w:val="single" w:color="B8C2D0" w:sz="4"/>
-              <w:left w:val="single" w:color="B8C2D0" w:sz="4"/>
-              <w:bottom w:val="single" w:color="B8C2D0" w:sz="4"/>
-              <w:right w:val="single" w:color="B8C2D0" w:sz="4"/>
-            </w:tcBorders>
-            <w:shd w:fill="FFFFFF" w:color="auto" w:val="clear"/>
-            <w:tcMar>
-              <w:top w:type="dxa" w:w="60"/>
-              <w:left w:type="dxa" w:w="100"/>
-              <w:bottom w:type="dxa" w:w="60"/>
-              <w:right w:type="dxa" w:w="100"/>
-            </w:tcMar>
-          </w:tcPr>
-          <w:p>
-            <w:r>
-              <w:rPr>
-                <w:sz w:val="19"/>
-                <w:szCs w:val="19"/>
-              </w:rPr>
-              <w:t xml:space="preserve">M12</w:t>
-            </w:r>
-          </w:p>
-        </w:tc>
-        <w:tc>
-          <w:tcPr>
-            <w:tcW w:type="dxa" w:w="3600"/>
-            <w:tcBorders>
-              <w:top w:val="single" w:color="B8C2D0" w:sz="4"/>
-              <w:left w:val="single" w:color="B8C2D0" w:sz="4"/>
-              <w:bottom w:val="single" w:color="B8C2D0" w:sz="4"/>
-              <w:right w:val="single" w:color="B8C2D0" w:sz="4"/>
-            </w:tcBorders>
-            <w:shd w:fill="FFFFFF" w:color="auto" w:val="clear"/>
-            <w:tcMar>
-              <w:top w:type="dxa" w:w="60"/>
-              <w:left w:type="dxa" w:w="100"/>
-              <w:bottom w:type="dxa" w:w="60"/>
-              <w:right w:type="dxa" w:w="100"/>
-            </w:tcMar>
-          </w:tcPr>
-          <w:p>
-            <w:r>
-              <w:rPr>
-                <w:sz w:val="19"/>
-                <w:szCs w:val="19"/>
-              </w:rPr>
-              <w:t xml:space="preserve">Enter wrong password 10+ times quickly</w:t>
-            </w:r>
-          </w:p>
-        </w:tc>
-        <w:tc>
-          <w:tcPr>
-            <w:tcW w:type="dxa" w:w="3626"/>
-            <w:tcBorders>
-              <w:top w:val="single" w:color="B8C2D0" w:sz="4"/>
-              <w:left w:val="single" w:color="B8C2D0" w:sz="4"/>
-              <w:bottom w:val="single" w:color="B8C2D0" w:sz="4"/>
-              <w:right w:val="single" w:color="B8C2D0" w:sz="4"/>
-            </w:tcBorders>
-            <w:shd w:fill="FFFFFF" w:color="auto" w:val="clear"/>
-            <w:tcMar>
-              <w:top w:type="dxa" w:w="60"/>
-              <w:left w:type="dxa" w:w="100"/>
-              <w:bottom w:type="dxa" w:w="60"/>
-              <w:right w:type="dxa" w:w="100"/>
-            </w:tcMar>
-          </w:tcPr>
-          <w:p>
-            <w:r>
-              <w:rPr>
-                <w:sz w:val="19"/>
-                <w:szCs w:val="19"/>
-              </w:rPr>
-              <w:t xml:space="preserve">Requests throttled</w:t>
+              <w:t xml:space="preserve">Same results as on the web</w:t>
             </w:r>
           </w:p>
         </w:tc>
@@ -10151,7 +13680,7 @@
         <w:pStyle w:val="Heading2"/>
       </w:pPr>
       <w:r>
-        <w:t xml:space="preserve">5.6.5 Defects found and fixed during development</w:t>
+        <w:t xml:space="preserve">5.6.7 Defects fixed during development</w:t>
       </w:r>
     </w:p>
     <w:p>
@@ -10159,7 +13688,7 @@
         <w:spacing w:after="120" w:line="300"/>
       </w:pPr>
       <w:r>
-        <w:t xml:space="preserve">The suite contains regression tests for subtle problems of the kind that testing exposes: attempt counts must not be inflated by database joins; an open attempt created before a limit change must not be submittable past the limit; refresh rotation must keep the stored session pointed at the new token; unanswered questions must still show the correct answer in results; and attempt detail must not issue a database query per answer.</w:t>
+        <w:t xml:space="preserve">The suite contains tests for subtle problems that testing exposed. Attempt counts must not be inflated by database joins. An open attempt created before a limit change must not be submitted past the limit. Refresh rotation must keep the stored session pointed at the new token. Unanswered questions must still show the correct answer in results. Attempt detail must not run one database query for each answer. Evidence files must be checked for type and size before the incident is created.</w:t>
       </w:r>
     </w:p>
     <w:p>
@@ -10167,7 +13696,7 @@
         <w:pStyle w:val="Heading2"/>
       </w:pPr>
       <w:r>
-        <w:t xml:space="preserve">5.6.6 Conclusion on testing</w:t>
+        <w:t xml:space="preserve">5.6.8 Conclusion on testing</w:t>
       </w:r>
     </w:p>
     <w:p>
@@ -10175,7 +13704,7 @@
         <w:spacing w:after="120" w:line="300"/>
       </w:pPr>
       <w:r>
-        <w:t xml:space="preserve">All 345 automated tests passed, giving strong evidence for requirements FR1–FR22 on the server side. Manual acceptance testing (section 5.6.4) completes verification of the user interfaces.</w:t>
+        <w:t xml:space="preserve">All 348 automatic tests passed, and all 24 live flow checks passed. Together they give strong evidence that the server meets requirements FR1 to FR22. On the mobile app, 18 of 19 tests passed (8 of 9 screen tests and 10 of 10 live tests), and the one failing test shows a layout problem, not a wrong result. The user acceptance script in section 5.6.6 completes the check of the screens on the web and mobile apps.</w:t>
       </w:r>
     </w:p>
     <w:p>
@@ -10197,10 +13726,10 @@
       </w:pPr>
       <w:r>
         <w:rPr>
-          <w:sz w:val="22"/>
-          <w:szCs w:val="22"/>
+          <w:sz w:val="20"/>
+          <w:szCs w:val="20"/>
         </w:rPr>
-        <w:t xml:space="preserve">Date: ……………………….     Sign: Supervisor ……………………….     Student ……………………….</w:t>
+        <w:t xml:space="preserve">Date: …………………     Supervisor sign: …………………     Student sign: …………………</w:t>
       </w:r>
     </w:p>
     <w:sectPr>
@@ -10433,15 +13962,6 @@
         <w:ind w:left="540" w:hanging="270"/>
       </w:pPr>
     </w:lvl>
-    <w:lvl w:ilvl="1" w:tentative="1">
-      <w:start w:val="1"/>
-      <w:numFmt w:val="bullet"/>
-      <w:lvlText w:val="–"/>
-      <w:lvlJc w:val="left"/>
-      <w:pPr>
-        <w:ind w:left="1000" w:hanging="270"/>
-      </w:pPr>
-    </w:lvl>
   </w:abstractNum>
   <w:abstractNum w:abstractNumId="3" w15:restartNumberingAfterBreak="0">
     <w:multiLevelType w:val="hybridMultilevel"/>
@@ -10833,6 +14353,21 @@
   <w:style w:type="paragraph" w:styleId="Normal" w:default="1">
     <w:name w:val="Normal"/>
     <w:qFormat/>
+  </w:style>
+  <w:style w:type="table" w:styleId="TableNormal" w:default="true">
+    <w:name w:val="Normal Table"/>
+    <w:uiPriority w:val="99"/>
+    <w:semiHidden/>
+    <w:unhideWhenUsed/>
+    <w:tblPr>
+      <w:tblInd w:type="dxa" w:w="0"/>
+      <w:tblCellMar>
+        <w:top w:type="dxa" w:w="0"/>
+        <w:left w:type="dxa" w:w="108"/>
+        <w:bottom w:type="dxa" w:w="0"/>
+        <w:right w:type="dxa" w:w="108"/>
+      </w:tblCellMar>
+    </w:tblPr>
   </w:style>
   <w:style w:type="paragraph" w:styleId="Title">
     <w:name w:val="Title"/>

--- a/docs/project-documentation/Chapter_5_Coding_and_Testing.docx
+++ b/docs/project-documentation/Chapter_5_Coding_and_Testing.docx
@@ -12258,10 +12258,10 @@
           <w:b/>
           <w:bCs/>
         </w:rPr>
-        <w:t xml:space="preserve">8 tests passed and 1 failed.</w:t>
-      </w:r>
-      <w:r>
-        <w:t xml:space="preserve"> The flows that passed are sign-in, login errors, lesson reading, quiz, phishing lab, incident list and report form, and the model test. The one failure is the alerts and account test. The screen shows all the right content, but the test fails because a row on one of those screens is 63 pixels too wide for the small test window (a Flutter layout overflow warning). This is a known issue. It is listed for repair in section 7.6.</w:t>
+        <w:t xml:space="preserve">All 9 tests passed.</w:t>
+      </w:r>
+      <w:r>
+        <w:t xml:space="preserve"> They cover sign-in, login errors, lessons, quiz, phishing lab, incident list and report form, alerts, account sign-out and the model test. An earlier run of the alerts test failed because the alert card footer (type label and time) was 63 pixels too wide for a 400-pixel phone screen. The footer now wraps onto a second line when needed, and the test passes.</w:t>
       </w:r>
     </w:p>
     <w:p>
@@ -13704,7 +13704,7 @@
         <w:spacing w:after="120" w:line="300"/>
       </w:pPr>
       <w:r>
-        <w:t xml:space="preserve">All 348 automatic tests passed, and all 24 live flow checks passed. Together they give strong evidence that the server meets requirements FR1 to FR22. On the mobile app, 18 of 19 tests passed (8 of 9 screen tests and 10 of 10 live tests), and the one failing test shows a layout problem, not a wrong result. The user acceptance script in section 5.6.6 completes the check of the screens on the web and mobile apps.</w:t>
+        <w:t xml:space="preserve">All 348 automatic tests passed, and all 24 live flow checks passed. Together they give strong evidence that the server meets requirements FR1 to FR22. On the mobile app, all 19 tests passed (9 screen tests and 10 live tests). The user acceptance script in section 5.6.6 completes the check of the screens on the web and mobile apps.</w:t>
       </w:r>
     </w:p>
     <w:p>

--- a/docs/project-documentation/Chapter_5_Coding_and_Testing.docx
+++ b/docs/project-documentation/Chapter_5_Coding_and_Testing.docx
@@ -187,37 +187,7 @@
         <w:spacing w:after="120" w:line="300"/>
       </w:pPr>
       <w:r>
-        <w:t xml:space="preserve">This chapter explains how the design was turned into working code. It describes the programming practice, the quality and strength of the programs, and how the system was tested. The guidelines give VB.NET, PHP and Java as examples of languages. This project uses </w:t>
-      </w:r>
-      <w:r>
-        <w:rPr>
-          <w:b/>
-          <w:bCs/>
-        </w:rPr>
-        <w:t xml:space="preserve">Python (Django REST Framework)</w:t>
-      </w:r>
-      <w:r>
-        <w:t xml:space="preserve"> for the server, </w:t>
-      </w:r>
-      <w:r>
-        <w:rPr>
-          <w:b/>
-          <w:bCs/>
-        </w:rPr>
-        <w:t xml:space="preserve">JavaScript (React)</w:t>
-      </w:r>
-      <w:r>
-        <w:t xml:space="preserve"> for the web app and </w:t>
-      </w:r>
-      <w:r>
-        <w:rPr>
-          <w:b/>
-          <w:bCs/>
-        </w:rPr>
-        <w:t xml:space="preserve">Dart (Flutter)</w:t>
-      </w:r>
-      <w:r>
-        <w:t xml:space="preserve"> for the mobile app. The same rules apply: clear structure, good comments, easy to use, and no crashes.</w:t>
+        <w:t xml:space="preserve">This chapter describes the code, its quality and strength, and the tests. The server is written in Python (Django REST Framework). The web app is written in JavaScript (React).</w:t>
       </w:r>
     </w:p>
     <w:p>
@@ -241,7 +211,7 @@
           <w:sz w:val="19"/>
           <w:szCs w:val="19"/>
         </w:rPr>
-        <w:t xml:space="preserve">Table 5.1: Development environment</w:t>
+        <w:t xml:space="preserve">Table 5.1: Layers of the system</w:t>
       </w:r>
     </w:p>
     <w:tbl>
@@ -321,7 +291,7 @@
                 <w:sz w:val="19"/>
                 <w:szCs w:val="19"/>
               </w:rPr>
-              <w:t xml:space="preserve">Technology</w:t>
+              <w:t xml:space="preserve">Language and framework</w:t>
             </w:r>
           </w:p>
         </w:tc>
@@ -410,7 +380,7 @@
                 <w:sz w:val="19"/>
                 <w:szCs w:val="19"/>
               </w:rPr>
-              <w:t xml:space="preserve">Python 3.12, Django 5, Django REST Framework, Simple JWT, django-filter, drf-spectacular, WhiteNoise</w:t>
+              <w:t xml:space="preserve">Python 3.12, Django 5, Django REST Framework, Simple JWT</w:t>
             </w:r>
           </w:p>
         </w:tc>
@@ -497,7 +467,7 @@
                 <w:sz w:val="19"/>
                 <w:szCs w:val="19"/>
               </w:rPr>
-              <w:t xml:space="preserve">React 18, Vite, Tailwind CSS, Framer Motion, Chart.js, Axios, React Router</w:t>
+              <w:t xml:space="preserve">JavaScript, React 18, Tailwind CSS, Chart.js</w:t>
             </w:r>
           </w:p>
         </w:tc>
@@ -557,7 +527,7 @@
                 <w:sz w:val="19"/>
                 <w:szCs w:val="19"/>
               </w:rPr>
-              <w:t xml:space="preserve">Mobile app</w:t>
+              <w:t xml:space="preserve">Database</w:t>
             </w:r>
           </w:p>
         </w:tc>
@@ -584,7 +554,15 @@
                 <w:sz w:val="19"/>
                 <w:szCs w:val="19"/>
               </w:rPr>
-              <w:t xml:space="preserve">Flutter and Dart, provider, http, flutter_secure_storage, intl</w:t>
+              <w:t xml:space="preserve">SQLite or MySQL 8, chosen in </w:t>
+            </w:r>
+            <w:r>
+              <w:rPr>
+                <w:rFonts w:ascii="Consolas" w:cs="Consolas" w:eastAsia="Consolas" w:hAnsi="Consolas"/>
+                <w:sz w:val="19"/>
+                <w:szCs w:val="19"/>
+              </w:rPr>
+              <w:t xml:space="preserve">.env</w:t>
             </w:r>
           </w:p>
         </w:tc>
@@ -612,187 +590,7 @@
                 <w:sz w:val="19"/>
                 <w:szCs w:val="19"/>
               </w:rPr>
-              <w:t xml:space="preserve">mobile/</w:t>
-            </w:r>
-          </w:p>
-        </w:tc>
-      </w:tr>
-      <w:tr>
-        <w:trPr>
-          <w:cantSplit/>
-        </w:trPr>
-        <w:tc>
-          <w:tcPr>
-            <w:tcW w:type="dxa" w:w="1700"/>
-            <w:tcBorders>
-              <w:top w:val="single" w:color="B8C2D0" w:sz="4"/>
-              <w:left w:val="single" w:color="B8C2D0" w:sz="4"/>
-              <w:bottom w:val="single" w:color="B8C2D0" w:sz="4"/>
-              <w:right w:val="single" w:color="B8C2D0" w:sz="4"/>
-            </w:tcBorders>
-            <w:shd w:fill="FFFFFF" w:color="auto" w:val="clear"/>
-            <w:tcMar>
-              <w:top w:type="dxa" w:w="60"/>
-              <w:left w:type="dxa" w:w="100"/>
-              <w:bottom w:type="dxa" w:w="60"/>
-              <w:right w:type="dxa" w:w="100"/>
-            </w:tcMar>
-          </w:tcPr>
-          <w:p>
-            <w:r>
-              <w:rPr>
-                <w:sz w:val="19"/>
-                <w:szCs w:val="19"/>
-              </w:rPr>
-              <w:t xml:space="preserve">Database</w:t>
-            </w:r>
-          </w:p>
-        </w:tc>
-        <w:tc>
-          <w:tcPr>
-            <w:tcW w:type="dxa" w:w="5226"/>
-            <w:tcBorders>
-              <w:top w:val="single" w:color="B8C2D0" w:sz="4"/>
-              <w:left w:val="single" w:color="B8C2D0" w:sz="4"/>
-              <w:bottom w:val="single" w:color="B8C2D0" w:sz="4"/>
-              <w:right w:val="single" w:color="B8C2D0" w:sz="4"/>
-            </w:tcBorders>
-            <w:shd w:fill="FFFFFF" w:color="auto" w:val="clear"/>
-            <w:tcMar>
-              <w:top w:type="dxa" w:w="60"/>
-              <w:left w:type="dxa" w:w="100"/>
-              <w:bottom w:type="dxa" w:w="60"/>
-              <w:right w:type="dxa" w:w="100"/>
-            </w:tcMar>
-          </w:tcPr>
-          <w:p>
-            <w:r>
-              <w:rPr>
-                <w:sz w:val="19"/>
-                <w:szCs w:val="19"/>
-              </w:rPr>
-              <w:t xml:space="preserve">SQLite (development), MySQL 8 (real use)</w:t>
-            </w:r>
-          </w:p>
-        </w:tc>
-        <w:tc>
-          <w:tcPr>
-            <w:tcW w:type="dxa" w:w="2100"/>
-            <w:tcBorders>
-              <w:top w:val="single" w:color="B8C2D0" w:sz="4"/>
-              <w:left w:val="single" w:color="B8C2D0" w:sz="4"/>
-              <w:bottom w:val="single" w:color="B8C2D0" w:sz="4"/>
-              <w:right w:val="single" w:color="B8C2D0" w:sz="4"/>
-            </w:tcBorders>
-            <w:shd w:fill="FFFFFF" w:color="auto" w:val="clear"/>
-            <w:tcMar>
-              <w:top w:type="dxa" w:w="60"/>
-              <w:left w:type="dxa" w:w="100"/>
-              <w:bottom w:type="dxa" w:w="60"/>
-              <w:right w:type="dxa" w:w="100"/>
-            </w:tcMar>
-          </w:tcPr>
-          <w:p>
-            <w:r>
-              <w:rPr>
-                <w:sz w:val="19"/>
-                <w:szCs w:val="19"/>
-              </w:rPr>
-              <w:t xml:space="preserve">chosen in </w:t>
-            </w:r>
-            <w:r>
-              <w:rPr>
-                <w:rFonts w:ascii="Consolas" w:cs="Consolas" w:eastAsia="Consolas" w:hAnsi="Consolas"/>
-                <w:sz w:val="19"/>
-                <w:szCs w:val="19"/>
-              </w:rPr>
-              <w:t xml:space="preserve">.env</w:t>
-            </w:r>
-          </w:p>
-        </w:tc>
-      </w:tr>
-      <w:tr>
-        <w:trPr>
-          <w:cantSplit/>
-        </w:trPr>
-        <w:tc>
-          <w:tcPr>
-            <w:tcW w:type="dxa" w:w="1700"/>
-            <w:tcBorders>
-              <w:top w:val="single" w:color="B8C2D0" w:sz="4"/>
-              <w:left w:val="single" w:color="B8C2D0" w:sz="4"/>
-              <w:bottom w:val="single" w:color="B8C2D0" w:sz="4"/>
-              <w:right w:val="single" w:color="B8C2D0" w:sz="4"/>
-            </w:tcBorders>
-            <w:shd w:fill="FFFFFF" w:color="auto" w:val="clear"/>
-            <w:tcMar>
-              <w:top w:type="dxa" w:w="60"/>
-              <w:left w:type="dxa" w:w="100"/>
-              <w:bottom w:type="dxa" w:w="60"/>
-              <w:right w:type="dxa" w:w="100"/>
-            </w:tcMar>
-          </w:tcPr>
-          <w:p>
-            <w:r>
-              <w:rPr>
-                <w:sz w:val="19"/>
-                <w:szCs w:val="19"/>
-              </w:rPr>
-              <w:t xml:space="preserve">Tools</w:t>
-            </w:r>
-          </w:p>
-        </w:tc>
-        <w:tc>
-          <w:tcPr>
-            <w:tcW w:type="dxa" w:w="5226"/>
-            <w:tcBorders>
-              <w:top w:val="single" w:color="B8C2D0" w:sz="4"/>
-              <w:left w:val="single" w:color="B8C2D0" w:sz="4"/>
-              <w:bottom w:val="single" w:color="B8C2D0" w:sz="4"/>
-              <w:right w:val="single" w:color="B8C2D0" w:sz="4"/>
-            </w:tcBorders>
-            <w:shd w:fill="FFFFFF" w:color="auto" w:val="clear"/>
-            <w:tcMar>
-              <w:top w:type="dxa" w:w="60"/>
-              <w:left w:type="dxa" w:w="100"/>
-              <w:bottom w:type="dxa" w:w="60"/>
-              <w:right w:type="dxa" w:w="100"/>
-            </w:tcMar>
-          </w:tcPr>
-          <w:p>
-            <w:r>
-              <w:rPr>
-                <w:sz w:val="19"/>
-                <w:szCs w:val="19"/>
-              </w:rPr>
-              <w:t xml:space="preserve">Git and GitHub, GitHub Actions, pytest, VS Code</w:t>
-            </w:r>
-          </w:p>
-        </w:tc>
-        <w:tc>
-          <w:tcPr>
-            <w:tcW w:type="dxa" w:w="2100"/>
-            <w:tcBorders>
-              <w:top w:val="single" w:color="B8C2D0" w:sz="4"/>
-              <w:left w:val="single" w:color="B8C2D0" w:sz="4"/>
-              <w:bottom w:val="single" w:color="B8C2D0" w:sz="4"/>
-              <w:right w:val="single" w:color="B8C2D0" w:sz="4"/>
-            </w:tcBorders>
-            <w:shd w:fill="FFFFFF" w:color="auto" w:val="clear"/>
-            <w:tcMar>
-              <w:top w:type="dxa" w:w="60"/>
-              <w:left w:type="dxa" w:w="100"/>
-              <w:bottom w:type="dxa" w:w="60"/>
-              <w:right w:type="dxa" w:w="100"/>
-            </w:tcMar>
-          </w:tcPr>
-          <w:p>
-            <w:r>
-              <w:rPr>
-                <w:sz w:val="19"/>
-                <w:szCs w:val="19"/>
-              </w:rPr>
-              <w:t xml:space="preserve">repository root</w:t>
+              <w:t xml:space="preserve">backend/</w:t>
             </w:r>
           </w:p>
         </w:tc>
@@ -871,17 +669,6 @@
           <w:sz w:val="20"/>
           <w:szCs w:val="20"/>
         </w:rPr>
-        <w:t xml:space="preserve">alerts</w:t>
-      </w:r>
-      <w:r>
-        <w:t xml:space="preserve">, </w:t>
-      </w:r>
-      <w:r>
-        <w:rPr>
-          <w:rFonts w:ascii="Consolas" w:cs="Consolas" w:eastAsia="Consolas" w:hAnsi="Consolas"/>
-          <w:sz w:val="20"/>
-          <w:szCs w:val="20"/>
-        </w:rPr>
         <w:t xml:space="preserve">analytics</w:t>
       </w:r>
       <w:r>
@@ -1039,61 +826,6 @@
         <w:t xml:space="preserve">api</w:t>
       </w:r>
       <w:r>
-        <w:t xml:space="preserve">. The mobile app is divided into </w:t>
-      </w:r>
-      <w:r>
-        <w:rPr>
-          <w:rFonts w:ascii="Consolas" w:cs="Consolas" w:eastAsia="Consolas" w:hAnsi="Consolas"/>
-          <w:sz w:val="20"/>
-          <w:szCs w:val="20"/>
-        </w:rPr>
-        <w:t xml:space="preserve">screens</w:t>
-      </w:r>
-      <w:r>
-        <w:t xml:space="preserve">, </w:t>
-      </w:r>
-      <w:r>
-        <w:rPr>
-          <w:rFonts w:ascii="Consolas" w:cs="Consolas" w:eastAsia="Consolas" w:hAnsi="Consolas"/>
-          <w:sz w:val="20"/>
-          <w:szCs w:val="20"/>
-        </w:rPr>
-        <w:t xml:space="preserve">widgets</w:t>
-      </w:r>
-      <w:r>
-        <w:t xml:space="preserve">, </w:t>
-      </w:r>
-      <w:r>
-        <w:rPr>
-          <w:rFonts w:ascii="Consolas" w:cs="Consolas" w:eastAsia="Consolas" w:hAnsi="Consolas"/>
-          <w:sz w:val="20"/>
-          <w:szCs w:val="20"/>
-        </w:rPr>
-        <w:t xml:space="preserve">state</w:t>
-      </w:r>
-      <w:r>
-        <w:t xml:space="preserve">, </w:t>
-      </w:r>
-      <w:r>
-        <w:rPr>
-          <w:rFonts w:ascii="Consolas" w:cs="Consolas" w:eastAsia="Consolas" w:hAnsi="Consolas"/>
-          <w:sz w:val="20"/>
-          <w:szCs w:val="20"/>
-        </w:rPr>
-        <w:t xml:space="preserve">api</w:t>
-      </w:r>
-      <w:r>
-        <w:t xml:space="preserve"> and </w:t>
-      </w:r>
-      <w:r>
-        <w:rPr>
-          <w:rFonts w:ascii="Consolas" w:cs="Consolas" w:eastAsia="Consolas" w:hAnsi="Consolas"/>
-          <w:sz w:val="20"/>
-          <w:szCs w:val="20"/>
-        </w:rPr>
-        <w:t xml:space="preserve">models</w:t>
-      </w:r>
-      <w:r>
         <w:t xml:space="preserve">.</w:t>
       </w:r>
     </w:p>
@@ -1368,7 +1100,7 @@
           <w:sz w:val="20"/>
           <w:szCs w:val="20"/>
         </w:rPr>
-        <w:t xml:space="preserve">IsCyberOfficer</w:t>
+        <w:t xml:space="preserve">IsSystemAdmin</w:t>
       </w:r>
       <w:r>
         <w:t xml:space="preserve">.</w:t>
@@ -2298,7 +2030,7 @@
                 <w:sz w:val="19"/>
                 <w:szCs w:val="19"/>
               </w:rPr>
-              <w:t xml:space="preserve">A grouped menu (Learn, Respond, Administer) on the web; a five-item bottom bar on mobile.</w:t>
+              <w:t xml:space="preserve">A grouped menu: Learn, Respond and Administer.</w:t>
             </w:r>
           </w:p>
         </w:tc>
@@ -2594,65 +2326,6 @@
                 <w:szCs w:val="19"/>
               </w:rPr>
               <w:t xml:space="preserve">Shared components (Card, Button, Dialog, StatusBadge, Toast) behave the same everywhere.</w:t>
-            </w:r>
-          </w:p>
-        </w:tc>
-      </w:tr>
-      <w:tr>
-        <w:trPr>
-          <w:cantSplit/>
-        </w:trPr>
-        <w:tc>
-          <w:tcPr>
-            <w:tcW w:type="dxa" w:w="2400"/>
-            <w:tcBorders>
-              <w:top w:val="single" w:color="B8C2D0" w:sz="4"/>
-              <w:left w:val="single" w:color="B8C2D0" w:sz="4"/>
-              <w:bottom w:val="single" w:color="B8C2D0" w:sz="4"/>
-              <w:right w:val="single" w:color="B8C2D0" w:sz="4"/>
-            </w:tcBorders>
-            <w:shd w:fill="FFFFFF" w:color="auto" w:val="clear"/>
-            <w:tcMar>
-              <w:top w:type="dxa" w:w="60"/>
-              <w:left w:type="dxa" w:w="100"/>
-              <w:bottom w:type="dxa" w:w="60"/>
-              <w:right w:type="dxa" w:w="100"/>
-            </w:tcMar>
-          </w:tcPr>
-          <w:p>
-            <w:r>
-              <w:rPr>
-                <w:sz w:val="19"/>
-                <w:szCs w:val="19"/>
-              </w:rPr>
-              <w:t xml:space="preserve">Fit for the device</w:t>
-            </w:r>
-          </w:p>
-        </w:tc>
-        <w:tc>
-          <w:tcPr>
-            <w:tcW w:type="dxa" w:w="6626"/>
-            <w:tcBorders>
-              <w:top w:val="single" w:color="B8C2D0" w:sz="4"/>
-              <w:left w:val="single" w:color="B8C2D0" w:sz="4"/>
-              <w:bottom w:val="single" w:color="B8C2D0" w:sz="4"/>
-              <w:right w:val="single" w:color="B8C2D0" w:sz="4"/>
-            </w:tcBorders>
-            <w:shd w:fill="FFFFFF" w:color="auto" w:val="clear"/>
-            <w:tcMar>
-              <w:top w:type="dxa" w:w="60"/>
-              <w:left w:type="dxa" w:w="100"/>
-              <w:bottom w:type="dxa" w:w="60"/>
-              <w:right w:type="dxa" w:w="100"/>
-            </w:tcMar>
-          </w:tcPr>
-          <w:p>
-            <w:r>
-              <w:rPr>
-                <w:sz w:val="19"/>
-                <w:szCs w:val="19"/>
-              </w:rPr>
-              <w:t xml:space="preserve">Layouts adapt from computer to tablet and phone; the Flutter app gives a native phone experience.</w:t>
             </w:r>
           </w:p>
         </w:tc>
@@ -3022,7 +2695,7 @@
                 <w:sz w:val="19"/>
                 <w:szCs w:val="19"/>
               </w:rPr>
-              <w:t xml:space="preserve">Sign-in and role checks on every view; owner-or-officer checks on single items; tests prove the 401 and 403 answers.</w:t>
+              <w:t xml:space="preserve">Sign-in and role checks on every view; owner checks on single records; tests prove the 401 and 403 answers.</w:t>
             </w:r>
           </w:p>
         </w:tc>
@@ -3290,7 +2963,7 @@
                 <w:sz w:val="19"/>
                 <w:szCs w:val="19"/>
               </w:rPr>
-              <w:t xml:space="preserve">Network failure in the apps</w:t>
+              <w:t xml:space="preserve">Network failure in the web app</w:t>
             </w:r>
           </w:p>
         </w:tc>
@@ -3376,7 +3049,7 @@
                 <w:sz w:val="19"/>
                 <w:szCs w:val="19"/>
               </w:rPr>
-              <w:t xml:space="preserve">Foreign keys, unique constraints (reference numbers, one notification for each user and alert) and protected deletes for categories in use.</w:t>
+              <w:t xml:space="preserve">Foreign keys, unique constraints (reference numbers) and protected deletes for categories in use.</w:t>
             </w:r>
           </w:p>
         </w:tc>
@@ -3816,7 +3489,7 @@
                 <w:sz w:val="19"/>
                 <w:szCs w:val="19"/>
               </w:rPr>
-              <w:t xml:space="preserve">Check that each role can do only what it should</w:t>
+              <w:t xml:space="preserve">Check that each role can do only what its role allows</w:t>
             </w:r>
           </w:p>
         </w:tc>
@@ -3926,6 +3599,13 @@
           <w:p>
             <w:r>
               <w:rPr>
+                <w:sz w:val="19"/>
+                <w:szCs w:val="19"/>
+              </w:rPr>
+              <w:t xml:space="preserve">A Node.js script (</w:t>
+            </w:r>
+            <w:r>
+              <w:rPr>
                 <w:rFonts w:ascii="Consolas" w:cs="Consolas" w:eastAsia="Consolas" w:hAnsi="Consolas"/>
                 <w:sz w:val="19"/>
                 <w:szCs w:val="19"/>
@@ -3937,7 +3617,7 @@
                 <w:sz w:val="19"/>
                 <w:szCs w:val="19"/>
               </w:rPr>
-              <w:t xml:space="preserve"> (Node.js); Flutter live smoke test</w:t>
+              <w:t xml:space="preserve">)</w:t>
             </w:r>
           </w:p>
         </w:tc>
@@ -3969,7 +3649,7 @@
                 <w:sz w:val="19"/>
                 <w:szCs w:val="19"/>
               </w:rPr>
-              <w:t xml:space="preserve">Mobile screen testing</w:t>
+              <w:t xml:space="preserve">User acceptance testing</w:t>
             </w:r>
           </w:p>
         </w:tc>
@@ -3996,7 +3676,7 @@
                 <w:sz w:val="19"/>
                 <w:szCs w:val="19"/>
               </w:rPr>
-              <w:t xml:space="preserve">Run the app screens in a test window</w:t>
+              <w:t xml:space="preserve">Confirm the system meets the needs of real users</w:t>
             </w:r>
           </w:p>
         </w:tc>
@@ -4023,224 +3703,7 @@
                 <w:sz w:val="19"/>
                 <w:szCs w:val="19"/>
               </w:rPr>
-              <w:t xml:space="preserve">Flutter test</w:t>
-            </w:r>
-          </w:p>
-        </w:tc>
-      </w:tr>
-      <w:tr>
-        <w:trPr>
-          <w:cantSplit/>
-        </w:trPr>
-        <w:tc>
-          <w:tcPr>
-            <w:tcW w:type="dxa" w:w="2200"/>
-            <w:tcBorders>
-              <w:top w:val="single" w:color="B8C2D0" w:sz="4"/>
-              <w:left w:val="single" w:color="B8C2D0" w:sz="4"/>
-              <w:bottom w:val="single" w:color="B8C2D0" w:sz="4"/>
-              <w:right w:val="single" w:color="B8C2D0" w:sz="4"/>
-            </w:tcBorders>
-            <w:shd w:fill="FFFFFF" w:color="auto" w:val="clear"/>
-            <w:tcMar>
-              <w:top w:type="dxa" w:w="60"/>
-              <w:left w:type="dxa" w:w="100"/>
-              <w:bottom w:type="dxa" w:w="60"/>
-              <w:right w:type="dxa" w:w="100"/>
-            </w:tcMar>
-          </w:tcPr>
-          <w:p>
-            <w:r>
-              <w:rPr>
-                <w:sz w:val="19"/>
-                <w:szCs w:val="19"/>
-              </w:rPr>
-              <w:t xml:space="preserve">Build checks</w:t>
-            </w:r>
-          </w:p>
-        </w:tc>
-        <w:tc>
-          <w:tcPr>
-            <w:tcW w:type="dxa" w:w="4526"/>
-            <w:tcBorders>
-              <w:top w:val="single" w:color="B8C2D0" w:sz="4"/>
-              <w:left w:val="single" w:color="B8C2D0" w:sz="4"/>
-              <w:bottom w:val="single" w:color="B8C2D0" w:sz="4"/>
-              <w:right w:val="single" w:color="B8C2D0" w:sz="4"/>
-            </w:tcBorders>
-            <w:shd w:fill="FFFFFF" w:color="auto" w:val="clear"/>
-            <w:tcMar>
-              <w:top w:type="dxa" w:w="60"/>
-              <w:left w:type="dxa" w:w="100"/>
-              <w:bottom w:type="dxa" w:w="60"/>
-              <w:right w:type="dxa" w:w="100"/>
-            </w:tcMar>
-          </w:tcPr>
-          <w:p>
-            <w:r>
-              <w:rPr>
-                <w:sz w:val="19"/>
-                <w:szCs w:val="19"/>
-              </w:rPr>
-              <w:t xml:space="preserve">Check that migrations match the models, Django deployment checks, web build and mobile checks</w:t>
-            </w:r>
-          </w:p>
-        </w:tc>
-        <w:tc>
-          <w:tcPr>
-            <w:tcW w:type="dxa" w:w="2300"/>
-            <w:tcBorders>
-              <w:top w:val="single" w:color="B8C2D0" w:sz="4"/>
-              <w:left w:val="single" w:color="B8C2D0" w:sz="4"/>
-              <w:bottom w:val="single" w:color="B8C2D0" w:sz="4"/>
-              <w:right w:val="single" w:color="B8C2D0" w:sz="4"/>
-            </w:tcBorders>
-            <w:shd w:fill="FFFFFF" w:color="auto" w:val="clear"/>
-            <w:tcMar>
-              <w:top w:type="dxa" w:w="60"/>
-              <w:left w:type="dxa" w:w="100"/>
-              <w:bottom w:type="dxa" w:w="60"/>
-              <w:right w:type="dxa" w:w="100"/>
-            </w:tcMar>
-          </w:tcPr>
-          <w:p>
-            <w:r>
-              <w:rPr>
-                <w:sz w:val="19"/>
-                <w:szCs w:val="19"/>
-              </w:rPr>
-              <w:t xml:space="preserve">GitHub Actions (</w:t>
-            </w:r>
-            <w:r>
-              <w:rPr>
-                <w:rFonts w:ascii="Consolas" w:cs="Consolas" w:eastAsia="Consolas" w:hAnsi="Consolas"/>
-                <w:sz w:val="19"/>
-                <w:szCs w:val="19"/>
-              </w:rPr>
-              <w:t xml:space="preserve">makemigrations --check</w:t>
-            </w:r>
-            <w:r>
-              <w:rPr>
-                <w:sz w:val="19"/>
-                <w:szCs w:val="19"/>
-              </w:rPr>
-              <w:t xml:space="preserve">, </w:t>
-            </w:r>
-            <w:r>
-              <w:rPr>
-                <w:rFonts w:ascii="Consolas" w:cs="Consolas" w:eastAsia="Consolas" w:hAnsi="Consolas"/>
-                <w:sz w:val="19"/>
-                <w:szCs w:val="19"/>
-              </w:rPr>
-              <w:t xml:space="preserve">check --deploy</w:t>
-            </w:r>
-            <w:r>
-              <w:rPr>
-                <w:sz w:val="19"/>
-                <w:szCs w:val="19"/>
-              </w:rPr>
-              <w:t xml:space="preserve">, </w:t>
-            </w:r>
-            <w:r>
-              <w:rPr>
-                <w:rFonts w:ascii="Consolas" w:cs="Consolas" w:eastAsia="Consolas" w:hAnsi="Consolas"/>
-                <w:sz w:val="19"/>
-                <w:szCs w:val="19"/>
-              </w:rPr>
-              <w:t xml:space="preserve">npm run build</w:t>
-            </w:r>
-            <w:r>
-              <w:rPr>
-                <w:sz w:val="19"/>
-                <w:szCs w:val="19"/>
-              </w:rPr>
-              <w:t xml:space="preserve">, Flutter job)</w:t>
-            </w:r>
-          </w:p>
-        </w:tc>
-      </w:tr>
-      <w:tr>
-        <w:trPr>
-          <w:cantSplit/>
-        </w:trPr>
-        <w:tc>
-          <w:tcPr>
-            <w:tcW w:type="dxa" w:w="2200"/>
-            <w:tcBorders>
-              <w:top w:val="single" w:color="B8C2D0" w:sz="4"/>
-              <w:left w:val="single" w:color="B8C2D0" w:sz="4"/>
-              <w:bottom w:val="single" w:color="B8C2D0" w:sz="4"/>
-              <w:right w:val="single" w:color="B8C2D0" w:sz="4"/>
-            </w:tcBorders>
-            <w:shd w:fill="FFFFFF" w:color="auto" w:val="clear"/>
-            <w:tcMar>
-              <w:top w:type="dxa" w:w="60"/>
-              <w:left w:type="dxa" w:w="100"/>
-              <w:bottom w:type="dxa" w:w="60"/>
-              <w:right w:type="dxa" w:w="100"/>
-            </w:tcMar>
-          </w:tcPr>
-          <w:p>
-            <w:r>
-              <w:rPr>
-                <w:sz w:val="19"/>
-                <w:szCs w:val="19"/>
-              </w:rPr>
-              <w:t xml:space="preserve">User acceptance testing</w:t>
-            </w:r>
-          </w:p>
-        </w:tc>
-        <w:tc>
-          <w:tcPr>
-            <w:tcW w:type="dxa" w:w="4526"/>
-            <w:tcBorders>
-              <w:top w:val="single" w:color="B8C2D0" w:sz="4"/>
-              <w:left w:val="single" w:color="B8C2D0" w:sz="4"/>
-              <w:bottom w:val="single" w:color="B8C2D0" w:sz="4"/>
-              <w:right w:val="single" w:color="B8C2D0" w:sz="4"/>
-            </w:tcBorders>
-            <w:shd w:fill="FFFFFF" w:color="auto" w:val="clear"/>
-            <w:tcMar>
-              <w:top w:type="dxa" w:w="60"/>
-              <w:left w:type="dxa" w:w="100"/>
-              <w:bottom w:type="dxa" w:w="60"/>
-              <w:right w:type="dxa" w:w="100"/>
-            </w:tcMar>
-          </w:tcPr>
-          <w:p>
-            <w:r>
-              <w:rPr>
-                <w:sz w:val="19"/>
-                <w:szCs w:val="19"/>
-              </w:rPr>
-              <w:t xml:space="preserve">Confirm the system meets the needs of real users</w:t>
-            </w:r>
-          </w:p>
-        </w:tc>
-        <w:tc>
-          <w:tcPr>
-            <w:tcW w:type="dxa" w:w="2300"/>
-            <w:tcBorders>
-              <w:top w:val="single" w:color="B8C2D0" w:sz="4"/>
-              <w:left w:val="single" w:color="B8C2D0" w:sz="4"/>
-              <w:bottom w:val="single" w:color="B8C2D0" w:sz="4"/>
-              <w:right w:val="single" w:color="B8C2D0" w:sz="4"/>
-            </w:tcBorders>
-            <w:shd w:fill="FFFFFF" w:color="auto" w:val="clear"/>
-            <w:tcMar>
-              <w:top w:type="dxa" w:w="60"/>
-              <w:left w:type="dxa" w:w="100"/>
-              <w:bottom w:type="dxa" w:w="60"/>
-              <w:right w:type="dxa" w:w="100"/>
-            </w:tcMar>
-          </w:tcPr>
-          <w:p>
-            <w:r>
-              <w:rPr>
-                <w:sz w:val="19"/>
-                <w:szCs w:val="19"/>
-              </w:rPr>
-              <w:t xml:space="preserve">Manual script in section 5.6.6</w:t>
+              <w:t xml:space="preserve">Manual script in section 5.6.5</w:t>
             </w:r>
           </w:p>
         </w:tc>
@@ -4271,7 +3734,7 @@
           <w:b/>
           <w:bCs/>
         </w:rPr>
-        <w:t xml:space="preserve">Result: 348 tests passed and 0 failed</w:t>
+        <w:t xml:space="preserve">Result: 335 tests passed and 0 failed</w:t>
       </w:r>
       <w:r>
         <w:t xml:space="preserve"> (SQLite test database on a development PC; about 2 minutes when the PC is not busy).</w:t>
@@ -4459,7 +3922,7 @@
                 <w:sz w:val="19"/>
                 <w:szCs w:val="19"/>
               </w:rPr>
-              <w:t xml:space="preserve">37</w:t>
+              <w:t xml:space="preserve">36</w:t>
             </w:r>
           </w:p>
         </w:tc>
@@ -4545,7 +4008,7 @@
                 <w:sz w:val="19"/>
                 <w:szCs w:val="19"/>
               </w:rPr>
-              <w:t xml:space="preserve">137</w:t>
+              <w:t xml:space="preserve">138</w:t>
             </w:r>
           </w:p>
         </w:tc>
@@ -4631,7 +4094,7 @@
                 <w:sz w:val="19"/>
                 <w:szCs w:val="19"/>
               </w:rPr>
-              <w:t xml:space="preserve">95</w:t>
+              <w:t xml:space="preserve">94</w:t>
             </w:r>
           </w:p>
         </w:tc>
@@ -4862,7 +4325,7 @@
                 <w:sz w:val="19"/>
                 <w:szCs w:val="19"/>
               </w:rPr>
-              <w:t xml:space="preserve">alerts</w:t>
+              <w:t xml:space="preserve">analytics</w:t>
             </w:r>
           </w:p>
         </w:tc>
@@ -4889,7 +4352,7 @@
                 <w:sz w:val="19"/>
                 <w:szCs w:val="19"/>
               </w:rPr>
-              <w:t xml:space="preserve">11</w:t>
+              <w:t xml:space="preserve">10</w:t>
             </w:r>
           </w:p>
         </w:tc>
@@ -4916,7 +4379,7 @@
                 <w:sz w:val="19"/>
                 <w:szCs w:val="19"/>
               </w:rPr>
-              <w:t xml:space="preserve">Publishing, audience, expiry, notifications, read and read-all, notifications for new users</w:t>
+              <w:t xml:space="preserve">User and organisation figures</w:t>
             </w:r>
           </w:p>
         </w:tc>
@@ -4948,7 +4411,7 @@
                 <w:sz w:val="19"/>
                 <w:szCs w:val="19"/>
               </w:rPr>
-              <w:t xml:space="preserve">analytics</w:t>
+              <w:t xml:space="preserve">audit</w:t>
             </w:r>
           </w:p>
         </w:tc>
@@ -4975,7 +4438,7 @@
                 <w:sz w:val="19"/>
                 <w:szCs w:val="19"/>
               </w:rPr>
-              <w:t xml:space="preserve">10</w:t>
+              <w:t xml:space="preserve">7</w:t>
             </w:r>
           </w:p>
         </w:tc>
@@ -5002,7 +4465,7 @@
                 <w:sz w:val="19"/>
                 <w:szCs w:val="19"/>
               </w:rPr>
-              <w:t xml:space="preserve">User and organisation figures</w:t>
+              <w:t xml:space="preserve">Logging of data-changing requests, immutability, permissions, CSV export</w:t>
             </w:r>
           </w:p>
         </w:tc>
@@ -5034,7 +4497,7 @@
                 <w:sz w:val="19"/>
                 <w:szCs w:val="19"/>
               </w:rPr>
-              <w:t xml:space="preserve">audit</w:t>
+              <w:t xml:space="preserve">common and config</w:t>
             </w:r>
           </w:p>
         </w:tc>
@@ -5061,7 +4524,7 @@
                 <w:sz w:val="19"/>
                 <w:szCs w:val="19"/>
               </w:rPr>
-              <w:t xml:space="preserve">7</w:t>
+              <w:t xml:space="preserve">10</w:t>
             </w:r>
           </w:p>
         </w:tc>
@@ -5088,7 +4551,7 @@
                 <w:sz w:val="19"/>
                 <w:szCs w:val="19"/>
               </w:rPr>
-              <w:t xml:space="preserve">Logging of data-changing requests, immutability, permissions, CSV export</w:t>
+              <w:t xml:space="preserve">Permission classes and smoke tests</w:t>
             </w:r>
           </w:p>
         </w:tc>
@@ -5117,92 +4580,6 @@
           <w:p>
             <w:r>
               <w:rPr>
-                <w:sz w:val="19"/>
-                <w:szCs w:val="19"/>
-              </w:rPr>
-              <w:t xml:space="preserve">common and config</w:t>
-            </w:r>
-          </w:p>
-        </w:tc>
-        <w:tc>
-          <w:tcPr>
-            <w:tcW w:type="dxa" w:w="900"/>
-            <w:tcBorders>
-              <w:top w:val="single" w:color="B8C2D0" w:sz="4"/>
-              <w:left w:val="single" w:color="B8C2D0" w:sz="4"/>
-              <w:bottom w:val="single" w:color="B8C2D0" w:sz="4"/>
-              <w:right w:val="single" w:color="B8C2D0" w:sz="4"/>
-            </w:tcBorders>
-            <w:shd w:fill="FFFFFF" w:color="auto" w:val="clear"/>
-            <w:tcMar>
-              <w:top w:type="dxa" w:w="60"/>
-              <w:left w:type="dxa" w:w="100"/>
-              <w:bottom w:type="dxa" w:w="60"/>
-              <w:right w:type="dxa" w:w="100"/>
-            </w:tcMar>
-          </w:tcPr>
-          <w:p>
-            <w:r>
-              <w:rPr>
-                <w:sz w:val="19"/>
-                <w:szCs w:val="19"/>
-              </w:rPr>
-              <w:t xml:space="preserve">11</w:t>
-            </w:r>
-          </w:p>
-        </w:tc>
-        <w:tc>
-          <w:tcPr>
-            <w:tcW w:type="dxa" w:w="6326"/>
-            <w:tcBorders>
-              <w:top w:val="single" w:color="B8C2D0" w:sz="4"/>
-              <w:left w:val="single" w:color="B8C2D0" w:sz="4"/>
-              <w:bottom w:val="single" w:color="B8C2D0" w:sz="4"/>
-              <w:right w:val="single" w:color="B8C2D0" w:sz="4"/>
-            </w:tcBorders>
-            <w:shd w:fill="FFFFFF" w:color="auto" w:val="clear"/>
-            <w:tcMar>
-              <w:top w:type="dxa" w:w="60"/>
-              <w:left w:type="dxa" w:w="100"/>
-              <w:bottom w:type="dxa" w:w="60"/>
-              <w:right w:type="dxa" w:w="100"/>
-            </w:tcMar>
-          </w:tcPr>
-          <w:p>
-            <w:r>
-              <w:rPr>
-                <w:sz w:val="19"/>
-                <w:szCs w:val="19"/>
-              </w:rPr>
-              <w:t xml:space="preserve">Permission classes and smoke tests</w:t>
-            </w:r>
-          </w:p>
-        </w:tc>
-      </w:tr>
-      <w:tr>
-        <w:trPr>
-          <w:cantSplit/>
-        </w:trPr>
-        <w:tc>
-          <w:tcPr>
-            <w:tcW w:type="dxa" w:w="1800"/>
-            <w:tcBorders>
-              <w:top w:val="single" w:color="B8C2D0" w:sz="4"/>
-              <w:left w:val="single" w:color="B8C2D0" w:sz="4"/>
-              <w:bottom w:val="single" w:color="B8C2D0" w:sz="4"/>
-              <w:right w:val="single" w:color="B8C2D0" w:sz="4"/>
-            </w:tcBorders>
-            <w:shd w:fill="FFFFFF" w:color="auto" w:val="clear"/>
-            <w:tcMar>
-              <w:top w:type="dxa" w:w="60"/>
-              <w:left w:type="dxa" w:w="100"/>
-              <w:bottom w:type="dxa" w:w="60"/>
-              <w:right w:type="dxa" w:w="100"/>
-            </w:tcMar>
-          </w:tcPr>
-          <w:p>
-            <w:r>
-              <w:rPr>
                 <w:b/>
                 <w:bCs/>
                 <w:sz w:val="19"/>
@@ -5237,7 +4614,7 @@
                 <w:sz w:val="19"/>
                 <w:szCs w:val="19"/>
               </w:rPr>
-              <w:t xml:space="preserve">348</w:t>
+              <w:t xml:space="preserve">335</w:t>
             </w:r>
           </w:p>
         </w:tc>
@@ -6806,7 +6183,7 @@
                 <w:sz w:val="19"/>
                 <w:szCs w:val="19"/>
               </w:rPr>
-              <w:t xml:space="preserve">Normal user, officer and anonymous ask for the user list</w:t>
+              <w:t xml:space="preserve">Normal user and anonymous user ask for the user list</w:t>
             </w:r>
           </w:p>
         </w:tc>
@@ -7366,7 +6743,7 @@
                 <w:sz w:val="19"/>
                 <w:szCs w:val="19"/>
               </w:rPr>
-              <w:t xml:space="preserve">Reporter and officer list incidents</w:t>
+              <w:t xml:space="preserve">Reporter and administrator list incidents</w:t>
             </w:r>
           </w:p>
         </w:tc>
@@ -7393,7 +6770,7 @@
                 <w:sz w:val="19"/>
                 <w:szCs w:val="19"/>
               </w:rPr>
-              <w:t xml:space="preserve">Reporter sees own only; officer sees all</w:t>
+              <w:t xml:space="preserve">Reporter sees own only; administrator sees all</w:t>
             </w:r>
           </w:p>
         </w:tc>
@@ -7506,7 +6883,7 @@
                 <w:sz w:val="19"/>
                 <w:szCs w:val="19"/>
               </w:rPr>
-              <w:t xml:space="preserve">Officer assigns; normal user tries; assign to a non-officer</w:t>
+              <w:t xml:space="preserve">Administrator assigns; normal user tries; assign to a normal user</w:t>
             </w:r>
           </w:p>
         </w:tc>
@@ -7533,7 +6910,7 @@
                 <w:sz w:val="19"/>
                 <w:szCs w:val="19"/>
               </w:rPr>
-              <w:t xml:space="preserve">Officer succeeds; the others are refused</w:t>
+              <w:t xml:space="preserve">Administrator succeeds; the others are refused</w:t>
             </w:r>
           </w:p>
         </w:tc>
@@ -7646,7 +7023,7 @@
                 <w:sz w:val="19"/>
                 <w:szCs w:val="19"/>
               </w:rPr>
-              <w:t xml:space="preserve">Officer and normal user change status</w:t>
+              <w:t xml:space="preserve">Administrator and normal user change status</w:t>
             </w:r>
           </w:p>
         </w:tc>
@@ -7673,7 +7050,7 @@
                 <w:sz w:val="19"/>
                 <w:szCs w:val="19"/>
               </w:rPr>
-              <w:t xml:space="preserve">Officer succeeds; normal user refused</w:t>
+              <w:t xml:space="preserve">Administrator succeeds; normal user refused</w:t>
             </w:r>
           </w:p>
         </w:tc>
@@ -8739,7 +8116,7 @@
                 <w:sz w:val="19"/>
                 <w:szCs w:val="19"/>
               </w:rPr>
-              <w:t xml:space="preserve">Alert delivery (alerts)</w:t>
+              <w:t xml:space="preserve">Audit logging (audit)</w:t>
             </w:r>
           </w:p>
         </w:tc>
@@ -8766,7 +8143,7 @@
                 <w:sz w:val="19"/>
                 <w:szCs w:val="19"/>
               </w:rPr>
-              <w:t xml:space="preserve">Administrator creates an alert</w:t>
+              <w:t xml:space="preserve">Data-changing request, read-only request, anonymous request</w:t>
             </w:r>
           </w:p>
         </w:tc>
@@ -8793,7 +8170,7 @@
                 <w:sz w:val="19"/>
                 <w:szCs w:val="19"/>
               </w:rPr>
-              <w:t xml:space="preserve">Notifications created for active users of the audience</w:t>
+              <w:t xml:space="preserve">Logged, not logged, not logged</w:t>
             </w:r>
           </w:p>
         </w:tc>
@@ -8879,7 +8256,7 @@
                 <w:sz w:val="19"/>
                 <w:szCs w:val="19"/>
               </w:rPr>
-              <w:t xml:space="preserve">Expired alert (alerts)</w:t>
+              <w:t xml:space="preserve">Audit export (audit)</w:t>
             </w:r>
           </w:p>
         </w:tc>
@@ -8906,287 +8283,7 @@
                 <w:sz w:val="19"/>
                 <w:szCs w:val="19"/>
               </w:rPr>
-              <w:t xml:space="preserve">Normal user views an expired alert</w:t>
-            </w:r>
-          </w:p>
-        </w:tc>
-        <w:tc>
-          <w:tcPr>
-            <w:tcW w:type="dxa" w:w="3026"/>
-            <w:tcBorders>
-              <w:top w:val="single" w:color="B8C2D0" w:sz="4"/>
-              <w:left w:val="single" w:color="B8C2D0" w:sz="4"/>
-              <w:bottom w:val="single" w:color="B8C2D0" w:sz="4"/>
-              <w:right w:val="single" w:color="B8C2D0" w:sz="4"/>
-            </w:tcBorders>
-            <w:shd w:fill="FFFFFF" w:color="auto" w:val="clear"/>
-            <w:tcMar>
-              <w:top w:type="dxa" w:w="60"/>
-              <w:left w:type="dxa" w:w="100"/>
-              <w:bottom w:type="dxa" w:w="60"/>
-              <w:right w:type="dxa" w:w="100"/>
-            </w:tcMar>
-          </w:tcPr>
-          <w:p>
-            <w:r>
-              <w:rPr>
-                <w:sz w:val="19"/>
-                <w:szCs w:val="19"/>
-              </w:rPr>
-              <w:t xml:space="preserve">Hidden</w:t>
-            </w:r>
-          </w:p>
-        </w:tc>
-        <w:tc>
-          <w:tcPr>
-            <w:tcW w:type="dxa" w:w="1000"/>
-            <w:tcBorders>
-              <w:top w:val="single" w:color="B8C2D0" w:sz="4"/>
-              <w:left w:val="single" w:color="B8C2D0" w:sz="4"/>
-              <w:bottom w:val="single" w:color="B8C2D0" w:sz="4"/>
-              <w:right w:val="single" w:color="B8C2D0" w:sz="4"/>
-            </w:tcBorders>
-            <w:shd w:fill="FFFFFF" w:color="auto" w:val="clear"/>
-            <w:tcMar>
-              <w:top w:type="dxa" w:w="60"/>
-              <w:left w:type="dxa" w:w="100"/>
-              <w:bottom w:type="dxa" w:w="60"/>
-              <w:right w:type="dxa" w:w="100"/>
-            </w:tcMar>
-          </w:tcPr>
-          <w:p>
-            <w:r>
-              <w:rPr>
-                <w:sz w:val="19"/>
-                <w:szCs w:val="19"/>
-              </w:rPr>
-              <w:t xml:space="preserve">Pass</w:t>
-            </w:r>
-          </w:p>
-        </w:tc>
-      </w:tr>
-      <w:tr>
-        <w:trPr>
-          <w:cantSplit/>
-        </w:trPr>
-        <w:tc>
-          <w:tcPr>
-            <w:tcW w:type="dxa" w:w="600"/>
-            <w:tcBorders>
-              <w:top w:val="single" w:color="B8C2D0" w:sz="4"/>
-              <w:left w:val="single" w:color="B8C2D0" w:sz="4"/>
-              <w:bottom w:val="single" w:color="B8C2D0" w:sz="4"/>
-              <w:right w:val="single" w:color="B8C2D0" w:sz="4"/>
-            </w:tcBorders>
-            <w:shd w:fill="FFFFFF" w:color="auto" w:val="clear"/>
-            <w:tcMar>
-              <w:top w:type="dxa" w:w="60"/>
-              <w:left w:type="dxa" w:w="100"/>
-              <w:bottom w:type="dxa" w:w="60"/>
-              <w:right w:type="dxa" w:w="100"/>
-            </w:tcMar>
-          </w:tcPr>
-          <w:p>
-            <w:r>
-              <w:rPr>
-                <w:sz w:val="19"/>
-                <w:szCs w:val="19"/>
-              </w:rPr>
-              <w:t xml:space="preserve">T26</w:t>
-            </w:r>
-          </w:p>
-        </w:tc>
-        <w:tc>
-          <w:tcPr>
-            <w:tcW w:type="dxa" w:w="2100"/>
-            <w:tcBorders>
-              <w:top w:val="single" w:color="B8C2D0" w:sz="4"/>
-              <w:left w:val="single" w:color="B8C2D0" w:sz="4"/>
-              <w:bottom w:val="single" w:color="B8C2D0" w:sz="4"/>
-              <w:right w:val="single" w:color="B8C2D0" w:sz="4"/>
-            </w:tcBorders>
-            <w:shd w:fill="FFFFFF" w:color="auto" w:val="clear"/>
-            <w:tcMar>
-              <w:top w:type="dxa" w:w="60"/>
-              <w:left w:type="dxa" w:w="100"/>
-              <w:bottom w:type="dxa" w:w="60"/>
-              <w:right w:type="dxa" w:w="100"/>
-            </w:tcMar>
-          </w:tcPr>
-          <w:p>
-            <w:r>
-              <w:rPr>
-                <w:sz w:val="19"/>
-                <w:szCs w:val="19"/>
-              </w:rPr>
-              <w:t xml:space="preserve">Audit logging (audit)</w:t>
-            </w:r>
-          </w:p>
-        </w:tc>
-        <w:tc>
-          <w:tcPr>
-            <w:tcW w:type="dxa" w:w="2300"/>
-            <w:tcBorders>
-              <w:top w:val="single" w:color="B8C2D0" w:sz="4"/>
-              <w:left w:val="single" w:color="B8C2D0" w:sz="4"/>
-              <w:bottom w:val="single" w:color="B8C2D0" w:sz="4"/>
-              <w:right w:val="single" w:color="B8C2D0" w:sz="4"/>
-            </w:tcBorders>
-            <w:shd w:fill="FFFFFF" w:color="auto" w:val="clear"/>
-            <w:tcMar>
-              <w:top w:type="dxa" w:w="60"/>
-              <w:left w:type="dxa" w:w="100"/>
-              <w:bottom w:type="dxa" w:w="60"/>
-              <w:right w:type="dxa" w:w="100"/>
-            </w:tcMar>
-          </w:tcPr>
-          <w:p>
-            <w:r>
-              <w:rPr>
-                <w:sz w:val="19"/>
-                <w:szCs w:val="19"/>
-              </w:rPr>
-              <w:t xml:space="preserve">Data-changing request, read-only request, anonymous request</w:t>
-            </w:r>
-          </w:p>
-        </w:tc>
-        <w:tc>
-          <w:tcPr>
-            <w:tcW w:type="dxa" w:w="3026"/>
-            <w:tcBorders>
-              <w:top w:val="single" w:color="B8C2D0" w:sz="4"/>
-              <w:left w:val="single" w:color="B8C2D0" w:sz="4"/>
-              <w:bottom w:val="single" w:color="B8C2D0" w:sz="4"/>
-              <w:right w:val="single" w:color="B8C2D0" w:sz="4"/>
-            </w:tcBorders>
-            <w:shd w:fill="FFFFFF" w:color="auto" w:val="clear"/>
-            <w:tcMar>
-              <w:top w:type="dxa" w:w="60"/>
-              <w:left w:type="dxa" w:w="100"/>
-              <w:bottom w:type="dxa" w:w="60"/>
-              <w:right w:type="dxa" w:w="100"/>
-            </w:tcMar>
-          </w:tcPr>
-          <w:p>
-            <w:r>
-              <w:rPr>
-                <w:sz w:val="19"/>
-                <w:szCs w:val="19"/>
-              </w:rPr>
-              <w:t xml:space="preserve">Logged, not logged, not logged</w:t>
-            </w:r>
-          </w:p>
-        </w:tc>
-        <w:tc>
-          <w:tcPr>
-            <w:tcW w:type="dxa" w:w="1000"/>
-            <w:tcBorders>
-              <w:top w:val="single" w:color="B8C2D0" w:sz="4"/>
-              <w:left w:val="single" w:color="B8C2D0" w:sz="4"/>
-              <w:bottom w:val="single" w:color="B8C2D0" w:sz="4"/>
-              <w:right w:val="single" w:color="B8C2D0" w:sz="4"/>
-            </w:tcBorders>
-            <w:shd w:fill="FFFFFF" w:color="auto" w:val="clear"/>
-            <w:tcMar>
-              <w:top w:type="dxa" w:w="60"/>
-              <w:left w:type="dxa" w:w="100"/>
-              <w:bottom w:type="dxa" w:w="60"/>
-              <w:right w:type="dxa" w:w="100"/>
-            </w:tcMar>
-          </w:tcPr>
-          <w:p>
-            <w:r>
-              <w:rPr>
-                <w:sz w:val="19"/>
-                <w:szCs w:val="19"/>
-              </w:rPr>
-              <w:t xml:space="preserve">Pass</w:t>
-            </w:r>
-          </w:p>
-        </w:tc>
-      </w:tr>
-      <w:tr>
-        <w:trPr>
-          <w:cantSplit/>
-        </w:trPr>
-        <w:tc>
-          <w:tcPr>
-            <w:tcW w:type="dxa" w:w="600"/>
-            <w:tcBorders>
-              <w:top w:val="single" w:color="B8C2D0" w:sz="4"/>
-              <w:left w:val="single" w:color="B8C2D0" w:sz="4"/>
-              <w:bottom w:val="single" w:color="B8C2D0" w:sz="4"/>
-              <w:right w:val="single" w:color="B8C2D0" w:sz="4"/>
-            </w:tcBorders>
-            <w:shd w:fill="FFFFFF" w:color="auto" w:val="clear"/>
-            <w:tcMar>
-              <w:top w:type="dxa" w:w="60"/>
-              <w:left w:type="dxa" w:w="100"/>
-              <w:bottom w:type="dxa" w:w="60"/>
-              <w:right w:type="dxa" w:w="100"/>
-            </w:tcMar>
-          </w:tcPr>
-          <w:p>
-            <w:r>
-              <w:rPr>
-                <w:sz w:val="19"/>
-                <w:szCs w:val="19"/>
-              </w:rPr>
-              <w:t xml:space="preserve">T27</w:t>
-            </w:r>
-          </w:p>
-        </w:tc>
-        <w:tc>
-          <w:tcPr>
-            <w:tcW w:type="dxa" w:w="2100"/>
-            <w:tcBorders>
-              <w:top w:val="single" w:color="B8C2D0" w:sz="4"/>
-              <w:left w:val="single" w:color="B8C2D0" w:sz="4"/>
-              <w:bottom w:val="single" w:color="B8C2D0" w:sz="4"/>
-              <w:right w:val="single" w:color="B8C2D0" w:sz="4"/>
-            </w:tcBorders>
-            <w:shd w:fill="FFFFFF" w:color="auto" w:val="clear"/>
-            <w:tcMar>
-              <w:top w:type="dxa" w:w="60"/>
-              <w:left w:type="dxa" w:w="100"/>
-              <w:bottom w:type="dxa" w:w="60"/>
-              <w:right w:type="dxa" w:w="100"/>
-            </w:tcMar>
-          </w:tcPr>
-          <w:p>
-            <w:r>
-              <w:rPr>
-                <w:sz w:val="19"/>
-                <w:szCs w:val="19"/>
-              </w:rPr>
-              <w:t xml:space="preserve">Audit export (audit)</w:t>
-            </w:r>
-          </w:p>
-        </w:tc>
-        <w:tc>
-          <w:tcPr>
-            <w:tcW w:type="dxa" w:w="2300"/>
-            <w:tcBorders>
-              <w:top w:val="single" w:color="B8C2D0" w:sz="4"/>
-              <w:left w:val="single" w:color="B8C2D0" w:sz="4"/>
-              <w:bottom w:val="single" w:color="B8C2D0" w:sz="4"/>
-              <w:right w:val="single" w:color="B8C2D0" w:sz="4"/>
-            </w:tcBorders>
-            <w:shd w:fill="FFFFFF" w:color="auto" w:val="clear"/>
-            <w:tcMar>
-              <w:top w:type="dxa" w:w="60"/>
-              <w:left w:type="dxa" w:w="100"/>
-              <w:bottom w:type="dxa" w:w="60"/>
-              <w:right w:type="dxa" w:w="100"/>
-            </w:tcMar>
-          </w:tcPr>
-          <w:p>
-            <w:r>
-              <w:rPr>
-                <w:sz w:val="19"/>
-                <w:szCs w:val="19"/>
-              </w:rPr>
-              <w:t xml:space="preserve">Officer exports; normal user tries</w:t>
+              <w:t xml:space="preserve">Administrator exports; normal user tries</w:t>
             </w:r>
           </w:p>
         </w:tc>
@@ -9275,7 +8372,7 @@
         <w:t xml:space="preserve">build/verify_live.js</w:t>
       </w:r>
       <w:r>
-        <w:t xml:space="preserve">) signs in as a new user, an officer and an administrator, and checks each step. Every step passed in the final run.</w:t>
+        <w:t xml:space="preserve">) signs in as a new user and an administrator, and checks each step. Every step passed in the final run.</w:t>
       </w:r>
     </w:p>
     <w:p>
@@ -10621,7 +9718,7 @@
                 <w:sz w:val="19"/>
                 <w:szCs w:val="19"/>
               </w:rPr>
-              <w:t xml:space="preserve">Officer opens the SOC queue</w:t>
+              <w:t xml:space="preserve">Administrator opens the SOC queue</w:t>
             </w:r>
           </w:p>
         </w:tc>
@@ -10734,7 +9831,7 @@
                 <w:sz w:val="19"/>
                 <w:szCs w:val="19"/>
               </w:rPr>
-              <w:t xml:space="preserve">Officer assigns the incident</w:t>
+              <w:t xml:space="preserve">Administrator assigns the incident</w:t>
             </w:r>
           </w:p>
         </w:tc>
@@ -10847,7 +9944,7 @@
                 <w:sz w:val="19"/>
                 <w:szCs w:val="19"/>
               </w:rPr>
-              <w:t xml:space="preserve">Officer changes status to Escalated</w:t>
+              <w:t xml:space="preserve">Administrator changes status to Escalated</w:t>
             </w:r>
           </w:p>
         </w:tc>
@@ -11046,7 +10143,7 @@
                 <w:sz w:val="19"/>
                 <w:szCs w:val="19"/>
               </w:rPr>
-              <w:t xml:space="preserve">M7a</w:t>
+              <w:t xml:space="preserve">M8a</w:t>
             </w:r>
           </w:p>
         </w:tc>
@@ -11073,7 +10170,7 @@
                 <w:sz w:val="19"/>
                 <w:szCs w:val="19"/>
               </w:rPr>
-              <w:t xml:space="preserve">Administrator publishes an alert</w:t>
+              <w:t xml:space="preserve">Normal user opens the SOC queue</w:t>
             </w:r>
           </w:p>
         </w:tc>
@@ -11100,7 +10197,7 @@
                 <w:sz w:val="19"/>
                 <w:szCs w:val="19"/>
               </w:rPr>
-              <w:t xml:space="preserve">Alert created and users notified</w:t>
+              <w:t xml:space="preserve">Refused (403)</w:t>
             </w:r>
           </w:p>
         </w:tc>
@@ -11159,7 +10256,7 @@
                 <w:sz w:val="19"/>
                 <w:szCs w:val="19"/>
               </w:rPr>
-              <w:t xml:space="preserve">M7b</w:t>
+              <w:t xml:space="preserve">M8b</w:t>
             </w:r>
           </w:p>
         </w:tc>
@@ -11186,7 +10283,7 @@
                 <w:sz w:val="19"/>
                 <w:szCs w:val="19"/>
               </w:rPr>
-              <w:t xml:space="preserve">User marks the notification as read</w:t>
+              <w:t xml:space="preserve">Normal user lists users</w:t>
             </w:r>
           </w:p>
         </w:tc>
@@ -11213,7 +10310,7 @@
                 <w:sz w:val="19"/>
                 <w:szCs w:val="19"/>
               </w:rPr>
-              <w:t xml:space="preserve">Marked as read</w:t>
+              <w:t xml:space="preserve">Refused (403)</w:t>
             </w:r>
           </w:p>
         </w:tc>
@@ -11272,7 +10369,7 @@
                 <w:sz w:val="19"/>
                 <w:szCs w:val="19"/>
               </w:rPr>
-              <w:t xml:space="preserve">M7c</w:t>
+              <w:t xml:space="preserve">M8c</w:t>
             </w:r>
           </w:p>
         </w:tc>
@@ -11299,7 +10396,7 @@
                 <w:sz w:val="19"/>
                 <w:szCs w:val="19"/>
               </w:rPr>
-              <w:t xml:space="preserve">Officer tries to publish an alert</w:t>
+              <w:t xml:space="preserve">Anonymous user lists users</w:t>
             </w:r>
           </w:p>
         </w:tc>
@@ -11326,7 +10423,7 @@
                 <w:sz w:val="19"/>
                 <w:szCs w:val="19"/>
               </w:rPr>
-              <w:t xml:space="preserve">Refused (403)</w:t>
+              <w:t xml:space="preserve">Refused (401)</w:t>
             </w:r>
           </w:p>
         </w:tc>
@@ -11385,7 +10482,7 @@
                 <w:sz w:val="19"/>
                 <w:szCs w:val="19"/>
               </w:rPr>
-              <w:t xml:space="preserve">M8a</w:t>
+              <w:t xml:space="preserve">M9</w:t>
             </w:r>
           </w:p>
         </w:tc>
@@ -11412,7 +10509,7 @@
                 <w:sz w:val="19"/>
                 <w:szCs w:val="19"/>
               </w:rPr>
-              <w:t xml:space="preserve">Normal user opens the SOC queue</w:t>
+              <w:t xml:space="preserve">Administrator deactivates a user; the user tries to log in</w:t>
             </w:r>
           </w:p>
         </w:tc>
@@ -11439,7 +10536,7 @@
                 <w:sz w:val="19"/>
                 <w:szCs w:val="19"/>
               </w:rPr>
-              <w:t xml:space="preserve">Refused (403)</w:t>
+              <w:t xml:space="preserve">Login refused</w:t>
             </w:r>
           </w:p>
         </w:tc>
@@ -11498,7 +10595,7 @@
                 <w:sz w:val="19"/>
                 <w:szCs w:val="19"/>
               </w:rPr>
-              <w:t xml:space="preserve">M8b</w:t>
+              <w:t xml:space="preserve">M10a</w:t>
             </w:r>
           </w:p>
         </w:tc>
@@ -11525,7 +10622,7 @@
                 <w:sz w:val="19"/>
                 <w:szCs w:val="19"/>
               </w:rPr>
-              <w:t xml:space="preserve">Normal user lists users</w:t>
+              <w:t xml:space="preserve">Administrator opens the audit log</w:t>
             </w:r>
           </w:p>
         </w:tc>
@@ -11552,7 +10649,7 @@
                 <w:sz w:val="19"/>
                 <w:szCs w:val="19"/>
               </w:rPr>
-              <w:t xml:space="preserve">Refused (403)</w:t>
+              <w:t xml:space="preserve">Entries for the steps above</w:t>
             </w:r>
           </w:p>
         </w:tc>
@@ -11611,7 +10708,7 @@
                 <w:sz w:val="19"/>
                 <w:szCs w:val="19"/>
               </w:rPr>
-              <w:t xml:space="preserve">M8c</w:t>
+              <w:t xml:space="preserve">M10b</w:t>
             </w:r>
           </w:p>
         </w:tc>
@@ -11638,7 +10735,7 @@
                 <w:sz w:val="19"/>
                 <w:szCs w:val="19"/>
               </w:rPr>
-              <w:t xml:space="preserve">Anonymous user lists users</w:t>
+              <w:t xml:space="preserve">Export the audit log as CSV</w:t>
             </w:r>
           </w:p>
         </w:tc>
@@ -11665,7 +10762,7 @@
                 <w:sz w:val="19"/>
                 <w:szCs w:val="19"/>
               </w:rPr>
-              <w:t xml:space="preserve">Refused (401)</w:t>
+              <w:t xml:space="preserve">CSV file returned</w:t>
             </w:r>
           </w:p>
         </w:tc>
@@ -11724,345 +10821,6 @@
                 <w:sz w:val="19"/>
                 <w:szCs w:val="19"/>
               </w:rPr>
-              <w:t xml:space="preserve">M9</w:t>
-            </w:r>
-          </w:p>
-        </w:tc>
-        <w:tc>
-          <w:tcPr>
-            <w:tcW w:type="dxa" w:w="3600"/>
-            <w:tcBorders>
-              <w:top w:val="single" w:color="B8C2D0" w:sz="4"/>
-              <w:left w:val="single" w:color="B8C2D0" w:sz="4"/>
-              <w:bottom w:val="single" w:color="B8C2D0" w:sz="4"/>
-              <w:right w:val="single" w:color="B8C2D0" w:sz="4"/>
-            </w:tcBorders>
-            <w:shd w:fill="FFFFFF" w:color="auto" w:val="clear"/>
-            <w:tcMar>
-              <w:top w:type="dxa" w:w="60"/>
-              <w:left w:type="dxa" w:w="100"/>
-              <w:bottom w:type="dxa" w:w="60"/>
-              <w:right w:type="dxa" w:w="100"/>
-            </w:tcMar>
-          </w:tcPr>
-          <w:p>
-            <w:r>
-              <w:rPr>
-                <w:sz w:val="19"/>
-                <w:szCs w:val="19"/>
-              </w:rPr>
-              <w:t xml:space="preserve">Administrator deactivates a user; the user tries to log in</w:t>
-            </w:r>
-          </w:p>
-        </w:tc>
-        <w:tc>
-          <w:tcPr>
-            <w:tcW w:type="dxa" w:w="3626"/>
-            <w:tcBorders>
-              <w:top w:val="single" w:color="B8C2D0" w:sz="4"/>
-              <w:left w:val="single" w:color="B8C2D0" w:sz="4"/>
-              <w:bottom w:val="single" w:color="B8C2D0" w:sz="4"/>
-              <w:right w:val="single" w:color="B8C2D0" w:sz="4"/>
-            </w:tcBorders>
-            <w:shd w:fill="FFFFFF" w:color="auto" w:val="clear"/>
-            <w:tcMar>
-              <w:top w:type="dxa" w:w="60"/>
-              <w:left w:type="dxa" w:w="100"/>
-              <w:bottom w:type="dxa" w:w="60"/>
-              <w:right w:type="dxa" w:w="100"/>
-            </w:tcMar>
-          </w:tcPr>
-          <w:p>
-            <w:r>
-              <w:rPr>
-                <w:sz w:val="19"/>
-                <w:szCs w:val="19"/>
-              </w:rPr>
-              <w:t xml:space="preserve">Login refused</w:t>
-            </w:r>
-          </w:p>
-        </w:tc>
-        <w:tc>
-          <w:tcPr>
-            <w:tcW w:type="dxa" w:w="1000"/>
-            <w:tcBorders>
-              <w:top w:val="single" w:color="B8C2D0" w:sz="4"/>
-              <w:left w:val="single" w:color="B8C2D0" w:sz="4"/>
-              <w:bottom w:val="single" w:color="B8C2D0" w:sz="4"/>
-              <w:right w:val="single" w:color="B8C2D0" w:sz="4"/>
-            </w:tcBorders>
-            <w:shd w:fill="FFFFFF" w:color="auto" w:val="clear"/>
-            <w:tcMar>
-              <w:top w:type="dxa" w:w="60"/>
-              <w:left w:type="dxa" w:w="100"/>
-              <w:bottom w:type="dxa" w:w="60"/>
-              <w:right w:type="dxa" w:w="100"/>
-            </w:tcMar>
-          </w:tcPr>
-          <w:p>
-            <w:r>
-              <w:rPr>
-                <w:sz w:val="19"/>
-                <w:szCs w:val="19"/>
-              </w:rPr>
-              <w:t xml:space="preserve">Pass</w:t>
-            </w:r>
-          </w:p>
-        </w:tc>
-      </w:tr>
-      <w:tr>
-        <w:trPr>
-          <w:cantSplit/>
-        </w:trPr>
-        <w:tc>
-          <w:tcPr>
-            <w:tcW w:type="dxa" w:w="800"/>
-            <w:tcBorders>
-              <w:top w:val="single" w:color="B8C2D0" w:sz="4"/>
-              <w:left w:val="single" w:color="B8C2D0" w:sz="4"/>
-              <w:bottom w:val="single" w:color="B8C2D0" w:sz="4"/>
-              <w:right w:val="single" w:color="B8C2D0" w:sz="4"/>
-            </w:tcBorders>
-            <w:shd w:fill="FFFFFF" w:color="auto" w:val="clear"/>
-            <w:tcMar>
-              <w:top w:type="dxa" w:w="60"/>
-              <w:left w:type="dxa" w:w="100"/>
-              <w:bottom w:type="dxa" w:w="60"/>
-              <w:right w:type="dxa" w:w="100"/>
-            </w:tcMar>
-          </w:tcPr>
-          <w:p>
-            <w:r>
-              <w:rPr>
-                <w:sz w:val="19"/>
-                <w:szCs w:val="19"/>
-              </w:rPr>
-              <w:t xml:space="preserve">M10a</w:t>
-            </w:r>
-          </w:p>
-        </w:tc>
-        <w:tc>
-          <w:tcPr>
-            <w:tcW w:type="dxa" w:w="3600"/>
-            <w:tcBorders>
-              <w:top w:val="single" w:color="B8C2D0" w:sz="4"/>
-              <w:left w:val="single" w:color="B8C2D0" w:sz="4"/>
-              <w:bottom w:val="single" w:color="B8C2D0" w:sz="4"/>
-              <w:right w:val="single" w:color="B8C2D0" w:sz="4"/>
-            </w:tcBorders>
-            <w:shd w:fill="FFFFFF" w:color="auto" w:val="clear"/>
-            <w:tcMar>
-              <w:top w:type="dxa" w:w="60"/>
-              <w:left w:type="dxa" w:w="100"/>
-              <w:bottom w:type="dxa" w:w="60"/>
-              <w:right w:type="dxa" w:w="100"/>
-            </w:tcMar>
-          </w:tcPr>
-          <w:p>
-            <w:r>
-              <w:rPr>
-                <w:sz w:val="19"/>
-                <w:szCs w:val="19"/>
-              </w:rPr>
-              <w:t xml:space="preserve">Officer opens the audit log</w:t>
-            </w:r>
-          </w:p>
-        </w:tc>
-        <w:tc>
-          <w:tcPr>
-            <w:tcW w:type="dxa" w:w="3626"/>
-            <w:tcBorders>
-              <w:top w:val="single" w:color="B8C2D0" w:sz="4"/>
-              <w:left w:val="single" w:color="B8C2D0" w:sz="4"/>
-              <w:bottom w:val="single" w:color="B8C2D0" w:sz="4"/>
-              <w:right w:val="single" w:color="B8C2D0" w:sz="4"/>
-            </w:tcBorders>
-            <w:shd w:fill="FFFFFF" w:color="auto" w:val="clear"/>
-            <w:tcMar>
-              <w:top w:type="dxa" w:w="60"/>
-              <w:left w:type="dxa" w:w="100"/>
-              <w:bottom w:type="dxa" w:w="60"/>
-              <w:right w:type="dxa" w:w="100"/>
-            </w:tcMar>
-          </w:tcPr>
-          <w:p>
-            <w:r>
-              <w:rPr>
-                <w:sz w:val="19"/>
-                <w:szCs w:val="19"/>
-              </w:rPr>
-              <w:t xml:space="preserve">Entries for the steps above</w:t>
-            </w:r>
-          </w:p>
-        </w:tc>
-        <w:tc>
-          <w:tcPr>
-            <w:tcW w:type="dxa" w:w="1000"/>
-            <w:tcBorders>
-              <w:top w:val="single" w:color="B8C2D0" w:sz="4"/>
-              <w:left w:val="single" w:color="B8C2D0" w:sz="4"/>
-              <w:bottom w:val="single" w:color="B8C2D0" w:sz="4"/>
-              <w:right w:val="single" w:color="B8C2D0" w:sz="4"/>
-            </w:tcBorders>
-            <w:shd w:fill="FFFFFF" w:color="auto" w:val="clear"/>
-            <w:tcMar>
-              <w:top w:type="dxa" w:w="60"/>
-              <w:left w:type="dxa" w:w="100"/>
-              <w:bottom w:type="dxa" w:w="60"/>
-              <w:right w:type="dxa" w:w="100"/>
-            </w:tcMar>
-          </w:tcPr>
-          <w:p>
-            <w:r>
-              <w:rPr>
-                <w:sz w:val="19"/>
-                <w:szCs w:val="19"/>
-              </w:rPr>
-              <w:t xml:space="preserve">Pass</w:t>
-            </w:r>
-          </w:p>
-        </w:tc>
-      </w:tr>
-      <w:tr>
-        <w:trPr>
-          <w:cantSplit/>
-        </w:trPr>
-        <w:tc>
-          <w:tcPr>
-            <w:tcW w:type="dxa" w:w="800"/>
-            <w:tcBorders>
-              <w:top w:val="single" w:color="B8C2D0" w:sz="4"/>
-              <w:left w:val="single" w:color="B8C2D0" w:sz="4"/>
-              <w:bottom w:val="single" w:color="B8C2D0" w:sz="4"/>
-              <w:right w:val="single" w:color="B8C2D0" w:sz="4"/>
-            </w:tcBorders>
-            <w:shd w:fill="FFFFFF" w:color="auto" w:val="clear"/>
-            <w:tcMar>
-              <w:top w:type="dxa" w:w="60"/>
-              <w:left w:type="dxa" w:w="100"/>
-              <w:bottom w:type="dxa" w:w="60"/>
-              <w:right w:type="dxa" w:w="100"/>
-            </w:tcMar>
-          </w:tcPr>
-          <w:p>
-            <w:r>
-              <w:rPr>
-                <w:sz w:val="19"/>
-                <w:szCs w:val="19"/>
-              </w:rPr>
-              <w:t xml:space="preserve">M10b</w:t>
-            </w:r>
-          </w:p>
-        </w:tc>
-        <w:tc>
-          <w:tcPr>
-            <w:tcW w:type="dxa" w:w="3600"/>
-            <w:tcBorders>
-              <w:top w:val="single" w:color="B8C2D0" w:sz="4"/>
-              <w:left w:val="single" w:color="B8C2D0" w:sz="4"/>
-              <w:bottom w:val="single" w:color="B8C2D0" w:sz="4"/>
-              <w:right w:val="single" w:color="B8C2D0" w:sz="4"/>
-            </w:tcBorders>
-            <w:shd w:fill="FFFFFF" w:color="auto" w:val="clear"/>
-            <w:tcMar>
-              <w:top w:type="dxa" w:w="60"/>
-              <w:left w:type="dxa" w:w="100"/>
-              <w:bottom w:type="dxa" w:w="60"/>
-              <w:right w:type="dxa" w:w="100"/>
-            </w:tcMar>
-          </w:tcPr>
-          <w:p>
-            <w:r>
-              <w:rPr>
-                <w:sz w:val="19"/>
-                <w:szCs w:val="19"/>
-              </w:rPr>
-              <w:t xml:space="preserve">Export the audit log as CSV</w:t>
-            </w:r>
-          </w:p>
-        </w:tc>
-        <w:tc>
-          <w:tcPr>
-            <w:tcW w:type="dxa" w:w="3626"/>
-            <w:tcBorders>
-              <w:top w:val="single" w:color="B8C2D0" w:sz="4"/>
-              <w:left w:val="single" w:color="B8C2D0" w:sz="4"/>
-              <w:bottom w:val="single" w:color="B8C2D0" w:sz="4"/>
-              <w:right w:val="single" w:color="B8C2D0" w:sz="4"/>
-            </w:tcBorders>
-            <w:shd w:fill="FFFFFF" w:color="auto" w:val="clear"/>
-            <w:tcMar>
-              <w:top w:type="dxa" w:w="60"/>
-              <w:left w:type="dxa" w:w="100"/>
-              <w:bottom w:type="dxa" w:w="60"/>
-              <w:right w:type="dxa" w:w="100"/>
-            </w:tcMar>
-          </w:tcPr>
-          <w:p>
-            <w:r>
-              <w:rPr>
-                <w:sz w:val="19"/>
-                <w:szCs w:val="19"/>
-              </w:rPr>
-              <w:t xml:space="preserve">CSV file returned</w:t>
-            </w:r>
-          </w:p>
-        </w:tc>
-        <w:tc>
-          <w:tcPr>
-            <w:tcW w:type="dxa" w:w="1000"/>
-            <w:tcBorders>
-              <w:top w:val="single" w:color="B8C2D0" w:sz="4"/>
-              <w:left w:val="single" w:color="B8C2D0" w:sz="4"/>
-              <w:bottom w:val="single" w:color="B8C2D0" w:sz="4"/>
-              <w:right w:val="single" w:color="B8C2D0" w:sz="4"/>
-            </w:tcBorders>
-            <w:shd w:fill="FFFFFF" w:color="auto" w:val="clear"/>
-            <w:tcMar>
-              <w:top w:type="dxa" w:w="60"/>
-              <w:left w:type="dxa" w:w="100"/>
-              <w:bottom w:type="dxa" w:w="60"/>
-              <w:right w:type="dxa" w:w="100"/>
-            </w:tcMar>
-          </w:tcPr>
-          <w:p>
-            <w:r>
-              <w:rPr>
-                <w:sz w:val="19"/>
-                <w:szCs w:val="19"/>
-              </w:rPr>
-              <w:t xml:space="preserve">Pass</w:t>
-            </w:r>
-          </w:p>
-        </w:tc>
-      </w:tr>
-      <w:tr>
-        <w:trPr>
-          <w:cantSplit/>
-        </w:trPr>
-        <w:tc>
-          <w:tcPr>
-            <w:tcW w:type="dxa" w:w="800"/>
-            <w:tcBorders>
-              <w:top w:val="single" w:color="B8C2D0" w:sz="4"/>
-              <w:left w:val="single" w:color="B8C2D0" w:sz="4"/>
-              <w:bottom w:val="single" w:color="B8C2D0" w:sz="4"/>
-              <w:right w:val="single" w:color="B8C2D0" w:sz="4"/>
-            </w:tcBorders>
-            <w:shd w:fill="FFFFFF" w:color="auto" w:val="clear"/>
-            <w:tcMar>
-              <w:top w:type="dxa" w:w="60"/>
-              <w:left w:type="dxa" w:w="100"/>
-              <w:bottom w:type="dxa" w:w="60"/>
-              <w:right w:type="dxa" w:w="100"/>
-            </w:tcMar>
-          </w:tcPr>
-          <w:p>
-            <w:r>
-              <w:rPr>
-                <w:sz w:val="19"/>
-                <w:szCs w:val="19"/>
-              </w:rPr>
               <w:t xml:space="preserve">M12</w:t>
             </w:r>
           </w:p>
@@ -12167,7 +10925,7 @@
         <w:t xml:space="preserve">Summary:</w:t>
       </w:r>
       <w:r>
-        <w:t xml:space="preserve"> 24 of 24 checks passed.</w:t>
+        <w:t xml:space="preserve"> 21 of 21 checks passed.</w:t>
       </w:r>
     </w:p>
     <w:p>
@@ -12182,7 +10940,7 @@
         <w:t xml:space="preserve">Defect found by this testing.</w:t>
       </w:r>
       <w:r>
-        <w:t xml:space="preserve"> The first live run showed that the incident form accepted a .exe file. The file rules were defined on the database model, but Django does not run model rules when a record is created in code. The rules are now applied in the serializer (</w:t>
+        <w:t xml:space="preserve"> The first live run showed that the incident form accepted a .exe file. The file rules were set on the database model, and Django does not run model rules when code creates a record. The rules now run in the serializer (</w:t>
       </w:r>
       <w:r>
         <w:rPr>
@@ -12193,7 +10951,7 @@
         <w:t xml:space="preserve">validate_attachments</w:t>
       </w:r>
       <w:r>
-        <w:t xml:space="preserve">), and three new tests (T17, T18 and a test for an allowed file) prevent this from returning.</w:t>
+        <w:t xml:space="preserve">). Three new tests (T17, T18 and a test for an allowed file) check them.</w:t>
       </w:r>
     </w:p>
     <w:p>
@@ -12201,7 +10959,7 @@
         <w:pStyle w:val="Heading2"/>
       </w:pPr>
       <w:r>
-        <w:t xml:space="preserve">5.6.5 Mobile app tests</w:t>
+        <w:t xml:space="preserve">5.6.5 Manual and user acceptance test script</w:t>
       </w:r>
     </w:p>
     <w:p>
@@ -12209,116 +10967,7 @@
         <w:spacing w:after="120" w:line="300"/>
       </w:pPr>
       <w:r>
-        <w:t xml:space="preserve">The Flutter app was tested in two ways.</w:t>
-      </w:r>
-    </w:p>
-    <w:p>
-      <w:pPr>
-        <w:pStyle w:val="ListParagraph"/>
-        <w:numPr>
-          <w:ilvl w:val="0"/>
-          <w:numId w:val="2"/>
-        </w:numPr>
-        <w:spacing w:after="60" w:line="288"/>
-      </w:pPr>
-      <w:r>
-        <w:rPr>
-          <w:b/>
-          <w:bCs/>
-        </w:rPr>
-        <w:t xml:space="preserve">Screen flow tests</w:t>
-      </w:r>
-      <w:r>
-        <w:t xml:space="preserve"> (</w:t>
-      </w:r>
-      <w:r>
-        <w:rPr>
-          <w:rFonts w:ascii="Consolas" w:cs="Consolas" w:eastAsia="Consolas" w:hAnsi="Consolas"/>
-          <w:sz w:val="20"/>
-          <w:szCs w:val="20"/>
-        </w:rPr>
-        <w:t xml:space="preserve">test/app_flow_test.dart</w:t>
-      </w:r>
-      <w:r>
-        <w:t xml:space="preserve"> and </w:t>
-      </w:r>
-      <w:r>
-        <w:rPr>
-          <w:rFonts w:ascii="Consolas" w:cs="Consolas" w:eastAsia="Consolas" w:hAnsi="Consolas"/>
-          <w:sz w:val="20"/>
-          <w:szCs w:val="20"/>
-        </w:rPr>
-        <w:t xml:space="preserve">test/widget_test.dart</w:t>
-      </w:r>
-      <w:r>
-        <w:t xml:space="preserve">) run the app screens in a test window with a fake server. </w:t>
-      </w:r>
-      <w:r>
-        <w:rPr>
-          <w:b/>
-          <w:bCs/>
-        </w:rPr>
-        <w:t xml:space="preserve">All 9 tests passed.</w:t>
-      </w:r>
-      <w:r>
-        <w:t xml:space="preserve"> They cover sign-in, login errors, lessons, quiz, phishing lab, incident list and report form, alerts, account sign-out and the model test. An earlier run of the alerts test failed because the alert card footer (type label and time) was 63 pixels too wide for a 400-pixel phone screen. The footer now wraps onto a second line when needed, and the test passes.</w:t>
-      </w:r>
-    </w:p>
-    <w:p>
-      <w:pPr>
-        <w:pStyle w:val="ListParagraph"/>
-        <w:numPr>
-          <w:ilvl w:val="0"/>
-          <w:numId w:val="2"/>
-        </w:numPr>
-        <w:spacing w:after="60" w:line="288"/>
-      </w:pPr>
-      <w:r>
-        <w:rPr>
-          <w:b/>
-          <w:bCs/>
-        </w:rPr>
-        <w:t xml:space="preserve">Live smoke test</w:t>
-      </w:r>
-      <w:r>
-        <w:t xml:space="preserve"> (</w:t>
-      </w:r>
-      <w:r>
-        <w:rPr>
-          <w:rFonts w:ascii="Consolas" w:cs="Consolas" w:eastAsia="Consolas" w:hAnsi="Consolas"/>
-          <w:sz w:val="20"/>
-          <w:szCs w:val="20"/>
-        </w:rPr>
-        <w:t xml:space="preserve">test/live_smoke_test.dart</w:t>
-      </w:r>
-      <w:r>
-        <w:t xml:space="preserve">) runs the real API client against a running server. </w:t>
-      </w:r>
-      <w:r>
-        <w:rPr>
-          <w:b/>
-          <w:bCs/>
-        </w:rPr>
-        <w:t xml:space="preserve">All 10 tests passed.</w:t>
-      </w:r>
-      <w:r>
-        <w:t xml:space="preserve"> They cover register, login and profile, lessons, quiz start and submit, phishing submit, incident report and read, notifications, password change, token refresh after expiry and logout.</w:t>
-      </w:r>
-    </w:p>
-    <w:p>
-      <w:pPr>
-        <w:pStyle w:val="Heading2"/>
-      </w:pPr>
-      <w:r>
-        <w:t xml:space="preserve">5.6.6 Manual and user acceptance test script</w:t>
-      </w:r>
-    </w:p>
-    <w:p>
-      <w:pPr>
-        <w:spacing w:after="120" w:line="300"/>
-      </w:pPr>
-      <w:r>
-        <w:t xml:space="preserve">This script is for the web and mobile apps. It uses the demo accounts made by </w:t>
+        <w:t xml:space="preserve">This script is for the web app. It uses the demo accounts made by </w:t>
       </w:r>
       <w:r>
         <w:rPr>
@@ -13070,7 +11719,7 @@
                 <w:sz w:val="19"/>
                 <w:szCs w:val="19"/>
               </w:rPr>
-              <w:t xml:space="preserve">As an officer, open the SOC queue, assign and change status</w:t>
+              <w:t xml:space="preserve">As an administrator, open the SOC queue, assign and change status</w:t>
             </w:r>
           </w:p>
         </w:tc>
@@ -13175,7 +11824,30 @@
                 <w:sz w:val="19"/>
                 <w:szCs w:val="19"/>
               </w:rPr>
-              <w:t xml:space="preserve">As an administrator, publish an alert</w:t>
+              <w:t xml:space="preserve">As a normal user, open </w:t>
+            </w:r>
+            <w:r>
+              <w:rPr>
+                <w:rFonts w:ascii="Consolas" w:cs="Consolas" w:eastAsia="Consolas" w:hAnsi="Consolas"/>
+                <w:sz w:val="19"/>
+                <w:szCs w:val="19"/>
+              </w:rPr>
+              <w:t xml:space="preserve">/soc</w:t>
+            </w:r>
+            <w:r>
+              <w:rPr>
+                <w:sz w:val="19"/>
+                <w:szCs w:val="19"/>
+              </w:rPr>
+              <w:t xml:space="preserve"> and </w:t>
+            </w:r>
+            <w:r>
+              <w:rPr>
+                <w:rFonts w:ascii="Consolas" w:cs="Consolas" w:eastAsia="Consolas" w:hAnsi="Consolas"/>
+                <w:sz w:val="19"/>
+                <w:szCs w:val="19"/>
+              </w:rPr>
+              <w:t xml:space="preserve">/admin/users</w:t>
             </w:r>
           </w:p>
         </w:tc>
@@ -13202,7 +11874,7 @@
                 <w:sz w:val="19"/>
                 <w:szCs w:val="19"/>
               </w:rPr>
-              <w:t xml:space="preserve">The bell badge goes up for users; they can mark it as read</w:t>
+              <w:t xml:space="preserve">Access is refused or the user is sent away</w:t>
             </w:r>
           </w:p>
         </w:tc>
@@ -13280,30 +11952,7 @@
                 <w:sz w:val="19"/>
                 <w:szCs w:val="19"/>
               </w:rPr>
-              <w:t xml:space="preserve">As a normal user, open </w:t>
-            </w:r>
-            <w:r>
-              <w:rPr>
-                <w:rFonts w:ascii="Consolas" w:cs="Consolas" w:eastAsia="Consolas" w:hAnsi="Consolas"/>
-                <w:sz w:val="19"/>
-                <w:szCs w:val="19"/>
-              </w:rPr>
-              <w:t xml:space="preserve">/soc</w:t>
-            </w:r>
-            <w:r>
-              <w:rPr>
-                <w:sz w:val="19"/>
-                <w:szCs w:val="19"/>
-              </w:rPr>
-              <w:t xml:space="preserve"> and </w:t>
-            </w:r>
-            <w:r>
-              <w:rPr>
-                <w:rFonts w:ascii="Consolas" w:cs="Consolas" w:eastAsia="Consolas" w:hAnsi="Consolas"/>
-                <w:sz w:val="19"/>
-                <w:szCs w:val="19"/>
-              </w:rPr>
-              <w:t xml:space="preserve">/admin/users</w:t>
+              <w:t xml:space="preserve">As an administrator, deactivate a user, then try to log in as that user</w:t>
             </w:r>
           </w:p>
         </w:tc>
@@ -13330,7 +11979,7 @@
                 <w:sz w:val="19"/>
                 <w:szCs w:val="19"/>
               </w:rPr>
-              <w:t xml:space="preserve">Access is refused or the user is sent away</w:t>
+              <w:t xml:space="preserve">Login is refused</w:t>
             </w:r>
           </w:p>
         </w:tc>
@@ -13408,7 +12057,7 @@
                 <w:sz w:val="19"/>
                 <w:szCs w:val="19"/>
               </w:rPr>
-              <w:t xml:space="preserve">As an administrator, deactivate a user, then try to log in as that user</w:t>
+              <w:t xml:space="preserve">Open the audit log, filter it and export the CSV</w:t>
             </w:r>
           </w:p>
         </w:tc>
@@ -13435,217 +12084,7 @@
                 <w:sz w:val="19"/>
                 <w:szCs w:val="19"/>
               </w:rPr>
-              <w:t xml:space="preserve">Login is refused</w:t>
-            </w:r>
-          </w:p>
-        </w:tc>
-        <w:tc>
-          <w:tcPr>
-            <w:tcW w:type="dxa" w:w="1100"/>
-            <w:tcBorders>
-              <w:top w:val="single" w:color="B8C2D0" w:sz="4"/>
-              <w:left w:val="single" w:color="B8C2D0" w:sz="4"/>
-              <w:bottom w:val="single" w:color="B8C2D0" w:sz="4"/>
-              <w:right w:val="single" w:color="B8C2D0" w:sz="4"/>
-            </w:tcBorders>
-            <w:shd w:fill="FFFFFF" w:color="auto" w:val="clear"/>
-            <w:tcMar>
-              <w:top w:type="dxa" w:w="60"/>
-              <w:left w:type="dxa" w:w="100"/>
-              <w:bottom w:type="dxa" w:w="60"/>
-              <w:right w:type="dxa" w:w="100"/>
-            </w:tcMar>
-          </w:tcPr>
-          <w:p/>
-        </w:tc>
-      </w:tr>
-      <w:tr>
-        <w:trPr>
-          <w:cantSplit/>
-        </w:trPr>
-        <w:tc>
-          <w:tcPr>
-            <w:tcW w:type="dxa" w:w="700"/>
-            <w:tcBorders>
-              <w:top w:val="single" w:color="B8C2D0" w:sz="4"/>
-              <w:left w:val="single" w:color="B8C2D0" w:sz="4"/>
-              <w:bottom w:val="single" w:color="B8C2D0" w:sz="4"/>
-              <w:right w:val="single" w:color="B8C2D0" w:sz="4"/>
-            </w:tcBorders>
-            <w:shd w:fill="FFFFFF" w:color="auto" w:val="clear"/>
-            <w:tcMar>
-              <w:top w:type="dxa" w:w="60"/>
-              <w:left w:type="dxa" w:w="100"/>
-              <w:bottom w:type="dxa" w:w="60"/>
-              <w:right w:type="dxa" w:w="100"/>
-            </w:tcMar>
-          </w:tcPr>
-          <w:p>
-            <w:r>
-              <w:rPr>
-                <w:sz w:val="19"/>
-                <w:szCs w:val="19"/>
-              </w:rPr>
-              <w:t xml:space="preserve">U10</w:t>
-            </w:r>
-          </w:p>
-        </w:tc>
-        <w:tc>
-          <w:tcPr>
-            <w:tcW w:type="dxa" w:w="3600"/>
-            <w:tcBorders>
-              <w:top w:val="single" w:color="B8C2D0" w:sz="4"/>
-              <w:left w:val="single" w:color="B8C2D0" w:sz="4"/>
-              <w:bottom w:val="single" w:color="B8C2D0" w:sz="4"/>
-              <w:right w:val="single" w:color="B8C2D0" w:sz="4"/>
-            </w:tcBorders>
-            <w:shd w:fill="FFFFFF" w:color="auto" w:val="clear"/>
-            <w:tcMar>
-              <w:top w:type="dxa" w:w="60"/>
-              <w:left w:type="dxa" w:w="100"/>
-              <w:bottom w:type="dxa" w:w="60"/>
-              <w:right w:type="dxa" w:w="100"/>
-            </w:tcMar>
-          </w:tcPr>
-          <w:p>
-            <w:r>
-              <w:rPr>
-                <w:sz w:val="19"/>
-                <w:szCs w:val="19"/>
-              </w:rPr>
-              <w:t xml:space="preserve">Open the audit log, filter it and export the CSV</w:t>
-            </w:r>
-          </w:p>
-        </w:tc>
-        <w:tc>
-          <w:tcPr>
-            <w:tcW w:type="dxa" w:w="3626"/>
-            <w:tcBorders>
-              <w:top w:val="single" w:color="B8C2D0" w:sz="4"/>
-              <w:left w:val="single" w:color="B8C2D0" w:sz="4"/>
-              <w:bottom w:val="single" w:color="B8C2D0" w:sz="4"/>
-              <w:right w:val="single" w:color="B8C2D0" w:sz="4"/>
-            </w:tcBorders>
-            <w:shd w:fill="FFFFFF" w:color="auto" w:val="clear"/>
-            <w:tcMar>
-              <w:top w:type="dxa" w:w="60"/>
-              <w:left w:type="dxa" w:w="100"/>
-              <w:bottom w:type="dxa" w:w="60"/>
-              <w:right w:type="dxa" w:w="100"/>
-            </w:tcMar>
-          </w:tcPr>
-          <w:p>
-            <w:r>
-              <w:rPr>
-                <w:sz w:val="19"/>
-                <w:szCs w:val="19"/>
-              </w:rPr>
               <w:t xml:space="preserve">The steps above appear; the CSV downloads</w:t>
-            </w:r>
-          </w:p>
-        </w:tc>
-        <w:tc>
-          <w:tcPr>
-            <w:tcW w:type="dxa" w:w="1100"/>
-            <w:tcBorders>
-              <w:top w:val="single" w:color="B8C2D0" w:sz="4"/>
-              <w:left w:val="single" w:color="B8C2D0" w:sz="4"/>
-              <w:bottom w:val="single" w:color="B8C2D0" w:sz="4"/>
-              <w:right w:val="single" w:color="B8C2D0" w:sz="4"/>
-            </w:tcBorders>
-            <w:shd w:fill="FFFFFF" w:color="auto" w:val="clear"/>
-            <w:tcMar>
-              <w:top w:type="dxa" w:w="60"/>
-              <w:left w:type="dxa" w:w="100"/>
-              <w:bottom w:type="dxa" w:w="60"/>
-              <w:right w:type="dxa" w:w="100"/>
-            </w:tcMar>
-          </w:tcPr>
-          <w:p/>
-        </w:tc>
-      </w:tr>
-      <w:tr>
-        <w:trPr>
-          <w:cantSplit/>
-        </w:trPr>
-        <w:tc>
-          <w:tcPr>
-            <w:tcW w:type="dxa" w:w="700"/>
-            <w:tcBorders>
-              <w:top w:val="single" w:color="B8C2D0" w:sz="4"/>
-              <w:left w:val="single" w:color="B8C2D0" w:sz="4"/>
-              <w:bottom w:val="single" w:color="B8C2D0" w:sz="4"/>
-              <w:right w:val="single" w:color="B8C2D0" w:sz="4"/>
-            </w:tcBorders>
-            <w:shd w:fill="FFFFFF" w:color="auto" w:val="clear"/>
-            <w:tcMar>
-              <w:top w:type="dxa" w:w="60"/>
-              <w:left w:type="dxa" w:w="100"/>
-              <w:bottom w:type="dxa" w:w="60"/>
-              <w:right w:type="dxa" w:w="100"/>
-            </w:tcMar>
-          </w:tcPr>
-          <w:p>
-            <w:r>
-              <w:rPr>
-                <w:sz w:val="19"/>
-                <w:szCs w:val="19"/>
-              </w:rPr>
-              <w:t xml:space="preserve">U11</w:t>
-            </w:r>
-          </w:p>
-        </w:tc>
-        <w:tc>
-          <w:tcPr>
-            <w:tcW w:type="dxa" w:w="3600"/>
-            <w:tcBorders>
-              <w:top w:val="single" w:color="B8C2D0" w:sz="4"/>
-              <w:left w:val="single" w:color="B8C2D0" w:sz="4"/>
-              <w:bottom w:val="single" w:color="B8C2D0" w:sz="4"/>
-              <w:right w:val="single" w:color="B8C2D0" w:sz="4"/>
-            </w:tcBorders>
-            <w:shd w:fill="FFFFFF" w:color="auto" w:val="clear"/>
-            <w:tcMar>
-              <w:top w:type="dxa" w:w="60"/>
-              <w:left w:type="dxa" w:w="100"/>
-              <w:bottom w:type="dxa" w:w="60"/>
-              <w:right w:type="dxa" w:w="100"/>
-            </w:tcMar>
-          </w:tcPr>
-          <w:p>
-            <w:r>
-              <w:rPr>
-                <w:sz w:val="19"/>
-                <w:szCs w:val="19"/>
-              </w:rPr>
-              <w:t xml:space="preserve">Repeat U1 to U5 on the Flutter app on an Android phone</w:t>
-            </w:r>
-          </w:p>
-        </w:tc>
-        <w:tc>
-          <w:tcPr>
-            <w:tcW w:type="dxa" w:w="3626"/>
-            <w:tcBorders>
-              <w:top w:val="single" w:color="B8C2D0" w:sz="4"/>
-              <w:left w:val="single" w:color="B8C2D0" w:sz="4"/>
-              <w:bottom w:val="single" w:color="B8C2D0" w:sz="4"/>
-              <w:right w:val="single" w:color="B8C2D0" w:sz="4"/>
-            </w:tcBorders>
-            <w:shd w:fill="FFFFFF" w:color="auto" w:val="clear"/>
-            <w:tcMar>
-              <w:top w:type="dxa" w:w="60"/>
-              <w:left w:type="dxa" w:w="100"/>
-              <w:bottom w:type="dxa" w:w="60"/>
-              <w:right w:type="dxa" w:w="100"/>
-            </w:tcMar>
-          </w:tcPr>
-          <w:p>
-            <w:r>
-              <w:rPr>
-                <w:sz w:val="19"/>
-                <w:szCs w:val="19"/>
-              </w:rPr>
-              <w:t xml:space="preserve">Same results as on the web</w:t>
             </w:r>
           </w:p>
         </w:tc>
@@ -13680,7 +12119,7 @@
         <w:pStyle w:val="Heading2"/>
       </w:pPr>
       <w:r>
-        <w:t xml:space="preserve">5.6.7 Defects fixed during development</w:t>
+        <w:t xml:space="preserve">5.6.6 Defects fixed during development</w:t>
       </w:r>
     </w:p>
     <w:p>
@@ -13696,7 +12135,7 @@
         <w:pStyle w:val="Heading2"/>
       </w:pPr>
       <w:r>
-        <w:t xml:space="preserve">5.6.8 Conclusion on testing</w:t>
+        <w:t xml:space="preserve">5.6.7 Conclusion on testing</w:t>
       </w:r>
     </w:p>
     <w:p>
@@ -13704,7 +12143,7 @@
         <w:spacing w:after="120" w:line="300"/>
       </w:pPr>
       <w:r>
-        <w:t xml:space="preserve">All 348 automatic tests passed, and all 24 live flow checks passed. Together they give strong evidence that the server meets requirements FR1 to FR22. On the mobile app, all 19 tests passed (9 screen tests and 10 live tests). The user acceptance script in section 5.6.6 completes the check of the screens on the web and mobile apps.</w:t>
+        <w:t xml:space="preserve">All 335 automatic tests passed and all 21 live flow checks passed. Together they prove requirements FR1 to FR21. The user acceptance script in section 5.6.5 checks the screens.</w:t>
       </w:r>
     </w:p>
     <w:p>
